--- a/public/documentos/GOB-02-acta-de-constitucion-del-proyecto.docx
+++ b/public/documentos/GOB-02-acta-de-constitucion-del-proyecto.docx
@@ -18,7 +18,7 @@
           <w:left w:w="10" w:type="dxa"/>
           <w:right w:w="10" w:type="dxa"/>
         </w:tblCellMar>
-        <w:tblLook w:val="0000" w:firstRow="0" w:lastRow="0" w:firstColumn="0" w:lastColumn="0" w:noHBand="0" w:noVBand="0"/>
+        <w:tblLook w:val="04A0" w:firstRow="1" w:lastRow="0" w:firstColumn="1" w:lastColumn="0" w:noHBand="0" w:noVBand="1"/>
       </w:tblPr>
       <w:tblGrid>
         <w:gridCol w:w="1757"/>
@@ -52,7 +52,7 @@
                 <w:noProof/>
               </w:rPr>
               <w:drawing>
-                <wp:inline distT="0" distB="0" distL="0" distR="0" wp14:anchorId="2C7B2955" wp14:editId="0BED60AC">
+                <wp:inline distT="0" distB="0" distL="0" distR="0" wp14:anchorId="620B2EC1" wp14:editId="620D96C6">
                   <wp:extent cx="990600" cy="990600"/>
                   <wp:effectExtent l="0" t="0" r="0" b="0"/>
                   <wp:docPr id="1" name="Imagen 1"/>
@@ -171,10 +171,10 @@
                 <w:noProof/>
               </w:rPr>
               <w:drawing>
-                <wp:inline distT="0" distB="0" distL="0" distR="0" wp14:anchorId="2CA26234" wp14:editId="6C9E35D0">
+                <wp:inline distT="0" distB="0" distL="0" distR="0" wp14:anchorId="3E5E2304" wp14:editId="3C72184F">
                   <wp:extent cx="800100" cy="800100"/>
                   <wp:effectExtent l="0" t="0" r="0" b="0"/>
-                  <wp:docPr id="2068885415" name="Imagen 2068885415"/>
+                  <wp:docPr id="508876084" name="Imagen 508876084"/>
                   <wp:cNvGraphicFramePr>
                     <a:graphicFrameLocks xmlns:a="http://schemas.openxmlformats.org/drawingml/2006/main" noChangeAspect="1"/>
                   </wp:cNvGraphicFramePr>
@@ -308,7 +308,7 @@
           <w:left w:w="10" w:type="dxa"/>
           <w:right w:w="10" w:type="dxa"/>
         </w:tblCellMar>
-        <w:tblLook w:val="0000" w:firstRow="0" w:lastRow="0" w:firstColumn="0" w:lastColumn="0" w:noHBand="0" w:noVBand="0"/>
+        <w:tblLook w:val="04A0" w:firstRow="1" w:lastRow="0" w:firstColumn="1" w:lastColumn="0" w:noHBand="0" w:noVBand="1"/>
       </w:tblPr>
       <w:tblGrid>
         <w:gridCol w:w="2636"/>
@@ -786,7 +786,7 @@
           <w:left w:w="10" w:type="dxa"/>
           <w:right w:w="10" w:type="dxa"/>
         </w:tblCellMar>
-        <w:tblLook w:val="0000" w:firstRow="0" w:lastRow="0" w:firstColumn="0" w:lastColumn="0" w:noHBand="0" w:noVBand="0"/>
+        <w:tblLook w:val="04A0" w:firstRow="1" w:lastRow="0" w:firstColumn="1" w:lastColumn="0" w:noHBand="0" w:noVBand="1"/>
       </w:tblPr>
       <w:tblGrid>
         <w:gridCol w:w="4042"/>
@@ -1399,7 +1399,7 @@
           <w:left w:w="10" w:type="dxa"/>
           <w:right w:w="10" w:type="dxa"/>
         </w:tblCellMar>
-        <w:tblLook w:val="0000" w:firstRow="0" w:lastRow="0" w:firstColumn="0" w:lastColumn="0" w:noHBand="0" w:noVBand="0"/>
+        <w:tblLook w:val="04A0" w:firstRow="1" w:lastRow="0" w:firstColumn="1" w:lastColumn="0" w:noHBand="0" w:noVBand="1"/>
       </w:tblPr>
       <w:tblGrid>
         <w:gridCol w:w="2636"/>
@@ -1817,7 +1817,7 @@
           <w:left w:w="10" w:type="dxa"/>
           <w:right w:w="10" w:type="dxa"/>
         </w:tblCellMar>
-        <w:tblLook w:val="0000" w:firstRow="0" w:lastRow="0" w:firstColumn="0" w:lastColumn="0" w:noHBand="0" w:noVBand="0"/>
+        <w:tblLook w:val="04A0" w:firstRow="1" w:lastRow="0" w:firstColumn="1" w:lastColumn="0" w:noHBand="0" w:noVBand="1"/>
       </w:tblPr>
       <w:tblGrid>
         <w:gridCol w:w="1054"/>
@@ -2158,7 +2158,7 @@
           <w:left w:w="10" w:type="dxa"/>
           <w:right w:w="10" w:type="dxa"/>
         </w:tblCellMar>
-        <w:tblLook w:val="0000" w:firstRow="0" w:lastRow="0" w:firstColumn="0" w:lastColumn="0" w:noHBand="0" w:noVBand="0"/>
+        <w:tblLook w:val="04A0" w:firstRow="1" w:lastRow="0" w:firstColumn="1" w:lastColumn="0" w:noHBand="0" w:noVBand="1"/>
       </w:tblPr>
       <w:tblGrid>
         <w:gridCol w:w="2636"/>
@@ -2498,7 +2498,7 @@
           <w:left w:w="10" w:type="dxa"/>
           <w:right w:w="10" w:type="dxa"/>
         </w:tblCellMar>
-        <w:tblLook w:val="0000" w:firstRow="0" w:lastRow="0" w:firstColumn="0" w:lastColumn="0" w:noHBand="0" w:noVBand="0"/>
+        <w:tblLook w:val="04A0" w:firstRow="1" w:lastRow="0" w:firstColumn="1" w:lastColumn="0" w:noHBand="0" w:noVBand="1"/>
       </w:tblPr>
       <w:tblGrid>
         <w:gridCol w:w="8787"/>
@@ -2585,7 +2585,7 @@
     <w:sdt>
       <w:sdtPr>
         <w:alias w:val="Contenido"/>
-        <w:id w:val="-861358016"/>
+        <w:id w:val="-668783931"/>
       </w:sdtPr>
       <w:sdtEndPr/>
       <w:sdtContent>
@@ -2611,7 +2611,7 @@
           <w:r>
             <w:fldChar w:fldCharType="separate"/>
           </w:r>
-          <w:hyperlink w:anchor="_Toc242536591" w:history="1">
+          <w:hyperlink w:anchor="_Toc242538589" w:history="1">
             <w:r>
               <w:rPr>
                 <w:rStyle w:val="Hipervnculo"/>
@@ -2635,7 +2635,7 @@
               <w:rPr>
                 <w:noProof/>
               </w:rPr>
-              <w:instrText xml:space="preserve"> PAGEREF _Toc242536591 \h </w:instrText>
+              <w:instrText xml:space="preserve"> PAGEREF _Toc242538589 \h </w:instrText>
             </w:r>
             <w:r>
               <w:rPr>
@@ -2675,7 +2675,7 @@
               <w14:ligatures w14:val="standardContextual"/>
             </w:rPr>
           </w:pPr>
-          <w:hyperlink w:anchor="_Toc242536592" w:history="1">
+          <w:hyperlink w:anchor="_Toc242538590" w:history="1">
             <w:r>
               <w:rPr>
                 <w:rStyle w:val="Hipervnculo"/>
@@ -2699,7 +2699,7 @@
               <w:rPr>
                 <w:noProof/>
               </w:rPr>
-              <w:instrText xml:space="preserve"> PAGEREF _Toc242536592 \h </w:instrText>
+              <w:instrText xml:space="preserve"> PAGEREF _Toc242538590 \h </w:instrText>
             </w:r>
             <w:r>
               <w:rPr>
@@ -2739,7 +2739,7 @@
               <w14:ligatures w14:val="standardContextual"/>
             </w:rPr>
           </w:pPr>
-          <w:hyperlink w:anchor="_Toc242536593" w:history="1">
+          <w:hyperlink w:anchor="_Toc242538591" w:history="1">
             <w:r>
               <w:rPr>
                 <w:rStyle w:val="Hipervnculo"/>
@@ -2763,7 +2763,7 @@
               <w:rPr>
                 <w:noProof/>
               </w:rPr>
-              <w:instrText xml:space="preserve"> PAGEREF _Toc242536593 \h </w:instrText>
+              <w:instrText xml:space="preserve"> PAGEREF _Toc242538591 \h </w:instrText>
             </w:r>
             <w:r>
               <w:rPr>
@@ -2803,7 +2803,7 @@
               <w14:ligatures w14:val="standardContextual"/>
             </w:rPr>
           </w:pPr>
-          <w:hyperlink w:anchor="_Toc242536594" w:history="1">
+          <w:hyperlink w:anchor="_Toc242538592" w:history="1">
             <w:r>
               <w:rPr>
                 <w:rStyle w:val="Hipervnculo"/>
@@ -2827,7 +2827,7 @@
               <w:rPr>
                 <w:noProof/>
               </w:rPr>
-              <w:instrText xml:space="preserve"> PAGEREF _Toc242536594 \h </w:instrText>
+              <w:instrText xml:space="preserve"> PAGEREF _Toc242538592 \h </w:instrText>
             </w:r>
             <w:r>
               <w:rPr>
@@ -2867,7 +2867,7 @@
               <w14:ligatures w14:val="standardContextual"/>
             </w:rPr>
           </w:pPr>
-          <w:hyperlink w:anchor="_Toc242536595" w:history="1">
+          <w:hyperlink w:anchor="_Toc242538593" w:history="1">
             <w:r>
               <w:rPr>
                 <w:rStyle w:val="Hipervnculo"/>
@@ -2891,7 +2891,7 @@
               <w:rPr>
                 <w:noProof/>
               </w:rPr>
-              <w:instrText xml:space="preserve"> PAGEREF _Toc242536595 \h </w:instrText>
+              <w:instrText xml:space="preserve"> PAGEREF _Toc242538593 \h </w:instrText>
             </w:r>
             <w:r>
               <w:rPr>
@@ -2931,7 +2931,7 @@
               <w14:ligatures w14:val="standardContextual"/>
             </w:rPr>
           </w:pPr>
-          <w:hyperlink w:anchor="_Toc242536596" w:history="1">
+          <w:hyperlink w:anchor="_Toc242538594" w:history="1">
             <w:r>
               <w:rPr>
                 <w:rStyle w:val="Hipervnculo"/>
@@ -2955,7 +2955,7 @@
               <w:rPr>
                 <w:noProof/>
               </w:rPr>
-              <w:instrText xml:space="preserve"> PAGEREF _Toc242536596 \h </w:instrText>
+              <w:instrText xml:space="preserve"> PAGEREF _Toc242538594 \h </w:instrText>
             </w:r>
             <w:r>
               <w:rPr>
@@ -2995,7 +2995,7 @@
               <w14:ligatures w14:val="standardContextual"/>
             </w:rPr>
           </w:pPr>
-          <w:hyperlink w:anchor="_Toc242536597" w:history="1">
+          <w:hyperlink w:anchor="_Toc242538595" w:history="1">
             <w:r>
               <w:rPr>
                 <w:rStyle w:val="Hipervnculo"/>
@@ -3019,7 +3019,7 @@
               <w:rPr>
                 <w:noProof/>
               </w:rPr>
-              <w:instrText xml:space="preserve"> PAGEREF _Toc242536597 \h </w:instrText>
+              <w:instrText xml:space="preserve"> PAGEREF _Toc242538595 \h </w:instrText>
             </w:r>
             <w:r>
               <w:rPr>
@@ -3059,7 +3059,7 @@
               <w14:ligatures w14:val="standardContextual"/>
             </w:rPr>
           </w:pPr>
-          <w:hyperlink w:anchor="_Toc242536598" w:history="1">
+          <w:hyperlink w:anchor="_Toc242538596" w:history="1">
             <w:r>
               <w:rPr>
                 <w:rStyle w:val="Hipervnculo"/>
@@ -3083,7 +3083,7 @@
               <w:rPr>
                 <w:noProof/>
               </w:rPr>
-              <w:instrText xml:space="preserve"> PAGEREF _Toc242536598 \h </w:instrText>
+              <w:instrText xml:space="preserve"> PAGEREF _Toc242538596 \h </w:instrText>
             </w:r>
             <w:r>
               <w:rPr>
@@ -3123,7 +3123,7 @@
               <w14:ligatures w14:val="standardContextual"/>
             </w:rPr>
           </w:pPr>
-          <w:hyperlink w:anchor="_Toc242536599" w:history="1">
+          <w:hyperlink w:anchor="_Toc242538597" w:history="1">
             <w:r>
               <w:rPr>
                 <w:rStyle w:val="Hipervnculo"/>
@@ -3147,7 +3147,7 @@
               <w:rPr>
                 <w:noProof/>
               </w:rPr>
-              <w:instrText xml:space="preserve"> PAGEREF _Toc242536599 \h </w:instrText>
+              <w:instrText xml:space="preserve"> PAGEREF _Toc242538597 \h </w:instrText>
             </w:r>
             <w:r>
               <w:rPr>
@@ -3187,7 +3187,7 @@
               <w14:ligatures w14:val="standardContextual"/>
             </w:rPr>
           </w:pPr>
-          <w:hyperlink w:anchor="_Toc242536600" w:history="1">
+          <w:hyperlink w:anchor="_Toc242538598" w:history="1">
             <w:r>
               <w:rPr>
                 <w:rStyle w:val="Hipervnculo"/>
@@ -3211,7 +3211,7 @@
               <w:rPr>
                 <w:noProof/>
               </w:rPr>
-              <w:instrText xml:space="preserve"> PAGEREF _Toc242536600 \h </w:instrText>
+              <w:instrText xml:space="preserve"> PAGEREF _Toc242538598 \h </w:instrText>
             </w:r>
             <w:r>
               <w:rPr>
@@ -3251,7 +3251,7 @@
               <w14:ligatures w14:val="standardContextual"/>
             </w:rPr>
           </w:pPr>
-          <w:hyperlink w:anchor="_Toc242536601" w:history="1">
+          <w:hyperlink w:anchor="_Toc242538599" w:history="1">
             <w:r>
               <w:rPr>
                 <w:rStyle w:val="Hipervnculo"/>
@@ -3275,7 +3275,7 @@
               <w:rPr>
                 <w:noProof/>
               </w:rPr>
-              <w:instrText xml:space="preserve"> PAGEREF _Toc242536601 \h </w:instrText>
+              <w:instrText xml:space="preserve"> PAGEREF _Toc242538599 \h </w:instrText>
             </w:r>
             <w:r>
               <w:rPr>
@@ -3315,7 +3315,7 @@
               <w14:ligatures w14:val="standardContextual"/>
             </w:rPr>
           </w:pPr>
-          <w:hyperlink w:anchor="_Toc242536602" w:history="1">
+          <w:hyperlink w:anchor="_Toc242538600" w:history="1">
             <w:r>
               <w:rPr>
                 <w:rStyle w:val="Hipervnculo"/>
@@ -3339,7 +3339,7 @@
               <w:rPr>
                 <w:noProof/>
               </w:rPr>
-              <w:instrText xml:space="preserve"> PAGEREF _Toc242536602 \h </w:instrText>
+              <w:instrText xml:space="preserve"> PAGEREF _Toc242538600 \h </w:instrText>
             </w:r>
             <w:r>
               <w:rPr>
@@ -3379,7 +3379,7 @@
               <w14:ligatures w14:val="standardContextual"/>
             </w:rPr>
           </w:pPr>
-          <w:hyperlink w:anchor="_Toc242536603" w:history="1">
+          <w:hyperlink w:anchor="_Toc242538601" w:history="1">
             <w:r>
               <w:rPr>
                 <w:rStyle w:val="Hipervnculo"/>
@@ -3403,7 +3403,7 @@
               <w:rPr>
                 <w:noProof/>
               </w:rPr>
-              <w:instrText xml:space="preserve"> PAGEREF _Toc242536603 \h </w:instrText>
+              <w:instrText xml:space="preserve"> PAGEREF _Toc242538601 \h </w:instrText>
             </w:r>
             <w:r>
               <w:rPr>
@@ -3453,7 +3453,7 @@
       <w:pPr>
         <w:pStyle w:val="Ttulo1"/>
       </w:pPr>
-      <w:bookmarkStart w:id="0" w:name="_Toc242536591"/>
+      <w:bookmarkStart w:id="0" w:name="_Toc242538589"/>
       <w:r>
         <w:lastRenderedPageBreak/>
         <w:t>1. Datos generales</w:t>
@@ -3476,7 +3476,7 @@
           <w:left w:w="10" w:type="dxa"/>
           <w:right w:w="10" w:type="dxa"/>
         </w:tblCellMar>
-        <w:tblLook w:val="0000" w:firstRow="0" w:lastRow="0" w:firstColumn="0" w:lastColumn="0" w:noHBand="0" w:noVBand="0"/>
+        <w:tblLook w:val="04A0" w:firstRow="1" w:lastRow="0" w:firstColumn="1" w:lastColumn="0" w:noHBand="0" w:noVBand="1"/>
       </w:tblPr>
       <w:tblGrid>
         <w:gridCol w:w="2636"/>
@@ -4194,7 +4194,7 @@
       <w:pPr>
         <w:pStyle w:val="Ttulo1"/>
       </w:pPr>
-      <w:bookmarkStart w:id="1" w:name="_Toc242536592"/>
+      <w:bookmarkStart w:id="1" w:name="_Toc242538590"/>
       <w:r>
         <w:t>2. Propósito y justificación del proyecto</w:t>
       </w:r>
@@ -4222,7 +4222,7 @@
       <w:pPr>
         <w:pStyle w:val="Ttulo1"/>
       </w:pPr>
-      <w:bookmarkStart w:id="2" w:name="_Toc242536593"/>
+      <w:bookmarkStart w:id="2" w:name="_Toc242538591"/>
       <w:r>
         <w:t>3. Objetivos medibles y criterios de éxito</w:t>
       </w:r>
@@ -4270,7 +4270,7 @@
           <w:left w:w="10" w:type="dxa"/>
           <w:right w:w="10" w:type="dxa"/>
         </w:tblCellMar>
-        <w:tblLook w:val="0000" w:firstRow="0" w:lastRow="0" w:firstColumn="0" w:lastColumn="0" w:noHBand="0" w:noVBand="0"/>
+        <w:tblLook w:val="04A0" w:firstRow="1" w:lastRow="0" w:firstColumn="1" w:lastColumn="0" w:noHBand="0" w:noVBand="1"/>
       </w:tblPr>
       <w:tblGrid>
         <w:gridCol w:w="1581"/>
@@ -5166,7 +5166,7 @@
       <w:pPr>
         <w:pStyle w:val="Ttulo1"/>
       </w:pPr>
-      <w:bookmarkStart w:id="3" w:name="_Toc242536594"/>
+      <w:bookmarkStart w:id="3" w:name="_Toc242538592"/>
       <w:r>
         <w:t>4. Requisitos de alto nivel</w:t>
       </w:r>
@@ -5297,7 +5297,7 @@
       <w:pPr>
         <w:pStyle w:val="Ttulo1"/>
       </w:pPr>
-      <w:bookmarkStart w:id="4" w:name="_Toc242536595"/>
+      <w:bookmarkStart w:id="4" w:name="_Toc242538593"/>
       <w:r>
         <w:t>5. Descripción de alto nivel, límites y entregables clave</w:t>
       </w:r>
@@ -5354,7 +5354,7 @@
           <w:left w:w="10" w:type="dxa"/>
           <w:right w:w="10" w:type="dxa"/>
         </w:tblCellMar>
-        <w:tblLook w:val="0000" w:firstRow="0" w:lastRow="0" w:firstColumn="0" w:lastColumn="0" w:noHBand="0" w:noVBand="0"/>
+        <w:tblLook w:val="04A0" w:firstRow="1" w:lastRow="0" w:firstColumn="1" w:lastColumn="0" w:noHBand="0" w:noVBand="1"/>
       </w:tblPr>
       <w:tblGrid>
         <w:gridCol w:w="1054"/>
@@ -6487,7 +6487,7 @@
           <w:left w:w="10" w:type="dxa"/>
           <w:right w:w="10" w:type="dxa"/>
         </w:tblCellMar>
-        <w:tblLook w:val="0000" w:firstRow="0" w:lastRow="0" w:firstColumn="0" w:lastColumn="0" w:noHBand="0" w:noVBand="0"/>
+        <w:tblLook w:val="04A0" w:firstRow="1" w:lastRow="0" w:firstColumn="1" w:lastColumn="0" w:noHBand="0" w:noVBand="1"/>
       </w:tblPr>
       <w:tblGrid>
         <w:gridCol w:w="4393"/>
@@ -6788,7 +6788,7 @@
       <w:pPr>
         <w:pStyle w:val="Ttulo1"/>
       </w:pPr>
-      <w:bookmarkStart w:id="5" w:name="_Toc242536596"/>
+      <w:bookmarkStart w:id="5" w:name="_Toc242538594"/>
       <w:r>
         <w:t>6. Riesgo general del proyecto</w:t>
       </w:r>
@@ -6817,7 +6817,7 @@
       <w:pPr>
         <w:pStyle w:val="Ttulo1"/>
       </w:pPr>
-      <w:bookmarkStart w:id="6" w:name="_Toc242536597"/>
+      <w:bookmarkStart w:id="6" w:name="_Toc242538595"/>
       <w:r>
         <w:t>7. Resumen del cronograma de hitos</w:t>
       </w:r>
@@ -6865,7 +6865,7 @@
           <w:left w:w="10" w:type="dxa"/>
           <w:right w:w="10" w:type="dxa"/>
         </w:tblCellMar>
-        <w:tblLook w:val="0000" w:firstRow="0" w:lastRow="0" w:firstColumn="0" w:lastColumn="0" w:noHBand="0" w:noVBand="0"/>
+        <w:tblLook w:val="04A0" w:firstRow="1" w:lastRow="0" w:firstColumn="1" w:lastColumn="0" w:noHBand="0" w:noVBand="1"/>
       </w:tblPr>
       <w:tblGrid>
         <w:gridCol w:w="2636"/>
@@ -7880,7 +7880,7 @@
       <w:pPr>
         <w:pStyle w:val="Ttulo1"/>
       </w:pPr>
-      <w:bookmarkStart w:id="7" w:name="_Toc242536598"/>
+      <w:bookmarkStart w:id="7" w:name="_Toc242538596"/>
       <w:r>
         <w:t>8. Recursos financieros preaprobados</w:t>
       </w:r>
@@ -7902,7 +7902,7 @@
           <w:left w:w="10" w:type="dxa"/>
           <w:right w:w="10" w:type="dxa"/>
         </w:tblCellMar>
-        <w:tblLook w:val="0000" w:firstRow="0" w:lastRow="0" w:firstColumn="0" w:lastColumn="0" w:noHBand="0" w:noVBand="0"/>
+        <w:tblLook w:val="04A0" w:firstRow="1" w:lastRow="0" w:firstColumn="1" w:lastColumn="0" w:noHBand="0" w:noVBand="1"/>
       </w:tblPr>
       <w:tblGrid>
         <w:gridCol w:w="2636"/>
@@ -8326,7 +8326,7 @@
       <w:pPr>
         <w:pStyle w:val="Ttulo1"/>
       </w:pPr>
-      <w:bookmarkStart w:id="8" w:name="_Toc242536599"/>
+      <w:bookmarkStart w:id="8" w:name="_Toc242538597"/>
       <w:r>
         <w:t>9. Lista de interesados clave</w:t>
       </w:r>
@@ -8374,7 +8374,7 @@
           <w:left w:w="10" w:type="dxa"/>
           <w:right w:w="10" w:type="dxa"/>
         </w:tblCellMar>
-        <w:tblLook w:val="0000" w:firstRow="0" w:lastRow="0" w:firstColumn="0" w:lastColumn="0" w:noHBand="0" w:noVBand="0"/>
+        <w:tblLook w:val="04A0" w:firstRow="1" w:lastRow="0" w:firstColumn="1" w:lastColumn="0" w:noHBand="0" w:noVBand="1"/>
       </w:tblPr>
       <w:tblGrid>
         <w:gridCol w:w="2460"/>
@@ -9395,7 +9395,7 @@
       <w:pPr>
         <w:pStyle w:val="Ttulo1"/>
       </w:pPr>
-      <w:bookmarkStart w:id="9" w:name="_Toc242536600"/>
+      <w:bookmarkStart w:id="9" w:name="_Toc242538598"/>
       <w:r>
         <w:lastRenderedPageBreak/>
         <w:t>10. Requisitos de aprobación del proyecto</w:t>
@@ -9444,7 +9444,7 @@
           <w:left w:w="10" w:type="dxa"/>
           <w:right w:w="10" w:type="dxa"/>
         </w:tblCellMar>
-        <w:tblLook w:val="0000" w:firstRow="0" w:lastRow="0" w:firstColumn="0" w:lastColumn="0" w:noHBand="0" w:noVBand="0"/>
+        <w:tblLook w:val="04A0" w:firstRow="1" w:lastRow="0" w:firstColumn="1" w:lastColumn="0" w:noHBand="0" w:noVBand="1"/>
       </w:tblPr>
       <w:tblGrid>
         <w:gridCol w:w="3339"/>
@@ -10241,7 +10241,7 @@
       <w:pPr>
         <w:pStyle w:val="Ttulo1"/>
       </w:pPr>
-      <w:bookmarkStart w:id="10" w:name="_Toc242536601"/>
+      <w:bookmarkStart w:id="10" w:name="_Toc242538599"/>
       <w:r>
         <w:t>11. Criterios de salida del proyecto</w:t>
       </w:r>
@@ -10393,7 +10393,7 @@
       <w:pPr>
         <w:pStyle w:val="Ttulo1"/>
       </w:pPr>
-      <w:bookmarkStart w:id="11" w:name="_Toc242536602"/>
+      <w:bookmarkStart w:id="11" w:name="_Toc242538600"/>
       <w:r>
         <w:lastRenderedPageBreak/>
         <w:t>12. Director del proyecto: responsabilidad y nivel de autoridad</w:t>
@@ -10416,7 +10416,7 @@
           <w:left w:w="10" w:type="dxa"/>
           <w:right w:w="10" w:type="dxa"/>
         </w:tblCellMar>
-        <w:tblLook w:val="0000" w:firstRow="0" w:lastRow="0" w:firstColumn="0" w:lastColumn="0" w:noHBand="0" w:noVBand="0"/>
+        <w:tblLook w:val="04A0" w:firstRow="1" w:lastRow="0" w:firstColumn="1" w:lastColumn="0" w:noHBand="0" w:noVBand="1"/>
       </w:tblPr>
       <w:tblGrid>
         <w:gridCol w:w="2636"/>
@@ -10822,7 +10822,7 @@
       <w:pPr>
         <w:pStyle w:val="Ttulo1"/>
       </w:pPr>
-      <w:bookmarkStart w:id="12" w:name="_Toc242536603"/>
+      <w:bookmarkStart w:id="12" w:name="_Toc242538601"/>
       <w:r>
         <w:t>13. Patrocinadora y autorización</w:t>
       </w:r>
@@ -10853,7 +10853,7 @@
           <w:left w:w="10" w:type="dxa"/>
           <w:right w:w="10" w:type="dxa"/>
         </w:tblCellMar>
-        <w:tblLook w:val="0000" w:firstRow="0" w:lastRow="0" w:firstColumn="0" w:lastColumn="0" w:noHBand="0" w:noVBand="0"/>
+        <w:tblLook w:val="04A0" w:firstRow="1" w:lastRow="0" w:firstColumn="1" w:lastColumn="0" w:noHBand="0" w:noVBand="1"/>
       </w:tblPr>
       <w:tblGrid>
         <w:gridCol w:w="8787"/>
@@ -10934,7 +10934,7 @@
           <w:left w:w="10" w:type="dxa"/>
           <w:right w:w="10" w:type="dxa"/>
         </w:tblCellMar>
-        <w:tblLook w:val="0000" w:firstRow="0" w:lastRow="0" w:firstColumn="0" w:lastColumn="0" w:noHBand="0" w:noVBand="0"/>
+        <w:tblLook w:val="04A0" w:firstRow="1" w:lastRow="0" w:firstColumn="1" w:lastColumn="0" w:noHBand="0" w:noVBand="1"/>
       </w:tblPr>
       <w:tblGrid>
         <w:gridCol w:w="2929"/>
@@ -11562,64 +11562,64 @@
 <file path=word/numbering.xml><?xml version="1.0" encoding="utf-8"?>
 <w:numbering xmlns:wpc="http://schemas.microsoft.com/office/word/2010/wordprocessingCanvas" xmlns:cx="http://schemas.microsoft.com/office/drawing/2014/chartex" xmlns:cx1="http://schemas.microsoft.com/office/drawing/2015/9/8/chartex" xmlns:cx2="http://schemas.microsoft.com/office/drawing/2015/10/21/chartex" xmlns:cx3="http://schemas.microsoft.com/office/drawing/2016/5/9/chartex" xmlns:cx4="http://schemas.microsoft.com/office/drawing/2016/5/10/chartex" xmlns:cx5="http://schemas.microsoft.com/office/drawing/2016/5/11/chartex" xmlns:cx6="http://schemas.microsoft.com/office/drawing/2016/5/12/chartex" xmlns:cx7="http://schemas.microsoft.com/office/drawing/2016/5/13/chartex" xmlns:cx8="http://schemas.microsoft.com/office/drawing/2016/5/14/chartex" xmlns:mc="http://schemas.openxmlformats.org/markup-compatibility/2006" xmlns:aink="http://schemas.microsoft.com/office/drawing/2016/ink" xmlns:am3d="http://schemas.microsoft.com/office/drawing/2017/model3d" xmlns:o="urn:schemas-microsoft-com:office:office" xmlns:oel="http://schemas.microsoft.com/office/2019/extlst" xmlns:r="http://schemas.openxmlformats.org/officeDocument/2006/relationships" xmlns:m="http://schemas.openxmlformats.org/officeDocument/2006/math" xmlns:v="urn:schemas-microsoft-com:vml" xmlns:wp14="http://schemas.microsoft.com/office/word/2010/wordprocessingDrawing" xmlns:wp="http://schemas.openxmlformats.org/drawingml/2006/wordprocessingDrawing" xmlns:w10="urn:schemas-microsoft-com:office:word" xmlns:w="http://schemas.openxmlformats.org/wordprocessingml/2006/main" xmlns:w14="http://schemas.microsoft.com/office/word/2010/wordml" xmlns:w15="http://schemas.microsoft.com/office/word/2012/wordml" xmlns:w16cex="http://schemas.microsoft.com/office/word/2018/wordml/cex" xmlns:w16cid="http://schemas.microsoft.com/office/word/2016/wordml/cid" xmlns:w16="http://schemas.microsoft.com/office/word/2018/wordml" xmlns:w16du="http://schemas.microsoft.com/office/word/2023/wordml/word16du" xmlns:w16sdtdh="http://schemas.microsoft.com/office/word/2020/wordml/sdtdatahash" xmlns:w16sdtfl="http://schemas.microsoft.com/office/word/2024/wordml/sdtformatlock" xmlns:w16se="http://schemas.microsoft.com/office/word/2015/wordml/symex" xmlns:wpg="http://schemas.microsoft.com/office/word/2010/wordprocessingGroup" xmlns:wpi="http://schemas.microsoft.com/office/word/2010/wordprocessingInk" xmlns:wne="http://schemas.microsoft.com/office/word/2006/wordml" xmlns:wps="http://schemas.microsoft.com/office/word/2010/wordprocessingShape" mc:Ignorable="w14 w15 w16se w16cid w16 w16cex w16sdtdh w16sdtfl w16du wp14">
   <w:abstractNum w:abstractNumId="0" w15:restartNumberingAfterBreak="0">
-    <w:nsid w:val="3F491276"/>
+    <w:nsid w:val="08C76E7A"/>
     <w:multiLevelType w:val="hybridMultilevel"/>
-    <w:tmpl w:val="E36648DA"/>
-    <w:lvl w:ilvl="0" w:tplc="3A566C84">
+    <w:tmpl w:val="FCF4B3BE"/>
+    <w:lvl w:ilvl="0" w:tplc="38A8F246">
       <w:start w:val="1"/>
-      <w:numFmt w:val="bullet"/>
-      <w:lvlText w:val="•"/>
+      <w:numFmt w:val="decimal"/>
+      <w:lvlText w:val="%1."/>
       <w:lvlJc w:val="left"/>
       <w:pPr>
-        <w:ind w:left="560" w:hanging="280"/>
+        <w:ind w:left="560" w:hanging="340"/>
       </w:pPr>
     </w:lvl>
-    <w:lvl w:ilvl="1" w:tplc="661A4F72">
+    <w:lvl w:ilvl="1" w:tplc="32900C3A">
       <w:numFmt w:val="decimal"/>
       <w:lvlText w:val=""/>
       <w:lvlJc w:val="left"/>
     </w:lvl>
-    <w:lvl w:ilvl="2" w:tplc="3F9E2418">
+    <w:lvl w:ilvl="2" w:tplc="55A4001C">
       <w:numFmt w:val="decimal"/>
       <w:lvlText w:val=""/>
       <w:lvlJc w:val="left"/>
     </w:lvl>
-    <w:lvl w:ilvl="3" w:tplc="1F4E4C36">
+    <w:lvl w:ilvl="3" w:tplc="A6A6AD5A">
       <w:numFmt w:val="decimal"/>
       <w:lvlText w:val=""/>
       <w:lvlJc w:val="left"/>
     </w:lvl>
-    <w:lvl w:ilvl="4" w:tplc="30AA6B8E">
+    <w:lvl w:ilvl="4" w:tplc="C55A90C0">
       <w:numFmt w:val="decimal"/>
       <w:lvlText w:val=""/>
       <w:lvlJc w:val="left"/>
     </w:lvl>
-    <w:lvl w:ilvl="5" w:tplc="8E4805C4">
+    <w:lvl w:ilvl="5" w:tplc="79D2DED4">
       <w:numFmt w:val="decimal"/>
       <w:lvlText w:val=""/>
       <w:lvlJc w:val="left"/>
     </w:lvl>
-    <w:lvl w:ilvl="6" w:tplc="9EC69B5E">
+    <w:lvl w:ilvl="6" w:tplc="0C14D15E">
       <w:numFmt w:val="decimal"/>
       <w:lvlText w:val=""/>
       <w:lvlJc w:val="left"/>
     </w:lvl>
-    <w:lvl w:ilvl="7" w:tplc="FAAE672C">
+    <w:lvl w:ilvl="7" w:tplc="9510F222">
       <w:numFmt w:val="decimal"/>
       <w:lvlText w:val=""/>
       <w:lvlJc w:val="left"/>
     </w:lvl>
-    <w:lvl w:ilvl="8" w:tplc="98DCDC7A">
+    <w:lvl w:ilvl="8" w:tplc="B68A78DC">
       <w:numFmt w:val="decimal"/>
       <w:lvlText w:val=""/>
       <w:lvlJc w:val="left"/>
     </w:lvl>
   </w:abstractNum>
   <w:abstractNum w:abstractNumId="1" w15:restartNumberingAfterBreak="0">
-    <w:nsid w:val="42C7085F"/>
+    <w:nsid w:val="2D2B7FBA"/>
     <w:multiLevelType w:val="hybridMultilevel"/>
-    <w:tmpl w:val="CB9E1D60"/>
-    <w:lvl w:ilvl="0" w:tplc="356E1730">
+    <w:tmpl w:val="957AD4AC"/>
+    <w:lvl w:ilvl="0" w:tplc="63E6F0F4">
       <w:start w:val="1"/>
       <w:numFmt w:val="bullet"/>
       <w:lvlText w:val="●"/>
@@ -11628,7 +11628,7 @@
         <w:ind w:left="720" w:hanging="360"/>
       </w:pPr>
     </w:lvl>
-    <w:lvl w:ilvl="1" w:tplc="E4D09C6A">
+    <w:lvl w:ilvl="1" w:tplc="76C62C62">
       <w:start w:val="1"/>
       <w:numFmt w:val="bullet"/>
       <w:lvlText w:val="○"/>
@@ -11637,7 +11637,7 @@
         <w:ind w:left="1440" w:hanging="360"/>
       </w:pPr>
     </w:lvl>
-    <w:lvl w:ilvl="2" w:tplc="36863646">
+    <w:lvl w:ilvl="2" w:tplc="29C013B8">
       <w:start w:val="1"/>
       <w:numFmt w:val="bullet"/>
       <w:lvlText w:val="■"/>
@@ -11646,7 +11646,7 @@
         <w:ind w:left="2160" w:hanging="360"/>
       </w:pPr>
     </w:lvl>
-    <w:lvl w:ilvl="3" w:tplc="952EA0F4">
+    <w:lvl w:ilvl="3" w:tplc="D398F91C">
       <w:start w:val="1"/>
       <w:numFmt w:val="bullet"/>
       <w:lvlText w:val="●"/>
@@ -11655,7 +11655,7 @@
         <w:ind w:left="2880" w:hanging="360"/>
       </w:pPr>
     </w:lvl>
-    <w:lvl w:ilvl="4" w:tplc="55889FA6">
+    <w:lvl w:ilvl="4" w:tplc="6C40630E">
       <w:start w:val="1"/>
       <w:numFmt w:val="bullet"/>
       <w:lvlText w:val="○"/>
@@ -11664,7 +11664,7 @@
         <w:ind w:left="3600" w:hanging="360"/>
       </w:pPr>
     </w:lvl>
-    <w:lvl w:ilvl="5" w:tplc="0AB875D6">
+    <w:lvl w:ilvl="5" w:tplc="820A33E0">
       <w:start w:val="1"/>
       <w:numFmt w:val="bullet"/>
       <w:lvlText w:val="■"/>
@@ -11673,7 +11673,7 @@
         <w:ind w:left="4320" w:hanging="360"/>
       </w:pPr>
     </w:lvl>
-    <w:lvl w:ilvl="6" w:tplc="0CC424E4">
+    <w:lvl w:ilvl="6" w:tplc="69B25DA2">
       <w:start w:val="1"/>
       <w:numFmt w:val="bullet"/>
       <w:lvlText w:val="●"/>
@@ -11682,7 +11682,7 @@
         <w:ind w:left="5040" w:hanging="360"/>
       </w:pPr>
     </w:lvl>
-    <w:lvl w:ilvl="7" w:tplc="938AC24E">
+    <w:lvl w:ilvl="7" w:tplc="A120D6BE">
       <w:start w:val="1"/>
       <w:numFmt w:val="bullet"/>
       <w:lvlText w:val="●"/>
@@ -11691,7 +11691,7 @@
         <w:ind w:left="5760" w:hanging="360"/>
       </w:pPr>
     </w:lvl>
-    <w:lvl w:ilvl="8" w:tplc="ABF8D6F6">
+    <w:lvl w:ilvl="8" w:tplc="B1988492">
       <w:start w:val="1"/>
       <w:numFmt w:val="bullet"/>
       <w:lvlText w:val="●"/>
@@ -11702,67 +11702,67 @@
     </w:lvl>
   </w:abstractNum>
   <w:abstractNum w:abstractNumId="2" w15:restartNumberingAfterBreak="0">
-    <w:nsid w:val="53342B65"/>
+    <w:nsid w:val="642D64B8"/>
     <w:multiLevelType w:val="hybridMultilevel"/>
-    <w:tmpl w:val="F1C247B0"/>
-    <w:lvl w:ilvl="0" w:tplc="7A1866C6">
+    <w:tmpl w:val="6C44D9CC"/>
+    <w:lvl w:ilvl="0" w:tplc="FE468B28">
       <w:start w:val="1"/>
-      <w:numFmt w:val="decimal"/>
-      <w:lvlText w:val="%1."/>
+      <w:numFmt w:val="bullet"/>
+      <w:lvlText w:val="•"/>
       <w:lvlJc w:val="left"/>
       <w:pPr>
-        <w:ind w:left="560" w:hanging="340"/>
+        <w:ind w:left="560" w:hanging="280"/>
       </w:pPr>
     </w:lvl>
-    <w:lvl w:ilvl="1" w:tplc="3E722AA4">
+    <w:lvl w:ilvl="1" w:tplc="FC3420E4">
       <w:numFmt w:val="decimal"/>
       <w:lvlText w:val=""/>
       <w:lvlJc w:val="left"/>
     </w:lvl>
-    <w:lvl w:ilvl="2" w:tplc="4882102C">
+    <w:lvl w:ilvl="2" w:tplc="287695C4">
       <w:numFmt w:val="decimal"/>
       <w:lvlText w:val=""/>
       <w:lvlJc w:val="left"/>
     </w:lvl>
-    <w:lvl w:ilvl="3" w:tplc="C6B4973C">
+    <w:lvl w:ilvl="3" w:tplc="E8D6FF58">
       <w:numFmt w:val="decimal"/>
       <w:lvlText w:val=""/>
       <w:lvlJc w:val="left"/>
     </w:lvl>
-    <w:lvl w:ilvl="4" w:tplc="55D2D8D4">
+    <w:lvl w:ilvl="4" w:tplc="851ACFB2">
       <w:numFmt w:val="decimal"/>
       <w:lvlText w:val=""/>
       <w:lvlJc w:val="left"/>
     </w:lvl>
-    <w:lvl w:ilvl="5" w:tplc="EFCC0106">
+    <w:lvl w:ilvl="5" w:tplc="8762399C">
       <w:numFmt w:val="decimal"/>
       <w:lvlText w:val=""/>
       <w:lvlJc w:val="left"/>
     </w:lvl>
-    <w:lvl w:ilvl="6" w:tplc="85D47EBE">
+    <w:lvl w:ilvl="6" w:tplc="947CEE2E">
       <w:numFmt w:val="decimal"/>
       <w:lvlText w:val=""/>
       <w:lvlJc w:val="left"/>
     </w:lvl>
-    <w:lvl w:ilvl="7" w:tplc="9D704ED6">
+    <w:lvl w:ilvl="7" w:tplc="04C6A286">
       <w:numFmt w:val="decimal"/>
       <w:lvlText w:val=""/>
       <w:lvlJc w:val="left"/>
     </w:lvl>
-    <w:lvl w:ilvl="8" w:tplc="C47C6246">
+    <w:lvl w:ilvl="8" w:tplc="9D289886">
       <w:numFmt w:val="decimal"/>
       <w:lvlText w:val=""/>
       <w:lvlJc w:val="left"/>
     </w:lvl>
   </w:abstractNum>
-  <w:num w:numId="1" w16cid:durableId="4327861">
+  <w:num w:numId="1" w16cid:durableId="953899367">
     <w:abstractNumId w:val="1"/>
     <w:lvlOverride w:ilvl="0">
       <w:startOverride w:val="1"/>
     </w:lvlOverride>
   </w:num>
-  <w:num w:numId="2" w16cid:durableId="61635047">
-    <w:abstractNumId w:val="0"/>
+  <w:num w:numId="2" w16cid:durableId="224030430">
+    <w:abstractNumId w:val="2"/>
     <w:lvlOverride w:ilvl="0">
       <w:startOverride w:val="1"/>
     </w:lvlOverride>
@@ -12354,7 +12354,7 @@
     <w:autoRedefine/>
     <w:uiPriority w:val="39"/>
     <w:unhideWhenUsed/>
-    <w:rsid w:val="00992A1F"/>
+    <w:rsid w:val="00C26F9F"/>
     <w:pPr>
       <w:spacing w:after="100"/>
     </w:pPr>

--- a/public/documentos/GOB-02-acta-de-constitucion-del-proyecto.docx
+++ b/public/documentos/GOB-02-acta-de-constitucion-del-proyecto.docx
@@ -18,7 +18,7 @@
           <w:left w:w="10" w:type="dxa"/>
           <w:right w:w="10" w:type="dxa"/>
         </w:tblCellMar>
-        <w:tblLook w:val="04A0" w:firstRow="1" w:lastRow="0" w:firstColumn="1" w:lastColumn="0" w:noHBand="0" w:noVBand="1"/>
+        <w:tblLook w:val="0000" w:firstRow="0" w:lastRow="0" w:firstColumn="0" w:lastColumn="0" w:noHBand="0" w:noVBand="0"/>
       </w:tblPr>
       <w:tblGrid>
         <w:gridCol w:w="1757"/>
@@ -52,7 +52,7 @@
                 <w:noProof/>
               </w:rPr>
               <w:drawing>
-                <wp:inline distT="0" distB="0" distL="0" distR="0" wp14:anchorId="620B2EC1" wp14:editId="620D96C6">
+                <wp:inline distT="0" distB="0" distL="0" distR="0">
                   <wp:extent cx="990600" cy="990600"/>
                   <wp:effectExtent l="0" t="0" r="0" b="0"/>
                   <wp:docPr id="1" name="Imagen 1"/>
@@ -171,10 +171,10 @@
                 <w:noProof/>
               </w:rPr>
               <w:drawing>
-                <wp:inline distT="0" distB="0" distL="0" distR="0" wp14:anchorId="3E5E2304" wp14:editId="3C72184F">
+                <wp:inline distT="0" distB="0" distL="0" distR="0">
                   <wp:extent cx="800100" cy="800100"/>
                   <wp:effectExtent l="0" t="0" r="0" b="0"/>
-                  <wp:docPr id="508876084" name="Imagen 508876084"/>
+                  <wp:docPr id="117685939" name="Imagen 117685939"/>
                   <wp:cNvGraphicFramePr>
                     <a:graphicFrameLocks xmlns:a="http://schemas.openxmlformats.org/drawingml/2006/main" noChangeAspect="1"/>
                   </wp:cNvGraphicFramePr>
@@ -308,7 +308,7 @@
           <w:left w:w="10" w:type="dxa"/>
           <w:right w:w="10" w:type="dxa"/>
         </w:tblCellMar>
-        <w:tblLook w:val="04A0" w:firstRow="1" w:lastRow="0" w:firstColumn="1" w:lastColumn="0" w:noHBand="0" w:noVBand="1"/>
+        <w:tblLook w:val="0000" w:firstRow="0" w:lastRow="0" w:firstColumn="0" w:lastColumn="0" w:noHBand="0" w:noVBand="0"/>
       </w:tblPr>
       <w:tblGrid>
         <w:gridCol w:w="2636"/>
@@ -786,7 +786,7 @@
           <w:left w:w="10" w:type="dxa"/>
           <w:right w:w="10" w:type="dxa"/>
         </w:tblCellMar>
-        <w:tblLook w:val="04A0" w:firstRow="1" w:lastRow="0" w:firstColumn="1" w:lastColumn="0" w:noHBand="0" w:noVBand="1"/>
+        <w:tblLook w:val="0000" w:firstRow="0" w:lastRow="0" w:firstColumn="0" w:lastColumn="0" w:noHBand="0" w:noVBand="0"/>
       </w:tblPr>
       <w:tblGrid>
         <w:gridCol w:w="4042"/>
@@ -1399,7 +1399,7 @@
           <w:left w:w="10" w:type="dxa"/>
           <w:right w:w="10" w:type="dxa"/>
         </w:tblCellMar>
-        <w:tblLook w:val="04A0" w:firstRow="1" w:lastRow="0" w:firstColumn="1" w:lastColumn="0" w:noHBand="0" w:noVBand="1"/>
+        <w:tblLook w:val="0000" w:firstRow="0" w:lastRow="0" w:firstColumn="0" w:lastColumn="0" w:noHBand="0" w:noVBand="0"/>
       </w:tblPr>
       <w:tblGrid>
         <w:gridCol w:w="2636"/>
@@ -1817,7 +1817,7 @@
           <w:left w:w="10" w:type="dxa"/>
           <w:right w:w="10" w:type="dxa"/>
         </w:tblCellMar>
-        <w:tblLook w:val="04A0" w:firstRow="1" w:lastRow="0" w:firstColumn="1" w:lastColumn="0" w:noHBand="0" w:noVBand="1"/>
+        <w:tblLook w:val="0000" w:firstRow="0" w:lastRow="0" w:firstColumn="0" w:lastColumn="0" w:noHBand="0" w:noVBand="0"/>
       </w:tblPr>
       <w:tblGrid>
         <w:gridCol w:w="1054"/>
@@ -2158,7 +2158,7 @@
           <w:left w:w="10" w:type="dxa"/>
           <w:right w:w="10" w:type="dxa"/>
         </w:tblCellMar>
-        <w:tblLook w:val="04A0" w:firstRow="1" w:lastRow="0" w:firstColumn="1" w:lastColumn="0" w:noHBand="0" w:noVBand="1"/>
+        <w:tblLook w:val="0000" w:firstRow="0" w:lastRow="0" w:firstColumn="0" w:lastColumn="0" w:noHBand="0" w:noVBand="0"/>
       </w:tblPr>
       <w:tblGrid>
         <w:gridCol w:w="2636"/>
@@ -2498,7 +2498,7 @@
           <w:left w:w="10" w:type="dxa"/>
           <w:right w:w="10" w:type="dxa"/>
         </w:tblCellMar>
-        <w:tblLook w:val="04A0" w:firstRow="1" w:lastRow="0" w:firstColumn="1" w:lastColumn="0" w:noHBand="0" w:noVBand="1"/>
+        <w:tblLook w:val="0000" w:firstRow="0" w:lastRow="0" w:firstColumn="0" w:lastColumn="0" w:noHBand="0" w:noVBand="0"/>
       </w:tblPr>
       <w:tblGrid>
         <w:gridCol w:w="8787"/>
@@ -2585,7 +2585,7 @@
     <w:sdt>
       <w:sdtPr>
         <w:alias w:val="Contenido"/>
-        <w:id w:val="-668783931"/>
+        <w:id w:val="1503401169"/>
       </w:sdtPr>
       <w:sdtEndPr/>
       <w:sdtContent>
@@ -2611,7 +2611,7 @@
           <w:r>
             <w:fldChar w:fldCharType="separate"/>
           </w:r>
-          <w:hyperlink w:anchor="_Toc242538589" w:history="1">
+          <w:hyperlink w:anchor="_Toc242540163" w:history="1">
             <w:r>
               <w:rPr>
                 <w:rStyle w:val="Hipervnculo"/>
@@ -2635,7 +2635,7 @@
               <w:rPr>
                 <w:noProof/>
               </w:rPr>
-              <w:instrText xml:space="preserve"> PAGEREF _Toc242538589 \h </w:instrText>
+              <w:instrText xml:space="preserve"> PAGEREF _Toc242540163 \h </w:instrText>
             </w:r>
             <w:r>
               <w:rPr>
@@ -2675,7 +2675,7 @@
               <w14:ligatures w14:val="standardContextual"/>
             </w:rPr>
           </w:pPr>
-          <w:hyperlink w:anchor="_Toc242538590" w:history="1">
+          <w:hyperlink w:anchor="_Toc242540164" w:history="1">
             <w:r>
               <w:rPr>
                 <w:rStyle w:val="Hipervnculo"/>
@@ -2699,7 +2699,7 @@
               <w:rPr>
                 <w:noProof/>
               </w:rPr>
-              <w:instrText xml:space="preserve"> PAGEREF _Toc242538590 \h </w:instrText>
+              <w:instrText xml:space="preserve"> PAGEREF _Toc242540164 \h </w:instrText>
             </w:r>
             <w:r>
               <w:rPr>
@@ -2739,7 +2739,7 @@
               <w14:ligatures w14:val="standardContextual"/>
             </w:rPr>
           </w:pPr>
-          <w:hyperlink w:anchor="_Toc242538591" w:history="1">
+          <w:hyperlink w:anchor="_Toc242540165" w:history="1">
             <w:r>
               <w:rPr>
                 <w:rStyle w:val="Hipervnculo"/>
@@ -2763,7 +2763,7 @@
               <w:rPr>
                 <w:noProof/>
               </w:rPr>
-              <w:instrText xml:space="preserve"> PAGEREF _Toc242538591 \h </w:instrText>
+              <w:instrText xml:space="preserve"> PAGEREF _Toc242540165 \h </w:instrText>
             </w:r>
             <w:r>
               <w:rPr>
@@ -2803,7 +2803,7 @@
               <w14:ligatures w14:val="standardContextual"/>
             </w:rPr>
           </w:pPr>
-          <w:hyperlink w:anchor="_Toc242538592" w:history="1">
+          <w:hyperlink w:anchor="_Toc242540166" w:history="1">
             <w:r>
               <w:rPr>
                 <w:rStyle w:val="Hipervnculo"/>
@@ -2827,7 +2827,7 @@
               <w:rPr>
                 <w:noProof/>
               </w:rPr>
-              <w:instrText xml:space="preserve"> PAGEREF _Toc242538592 \h </w:instrText>
+              <w:instrText xml:space="preserve"> PAGEREF _Toc242540166 \h </w:instrText>
             </w:r>
             <w:r>
               <w:rPr>
@@ -2867,7 +2867,7 @@
               <w14:ligatures w14:val="standardContextual"/>
             </w:rPr>
           </w:pPr>
-          <w:hyperlink w:anchor="_Toc242538593" w:history="1">
+          <w:hyperlink w:anchor="_Toc242540167" w:history="1">
             <w:r>
               <w:rPr>
                 <w:rStyle w:val="Hipervnculo"/>
@@ -2891,7 +2891,7 @@
               <w:rPr>
                 <w:noProof/>
               </w:rPr>
-              <w:instrText xml:space="preserve"> PAGEREF _Toc242538593 \h </w:instrText>
+              <w:instrText xml:space="preserve"> PAGEREF _Toc242540167 \h </w:instrText>
             </w:r>
             <w:r>
               <w:rPr>
@@ -2931,7 +2931,7 @@
               <w14:ligatures w14:val="standardContextual"/>
             </w:rPr>
           </w:pPr>
-          <w:hyperlink w:anchor="_Toc242538594" w:history="1">
+          <w:hyperlink w:anchor="_Toc242540168" w:history="1">
             <w:r>
               <w:rPr>
                 <w:rStyle w:val="Hipervnculo"/>
@@ -2955,7 +2955,7 @@
               <w:rPr>
                 <w:noProof/>
               </w:rPr>
-              <w:instrText xml:space="preserve"> PAGEREF _Toc242538594 \h </w:instrText>
+              <w:instrText xml:space="preserve"> PAGEREF _Toc242540168 \h </w:instrText>
             </w:r>
             <w:r>
               <w:rPr>
@@ -2995,7 +2995,7 @@
               <w14:ligatures w14:val="standardContextual"/>
             </w:rPr>
           </w:pPr>
-          <w:hyperlink w:anchor="_Toc242538595" w:history="1">
+          <w:hyperlink w:anchor="_Toc242540169" w:history="1">
             <w:r>
               <w:rPr>
                 <w:rStyle w:val="Hipervnculo"/>
@@ -3019,7 +3019,7 @@
               <w:rPr>
                 <w:noProof/>
               </w:rPr>
-              <w:instrText xml:space="preserve"> PAGEREF _Toc242538595 \h </w:instrText>
+              <w:instrText xml:space="preserve"> PAGEREF _Toc242540169 \h </w:instrText>
             </w:r>
             <w:r>
               <w:rPr>
@@ -3059,7 +3059,7 @@
               <w14:ligatures w14:val="standardContextual"/>
             </w:rPr>
           </w:pPr>
-          <w:hyperlink w:anchor="_Toc242538596" w:history="1">
+          <w:hyperlink w:anchor="_Toc242540170" w:history="1">
             <w:r>
               <w:rPr>
                 <w:rStyle w:val="Hipervnculo"/>
@@ -3083,7 +3083,7 @@
               <w:rPr>
                 <w:noProof/>
               </w:rPr>
-              <w:instrText xml:space="preserve"> PAGEREF _Toc242538596 \h </w:instrText>
+              <w:instrText xml:space="preserve"> PAGEREF _Toc242540170 \h </w:instrText>
             </w:r>
             <w:r>
               <w:rPr>
@@ -3123,7 +3123,7 @@
               <w14:ligatures w14:val="standardContextual"/>
             </w:rPr>
           </w:pPr>
-          <w:hyperlink w:anchor="_Toc242538597" w:history="1">
+          <w:hyperlink w:anchor="_Toc242540171" w:history="1">
             <w:r>
               <w:rPr>
                 <w:rStyle w:val="Hipervnculo"/>
@@ -3147,7 +3147,7 @@
               <w:rPr>
                 <w:noProof/>
               </w:rPr>
-              <w:instrText xml:space="preserve"> PAGEREF _Toc242538597 \h </w:instrText>
+              <w:instrText xml:space="preserve"> PAGEREF _Toc242540171 \h </w:instrText>
             </w:r>
             <w:r>
               <w:rPr>
@@ -3187,7 +3187,7 @@
               <w14:ligatures w14:val="standardContextual"/>
             </w:rPr>
           </w:pPr>
-          <w:hyperlink w:anchor="_Toc242538598" w:history="1">
+          <w:hyperlink w:anchor="_Toc242540172" w:history="1">
             <w:r>
               <w:rPr>
                 <w:rStyle w:val="Hipervnculo"/>
@@ -3211,7 +3211,7 @@
               <w:rPr>
                 <w:noProof/>
               </w:rPr>
-              <w:instrText xml:space="preserve"> PAGEREF _Toc242538598 \h </w:instrText>
+              <w:instrText xml:space="preserve"> PAGEREF _Toc242540172 \h </w:instrText>
             </w:r>
             <w:r>
               <w:rPr>
@@ -3251,7 +3251,7 @@
               <w14:ligatures w14:val="standardContextual"/>
             </w:rPr>
           </w:pPr>
-          <w:hyperlink w:anchor="_Toc242538599" w:history="1">
+          <w:hyperlink w:anchor="_Toc242540173" w:history="1">
             <w:r>
               <w:rPr>
                 <w:rStyle w:val="Hipervnculo"/>
@@ -3275,7 +3275,7 @@
               <w:rPr>
                 <w:noProof/>
               </w:rPr>
-              <w:instrText xml:space="preserve"> PAGEREF _Toc242538599 \h </w:instrText>
+              <w:instrText xml:space="preserve"> PAGEREF _Toc242540173 \h </w:instrText>
             </w:r>
             <w:r>
               <w:rPr>
@@ -3315,7 +3315,7 @@
               <w14:ligatures w14:val="standardContextual"/>
             </w:rPr>
           </w:pPr>
-          <w:hyperlink w:anchor="_Toc242538600" w:history="1">
+          <w:hyperlink w:anchor="_Toc242540174" w:history="1">
             <w:r>
               <w:rPr>
                 <w:rStyle w:val="Hipervnculo"/>
@@ -3339,7 +3339,7 @@
               <w:rPr>
                 <w:noProof/>
               </w:rPr>
-              <w:instrText xml:space="preserve"> PAGEREF _Toc242538600 \h </w:instrText>
+              <w:instrText xml:space="preserve"> PAGEREF _Toc242540174 \h </w:instrText>
             </w:r>
             <w:r>
               <w:rPr>
@@ -3379,7 +3379,7 @@
               <w14:ligatures w14:val="standardContextual"/>
             </w:rPr>
           </w:pPr>
-          <w:hyperlink w:anchor="_Toc242538601" w:history="1">
+          <w:hyperlink w:anchor="_Toc242540175" w:history="1">
             <w:r>
               <w:rPr>
                 <w:rStyle w:val="Hipervnculo"/>
@@ -3403,7 +3403,7 @@
               <w:rPr>
                 <w:noProof/>
               </w:rPr>
-              <w:instrText xml:space="preserve"> PAGEREF _Toc242538601 \h </w:instrText>
+              <w:instrText xml:space="preserve"> PAGEREF _Toc242540175 \h </w:instrText>
             </w:r>
             <w:r>
               <w:rPr>
@@ -3453,7 +3453,7 @@
       <w:pPr>
         <w:pStyle w:val="Ttulo1"/>
       </w:pPr>
-      <w:bookmarkStart w:id="0" w:name="_Toc242538589"/>
+      <w:bookmarkStart w:id="0" w:name="_Toc242540163"/>
       <w:r>
         <w:lastRenderedPageBreak/>
         <w:t>1. Datos generales</w:t>
@@ -3476,7 +3476,7 @@
           <w:left w:w="10" w:type="dxa"/>
           <w:right w:w="10" w:type="dxa"/>
         </w:tblCellMar>
-        <w:tblLook w:val="04A0" w:firstRow="1" w:lastRow="0" w:firstColumn="1" w:lastColumn="0" w:noHBand="0" w:noVBand="1"/>
+        <w:tblLook w:val="0000" w:firstRow="0" w:lastRow="0" w:firstColumn="0" w:lastColumn="0" w:noHBand="0" w:noVBand="0"/>
       </w:tblPr>
       <w:tblGrid>
         <w:gridCol w:w="2636"/>
@@ -4194,7 +4194,7 @@
       <w:pPr>
         <w:pStyle w:val="Ttulo1"/>
       </w:pPr>
-      <w:bookmarkStart w:id="1" w:name="_Toc242538590"/>
+      <w:bookmarkStart w:id="1" w:name="_Toc242540164"/>
       <w:r>
         <w:t>2. Propósito y justificación del proyecto</w:t>
       </w:r>
@@ -4222,7 +4222,7 @@
       <w:pPr>
         <w:pStyle w:val="Ttulo1"/>
       </w:pPr>
-      <w:bookmarkStart w:id="2" w:name="_Toc242538591"/>
+      <w:bookmarkStart w:id="2" w:name="_Toc242540165"/>
       <w:r>
         <w:t>3. Objetivos medibles y criterios de éxito</w:t>
       </w:r>
@@ -4270,7 +4270,7 @@
           <w:left w:w="10" w:type="dxa"/>
           <w:right w:w="10" w:type="dxa"/>
         </w:tblCellMar>
-        <w:tblLook w:val="04A0" w:firstRow="1" w:lastRow="0" w:firstColumn="1" w:lastColumn="0" w:noHBand="0" w:noVBand="1"/>
+        <w:tblLook w:val="0000" w:firstRow="0" w:lastRow="0" w:firstColumn="0" w:lastColumn="0" w:noHBand="0" w:noVBand="0"/>
       </w:tblPr>
       <w:tblGrid>
         <w:gridCol w:w="1581"/>
@@ -5166,7 +5166,7 @@
       <w:pPr>
         <w:pStyle w:val="Ttulo1"/>
       </w:pPr>
-      <w:bookmarkStart w:id="3" w:name="_Toc242538592"/>
+      <w:bookmarkStart w:id="3" w:name="_Toc242540166"/>
       <w:r>
         <w:t>4. Requisitos de alto nivel</w:t>
       </w:r>
@@ -5297,7 +5297,7 @@
       <w:pPr>
         <w:pStyle w:val="Ttulo1"/>
       </w:pPr>
-      <w:bookmarkStart w:id="4" w:name="_Toc242538593"/>
+      <w:bookmarkStart w:id="4" w:name="_Toc242540167"/>
       <w:r>
         <w:t>5. Descripción de alto nivel, límites y entregables clave</w:t>
       </w:r>
@@ -5354,7 +5354,7 @@
           <w:left w:w="10" w:type="dxa"/>
           <w:right w:w="10" w:type="dxa"/>
         </w:tblCellMar>
-        <w:tblLook w:val="04A0" w:firstRow="1" w:lastRow="0" w:firstColumn="1" w:lastColumn="0" w:noHBand="0" w:noVBand="1"/>
+        <w:tblLook w:val="0000" w:firstRow="0" w:lastRow="0" w:firstColumn="0" w:lastColumn="0" w:noHBand="0" w:noVBand="0"/>
       </w:tblPr>
       <w:tblGrid>
         <w:gridCol w:w="1054"/>
@@ -6487,7 +6487,7 @@
           <w:left w:w="10" w:type="dxa"/>
           <w:right w:w="10" w:type="dxa"/>
         </w:tblCellMar>
-        <w:tblLook w:val="04A0" w:firstRow="1" w:lastRow="0" w:firstColumn="1" w:lastColumn="0" w:noHBand="0" w:noVBand="1"/>
+        <w:tblLook w:val="0000" w:firstRow="0" w:lastRow="0" w:firstColumn="0" w:lastColumn="0" w:noHBand="0" w:noVBand="0"/>
       </w:tblPr>
       <w:tblGrid>
         <w:gridCol w:w="4393"/>
@@ -6788,7 +6788,7 @@
       <w:pPr>
         <w:pStyle w:val="Ttulo1"/>
       </w:pPr>
-      <w:bookmarkStart w:id="5" w:name="_Toc242538594"/>
+      <w:bookmarkStart w:id="5" w:name="_Toc242540168"/>
       <w:r>
         <w:t>6. Riesgo general del proyecto</w:t>
       </w:r>
@@ -6817,7 +6817,7 @@
       <w:pPr>
         <w:pStyle w:val="Ttulo1"/>
       </w:pPr>
-      <w:bookmarkStart w:id="6" w:name="_Toc242538595"/>
+      <w:bookmarkStart w:id="6" w:name="_Toc242540169"/>
       <w:r>
         <w:t>7. Resumen del cronograma de hitos</w:t>
       </w:r>
@@ -6865,7 +6865,7 @@
           <w:left w:w="10" w:type="dxa"/>
           <w:right w:w="10" w:type="dxa"/>
         </w:tblCellMar>
-        <w:tblLook w:val="04A0" w:firstRow="1" w:lastRow="0" w:firstColumn="1" w:lastColumn="0" w:noHBand="0" w:noVBand="1"/>
+        <w:tblLook w:val="0000" w:firstRow="0" w:lastRow="0" w:firstColumn="0" w:lastColumn="0" w:noHBand="0" w:noVBand="0"/>
       </w:tblPr>
       <w:tblGrid>
         <w:gridCol w:w="2636"/>
@@ -7880,7 +7880,7 @@
       <w:pPr>
         <w:pStyle w:val="Ttulo1"/>
       </w:pPr>
-      <w:bookmarkStart w:id="7" w:name="_Toc242538596"/>
+      <w:bookmarkStart w:id="7" w:name="_Toc242540170"/>
       <w:r>
         <w:t>8. Recursos financieros preaprobados</w:t>
       </w:r>
@@ -7902,7 +7902,7 @@
           <w:left w:w="10" w:type="dxa"/>
           <w:right w:w="10" w:type="dxa"/>
         </w:tblCellMar>
-        <w:tblLook w:val="04A0" w:firstRow="1" w:lastRow="0" w:firstColumn="1" w:lastColumn="0" w:noHBand="0" w:noVBand="1"/>
+        <w:tblLook w:val="0000" w:firstRow="0" w:lastRow="0" w:firstColumn="0" w:lastColumn="0" w:noHBand="0" w:noVBand="0"/>
       </w:tblPr>
       <w:tblGrid>
         <w:gridCol w:w="2636"/>
@@ -8326,7 +8326,7 @@
       <w:pPr>
         <w:pStyle w:val="Ttulo1"/>
       </w:pPr>
-      <w:bookmarkStart w:id="8" w:name="_Toc242538597"/>
+      <w:bookmarkStart w:id="8" w:name="_Toc242540171"/>
       <w:r>
         <w:t>9. Lista de interesados clave</w:t>
       </w:r>
@@ -8374,7 +8374,7 @@
           <w:left w:w="10" w:type="dxa"/>
           <w:right w:w="10" w:type="dxa"/>
         </w:tblCellMar>
-        <w:tblLook w:val="04A0" w:firstRow="1" w:lastRow="0" w:firstColumn="1" w:lastColumn="0" w:noHBand="0" w:noVBand="1"/>
+        <w:tblLook w:val="0000" w:firstRow="0" w:lastRow="0" w:firstColumn="0" w:lastColumn="0" w:noHBand="0" w:noVBand="0"/>
       </w:tblPr>
       <w:tblGrid>
         <w:gridCol w:w="2460"/>
@@ -9395,7 +9395,7 @@
       <w:pPr>
         <w:pStyle w:val="Ttulo1"/>
       </w:pPr>
-      <w:bookmarkStart w:id="9" w:name="_Toc242538598"/>
+      <w:bookmarkStart w:id="9" w:name="_Toc242540172"/>
       <w:r>
         <w:lastRenderedPageBreak/>
         <w:t>10. Requisitos de aprobación del proyecto</w:t>
@@ -9444,7 +9444,7 @@
           <w:left w:w="10" w:type="dxa"/>
           <w:right w:w="10" w:type="dxa"/>
         </w:tblCellMar>
-        <w:tblLook w:val="04A0" w:firstRow="1" w:lastRow="0" w:firstColumn="1" w:lastColumn="0" w:noHBand="0" w:noVBand="1"/>
+        <w:tblLook w:val="0000" w:firstRow="0" w:lastRow="0" w:firstColumn="0" w:lastColumn="0" w:noHBand="0" w:noVBand="0"/>
       </w:tblPr>
       <w:tblGrid>
         <w:gridCol w:w="3339"/>
@@ -10241,7 +10241,7 @@
       <w:pPr>
         <w:pStyle w:val="Ttulo1"/>
       </w:pPr>
-      <w:bookmarkStart w:id="10" w:name="_Toc242538599"/>
+      <w:bookmarkStart w:id="10" w:name="_Toc242540173"/>
       <w:r>
         <w:t>11. Criterios de salida del proyecto</w:t>
       </w:r>
@@ -10393,7 +10393,7 @@
       <w:pPr>
         <w:pStyle w:val="Ttulo1"/>
       </w:pPr>
-      <w:bookmarkStart w:id="11" w:name="_Toc242538600"/>
+      <w:bookmarkStart w:id="11" w:name="_Toc242540174"/>
       <w:r>
         <w:lastRenderedPageBreak/>
         <w:t>12. Director del proyecto: responsabilidad y nivel de autoridad</w:t>
@@ -10416,7 +10416,7 @@
           <w:left w:w="10" w:type="dxa"/>
           <w:right w:w="10" w:type="dxa"/>
         </w:tblCellMar>
-        <w:tblLook w:val="04A0" w:firstRow="1" w:lastRow="0" w:firstColumn="1" w:lastColumn="0" w:noHBand="0" w:noVBand="1"/>
+        <w:tblLook w:val="0000" w:firstRow="0" w:lastRow="0" w:firstColumn="0" w:lastColumn="0" w:noHBand="0" w:noVBand="0"/>
       </w:tblPr>
       <w:tblGrid>
         <w:gridCol w:w="2636"/>
@@ -10822,7 +10822,7 @@
       <w:pPr>
         <w:pStyle w:val="Ttulo1"/>
       </w:pPr>
-      <w:bookmarkStart w:id="12" w:name="_Toc242538601"/>
+      <w:bookmarkStart w:id="12" w:name="_Toc242540175"/>
       <w:r>
         <w:t>13. Patrocinadora y autorización</w:t>
       </w:r>
@@ -10853,7 +10853,7 @@
           <w:left w:w="10" w:type="dxa"/>
           <w:right w:w="10" w:type="dxa"/>
         </w:tblCellMar>
-        <w:tblLook w:val="04A0" w:firstRow="1" w:lastRow="0" w:firstColumn="1" w:lastColumn="0" w:noHBand="0" w:noVBand="1"/>
+        <w:tblLook w:val="0000" w:firstRow="0" w:lastRow="0" w:firstColumn="0" w:lastColumn="0" w:noHBand="0" w:noVBand="0"/>
       </w:tblPr>
       <w:tblGrid>
         <w:gridCol w:w="8787"/>
@@ -10902,7 +10902,7 @@
                 <w:sz w:val="19"/>
                 <w:szCs w:val="19"/>
               </w:rPr>
-              <w:t>Documento emitido para firma el 10/10/2026. A esa fecha no cuenta con firmas; la reunión de inicio con la Dirección está prevista para la semana del 12/10/2026.</w:t>
+              <w:t>Documento emitido para firma el 10/10/2026. A esa fecha no cuenta con firmas; la reunión de inicio con la Dirección está programada para el 12/10/2026.</w:t>
             </w:r>
           </w:p>
         </w:tc>
@@ -10934,12 +10934,11 @@
           <w:left w:w="10" w:type="dxa"/>
           <w:right w:w="10" w:type="dxa"/>
         </w:tblCellMar>
-        <w:tblLook w:val="04A0" w:firstRow="1" w:lastRow="0" w:firstColumn="1" w:lastColumn="0" w:noHBand="0" w:noVBand="1"/>
+        <w:tblLook w:val="0000" w:firstRow="0" w:lastRow="0" w:firstColumn="0" w:lastColumn="0" w:noHBand="0" w:noVBand="0"/>
       </w:tblPr>
       <w:tblGrid>
-        <w:gridCol w:w="2929"/>
-        <w:gridCol w:w="2929"/>
-        <w:gridCol w:w="2929"/>
+        <w:gridCol w:w="4393"/>
+        <w:gridCol w:w="4394"/>
       </w:tblGrid>
       <w:tr>
         <w:tblPrEx>
@@ -10953,7 +10952,7 @@
         </w:trPr>
         <w:tc>
           <w:tcPr>
-            <w:tcW w:w="2929" w:type="dxa"/>
+            <w:tcW w:w="4393" w:type="dxa"/>
             <w:tcBorders>
               <w:top w:val="none" w:sz="0" w:space="0" w:color="FFFFFF"/>
               <w:left w:val="none" w:sz="0" w:space="0" w:color="FFFFFF"/>
@@ -11024,7 +11023,7 @@
         </w:tc>
         <w:tc>
           <w:tcPr>
-            <w:tcW w:w="2929" w:type="dxa"/>
+            <w:tcW w:w="4394" w:type="dxa"/>
             <w:tcBorders>
               <w:top w:val="none" w:sz="0" w:space="0" w:color="FFFFFF"/>
               <w:left w:val="none" w:sz="0" w:space="0" w:color="FFFFFF"/>
@@ -11075,77 +11074,6 @@
                 <w:szCs w:val="17"/>
               </w:rPr>
               <w:t>Director del proyecto</w:t>
-            </w:r>
-          </w:p>
-          <w:p>
-            <w:pPr>
-              <w:spacing w:after="20" w:line="250" w:lineRule="auto"/>
-              <w:jc w:val="center"/>
-            </w:pPr>
-            <w:r>
-              <w:rPr>
-                <w:rFonts w:ascii="Arial" w:eastAsia="Arial" w:hAnsi="Arial" w:cs="Arial"/>
-                <w:color w:val="5F6B7A"/>
-                <w:sz w:val="16"/>
-                <w:szCs w:val="16"/>
-              </w:rPr>
-              <w:t>Fecha: ____ / ____ / ________</w:t>
-            </w:r>
-          </w:p>
-        </w:tc>
-        <w:tc>
-          <w:tcPr>
-            <w:tcW w:w="2929" w:type="dxa"/>
-            <w:tcBorders>
-              <w:top w:val="none" w:sz="0" w:space="0" w:color="FFFFFF"/>
-              <w:left w:val="none" w:sz="0" w:space="0" w:color="FFFFFF"/>
-              <w:bottom w:val="none" w:sz="0" w:space="0" w:color="FFFFFF"/>
-              <w:right w:val="none" w:sz="0" w:space="0" w:color="FFFFFF"/>
-            </w:tcBorders>
-            <w:tcMar>
-              <w:top w:w="0" w:type="dxa"/>
-              <w:left w:w="180" w:type="dxa"/>
-              <w:bottom w:w="0" w:type="dxa"/>
-              <w:right w:w="180" w:type="dxa"/>
-            </w:tcMar>
-          </w:tcPr>
-          <w:p>
-            <w:pPr>
-              <w:spacing w:before="760"/>
-            </w:pPr>
-          </w:p>
-          <w:p>
-            <w:pPr>
-              <w:pBdr>
-                <w:top w:val="single" w:sz="6" w:space="6" w:color="404040"/>
-              </w:pBdr>
-              <w:spacing w:after="20" w:line="250" w:lineRule="auto"/>
-              <w:jc w:val="center"/>
-            </w:pPr>
-            <w:r>
-              <w:rPr>
-                <w:rFonts w:ascii="Arial" w:eastAsia="Arial" w:hAnsi="Arial" w:cs="Arial"/>
-                <w:b/>
-                <w:bCs/>
-                <w:sz w:val="18"/>
-                <w:szCs w:val="18"/>
-              </w:rPr>
-              <w:t>Mg. MBA Antonio Arqque Pantigozo</w:t>
-            </w:r>
-          </w:p>
-          <w:p>
-            <w:pPr>
-              <w:spacing w:after="20" w:line="250" w:lineRule="auto"/>
-              <w:jc w:val="center"/>
-            </w:pPr>
-            <w:r>
-              <w:rPr>
-                <w:rFonts w:ascii="Arial" w:eastAsia="Arial" w:hAnsi="Arial" w:cs="Arial"/>
-                <w:color w:val="5F6B7A"/>
-                <w:sz w:val="17"/>
-                <w:szCs w:val="17"/>
-              </w:rPr>
-              <w:t>Docente asesor (V.º B.º)</w:t>
             </w:r>
           </w:p>
           <w:p>
@@ -11562,10 +11490,10 @@
 <file path=word/numbering.xml><?xml version="1.0" encoding="utf-8"?>
 <w:numbering xmlns:wpc="http://schemas.microsoft.com/office/word/2010/wordprocessingCanvas" xmlns:cx="http://schemas.microsoft.com/office/drawing/2014/chartex" xmlns:cx1="http://schemas.microsoft.com/office/drawing/2015/9/8/chartex" xmlns:cx2="http://schemas.microsoft.com/office/drawing/2015/10/21/chartex" xmlns:cx3="http://schemas.microsoft.com/office/drawing/2016/5/9/chartex" xmlns:cx4="http://schemas.microsoft.com/office/drawing/2016/5/10/chartex" xmlns:cx5="http://schemas.microsoft.com/office/drawing/2016/5/11/chartex" xmlns:cx6="http://schemas.microsoft.com/office/drawing/2016/5/12/chartex" xmlns:cx7="http://schemas.microsoft.com/office/drawing/2016/5/13/chartex" xmlns:cx8="http://schemas.microsoft.com/office/drawing/2016/5/14/chartex" xmlns:mc="http://schemas.openxmlformats.org/markup-compatibility/2006" xmlns:aink="http://schemas.microsoft.com/office/drawing/2016/ink" xmlns:am3d="http://schemas.microsoft.com/office/drawing/2017/model3d" xmlns:o="urn:schemas-microsoft-com:office:office" xmlns:oel="http://schemas.microsoft.com/office/2019/extlst" xmlns:r="http://schemas.openxmlformats.org/officeDocument/2006/relationships" xmlns:m="http://schemas.openxmlformats.org/officeDocument/2006/math" xmlns:v="urn:schemas-microsoft-com:vml" xmlns:wp14="http://schemas.microsoft.com/office/word/2010/wordprocessingDrawing" xmlns:wp="http://schemas.openxmlformats.org/drawingml/2006/wordprocessingDrawing" xmlns:w10="urn:schemas-microsoft-com:office:word" xmlns:w="http://schemas.openxmlformats.org/wordprocessingml/2006/main" xmlns:w14="http://schemas.microsoft.com/office/word/2010/wordml" xmlns:w15="http://schemas.microsoft.com/office/word/2012/wordml" xmlns:w16cex="http://schemas.microsoft.com/office/word/2018/wordml/cex" xmlns:w16cid="http://schemas.microsoft.com/office/word/2016/wordml/cid" xmlns:w16="http://schemas.microsoft.com/office/word/2018/wordml" xmlns:w16du="http://schemas.microsoft.com/office/word/2023/wordml/word16du" xmlns:w16sdtdh="http://schemas.microsoft.com/office/word/2020/wordml/sdtdatahash" xmlns:w16sdtfl="http://schemas.microsoft.com/office/word/2024/wordml/sdtformatlock" xmlns:w16se="http://schemas.microsoft.com/office/word/2015/wordml/symex" xmlns:wpg="http://schemas.microsoft.com/office/word/2010/wordprocessingGroup" xmlns:wpi="http://schemas.microsoft.com/office/word/2010/wordprocessingInk" xmlns:wne="http://schemas.microsoft.com/office/word/2006/wordml" xmlns:wps="http://schemas.microsoft.com/office/word/2010/wordprocessingShape" mc:Ignorable="w14 w15 w16se w16cid w16 w16cex w16sdtdh w16sdtfl w16du wp14">
   <w:abstractNum w:abstractNumId="0" w15:restartNumberingAfterBreak="0">
-    <w:nsid w:val="08C76E7A"/>
+    <w:nsid w:val="1C33075D"/>
     <w:multiLevelType w:val="hybridMultilevel"/>
-    <w:tmpl w:val="FCF4B3BE"/>
-    <w:lvl w:ilvl="0" w:tplc="38A8F246">
+    <w:tmpl w:val="4C98EF0C"/>
+    <w:lvl w:ilvl="0" w:tplc="32AC804A">
       <w:start w:val="1"/>
       <w:numFmt w:val="decimal"/>
       <w:lvlText w:val="%1."/>
@@ -11574,52 +11502,52 @@
         <w:ind w:left="560" w:hanging="340"/>
       </w:pPr>
     </w:lvl>
-    <w:lvl w:ilvl="1" w:tplc="32900C3A">
+    <w:lvl w:ilvl="1" w:tplc="361C48FE">
       <w:numFmt w:val="decimal"/>
       <w:lvlText w:val=""/>
       <w:lvlJc w:val="left"/>
     </w:lvl>
-    <w:lvl w:ilvl="2" w:tplc="55A4001C">
+    <w:lvl w:ilvl="2" w:tplc="CDCCC4DE">
       <w:numFmt w:val="decimal"/>
       <w:lvlText w:val=""/>
       <w:lvlJc w:val="left"/>
     </w:lvl>
-    <w:lvl w:ilvl="3" w:tplc="A6A6AD5A">
+    <w:lvl w:ilvl="3" w:tplc="0C4AF86C">
       <w:numFmt w:val="decimal"/>
       <w:lvlText w:val=""/>
       <w:lvlJc w:val="left"/>
     </w:lvl>
-    <w:lvl w:ilvl="4" w:tplc="C55A90C0">
+    <w:lvl w:ilvl="4" w:tplc="D2663E72">
       <w:numFmt w:val="decimal"/>
       <w:lvlText w:val=""/>
       <w:lvlJc w:val="left"/>
     </w:lvl>
-    <w:lvl w:ilvl="5" w:tplc="79D2DED4">
+    <w:lvl w:ilvl="5" w:tplc="082A90EC">
       <w:numFmt w:val="decimal"/>
       <w:lvlText w:val=""/>
       <w:lvlJc w:val="left"/>
     </w:lvl>
-    <w:lvl w:ilvl="6" w:tplc="0C14D15E">
+    <w:lvl w:ilvl="6" w:tplc="57B8A284">
       <w:numFmt w:val="decimal"/>
       <w:lvlText w:val=""/>
       <w:lvlJc w:val="left"/>
     </w:lvl>
-    <w:lvl w:ilvl="7" w:tplc="9510F222">
+    <w:lvl w:ilvl="7" w:tplc="42D2DF34">
       <w:numFmt w:val="decimal"/>
       <w:lvlText w:val=""/>
       <w:lvlJc w:val="left"/>
     </w:lvl>
-    <w:lvl w:ilvl="8" w:tplc="B68A78DC">
+    <w:lvl w:ilvl="8" w:tplc="7B1C6BAA">
       <w:numFmt w:val="decimal"/>
       <w:lvlText w:val=""/>
       <w:lvlJc w:val="left"/>
     </w:lvl>
   </w:abstractNum>
   <w:abstractNum w:abstractNumId="1" w15:restartNumberingAfterBreak="0">
-    <w:nsid w:val="2D2B7FBA"/>
+    <w:nsid w:val="285B585A"/>
     <w:multiLevelType w:val="hybridMultilevel"/>
-    <w:tmpl w:val="957AD4AC"/>
-    <w:lvl w:ilvl="0" w:tplc="63E6F0F4">
+    <w:tmpl w:val="6462897A"/>
+    <w:lvl w:ilvl="0" w:tplc="B5D8A440">
       <w:start w:val="1"/>
       <w:numFmt w:val="bullet"/>
       <w:lvlText w:val="●"/>
@@ -11628,7 +11556,7 @@
         <w:ind w:left="720" w:hanging="360"/>
       </w:pPr>
     </w:lvl>
-    <w:lvl w:ilvl="1" w:tplc="76C62C62">
+    <w:lvl w:ilvl="1" w:tplc="BAC22596">
       <w:start w:val="1"/>
       <w:numFmt w:val="bullet"/>
       <w:lvlText w:val="○"/>
@@ -11637,7 +11565,7 @@
         <w:ind w:left="1440" w:hanging="360"/>
       </w:pPr>
     </w:lvl>
-    <w:lvl w:ilvl="2" w:tplc="29C013B8">
+    <w:lvl w:ilvl="2" w:tplc="52503F34">
       <w:start w:val="1"/>
       <w:numFmt w:val="bullet"/>
       <w:lvlText w:val="■"/>
@@ -11646,7 +11574,7 @@
         <w:ind w:left="2160" w:hanging="360"/>
       </w:pPr>
     </w:lvl>
-    <w:lvl w:ilvl="3" w:tplc="D398F91C">
+    <w:lvl w:ilvl="3" w:tplc="0FC2C83A">
       <w:start w:val="1"/>
       <w:numFmt w:val="bullet"/>
       <w:lvlText w:val="●"/>
@@ -11655,7 +11583,7 @@
         <w:ind w:left="2880" w:hanging="360"/>
       </w:pPr>
     </w:lvl>
-    <w:lvl w:ilvl="4" w:tplc="6C40630E">
+    <w:lvl w:ilvl="4" w:tplc="CCBCC88A">
       <w:start w:val="1"/>
       <w:numFmt w:val="bullet"/>
       <w:lvlText w:val="○"/>
@@ -11664,7 +11592,7 @@
         <w:ind w:left="3600" w:hanging="360"/>
       </w:pPr>
     </w:lvl>
-    <w:lvl w:ilvl="5" w:tplc="820A33E0">
+    <w:lvl w:ilvl="5" w:tplc="F3F0E43E">
       <w:start w:val="1"/>
       <w:numFmt w:val="bullet"/>
       <w:lvlText w:val="■"/>
@@ -11673,7 +11601,7 @@
         <w:ind w:left="4320" w:hanging="360"/>
       </w:pPr>
     </w:lvl>
-    <w:lvl w:ilvl="6" w:tplc="69B25DA2">
+    <w:lvl w:ilvl="6" w:tplc="B32C4FBA">
       <w:start w:val="1"/>
       <w:numFmt w:val="bullet"/>
       <w:lvlText w:val="●"/>
@@ -11682,7 +11610,7 @@
         <w:ind w:left="5040" w:hanging="360"/>
       </w:pPr>
     </w:lvl>
-    <w:lvl w:ilvl="7" w:tplc="A120D6BE">
+    <w:lvl w:ilvl="7" w:tplc="E4343A2E">
       <w:start w:val="1"/>
       <w:numFmt w:val="bullet"/>
       <w:lvlText w:val="●"/>
@@ -11691,7 +11619,7 @@
         <w:ind w:left="5760" w:hanging="360"/>
       </w:pPr>
     </w:lvl>
-    <w:lvl w:ilvl="8" w:tplc="B1988492">
+    <w:lvl w:ilvl="8" w:tplc="57503318">
       <w:start w:val="1"/>
       <w:numFmt w:val="bullet"/>
       <w:lvlText w:val="●"/>
@@ -11702,10 +11630,10 @@
     </w:lvl>
   </w:abstractNum>
   <w:abstractNum w:abstractNumId="2" w15:restartNumberingAfterBreak="0">
-    <w:nsid w:val="642D64B8"/>
+    <w:nsid w:val="6EF20DC4"/>
     <w:multiLevelType w:val="hybridMultilevel"/>
-    <w:tmpl w:val="6C44D9CC"/>
-    <w:lvl w:ilvl="0" w:tplc="FE468B28">
+    <w:tmpl w:val="88968D74"/>
+    <w:lvl w:ilvl="0" w:tplc="065E824A">
       <w:start w:val="1"/>
       <w:numFmt w:val="bullet"/>
       <w:lvlText w:val="•"/>
@@ -11714,54 +11642,54 @@
         <w:ind w:left="560" w:hanging="280"/>
       </w:pPr>
     </w:lvl>
-    <w:lvl w:ilvl="1" w:tplc="FC3420E4">
+    <w:lvl w:ilvl="1" w:tplc="CD163D32">
       <w:numFmt w:val="decimal"/>
       <w:lvlText w:val=""/>
       <w:lvlJc w:val="left"/>
     </w:lvl>
-    <w:lvl w:ilvl="2" w:tplc="287695C4">
+    <w:lvl w:ilvl="2" w:tplc="1F3815AA">
       <w:numFmt w:val="decimal"/>
       <w:lvlText w:val=""/>
       <w:lvlJc w:val="left"/>
     </w:lvl>
-    <w:lvl w:ilvl="3" w:tplc="E8D6FF58">
+    <w:lvl w:ilvl="3" w:tplc="6D4C693C">
       <w:numFmt w:val="decimal"/>
       <w:lvlText w:val=""/>
       <w:lvlJc w:val="left"/>
     </w:lvl>
-    <w:lvl w:ilvl="4" w:tplc="851ACFB2">
+    <w:lvl w:ilvl="4" w:tplc="C366B5B8">
       <w:numFmt w:val="decimal"/>
       <w:lvlText w:val=""/>
       <w:lvlJc w:val="left"/>
     </w:lvl>
-    <w:lvl w:ilvl="5" w:tplc="8762399C">
+    <w:lvl w:ilvl="5" w:tplc="DC064CB0">
       <w:numFmt w:val="decimal"/>
       <w:lvlText w:val=""/>
       <w:lvlJc w:val="left"/>
     </w:lvl>
-    <w:lvl w:ilvl="6" w:tplc="947CEE2E">
+    <w:lvl w:ilvl="6" w:tplc="767CD026">
       <w:numFmt w:val="decimal"/>
       <w:lvlText w:val=""/>
       <w:lvlJc w:val="left"/>
     </w:lvl>
-    <w:lvl w:ilvl="7" w:tplc="04C6A286">
+    <w:lvl w:ilvl="7" w:tplc="C7BAAF32">
       <w:numFmt w:val="decimal"/>
       <w:lvlText w:val=""/>
       <w:lvlJc w:val="left"/>
     </w:lvl>
-    <w:lvl w:ilvl="8" w:tplc="9D289886">
+    <w:lvl w:ilvl="8" w:tplc="88A49480">
       <w:numFmt w:val="decimal"/>
       <w:lvlText w:val=""/>
       <w:lvlJc w:val="left"/>
     </w:lvl>
   </w:abstractNum>
-  <w:num w:numId="1" w16cid:durableId="953899367">
+  <w:num w:numId="1" w16cid:durableId="971639644">
     <w:abstractNumId w:val="1"/>
     <w:lvlOverride w:ilvl="0">
       <w:startOverride w:val="1"/>
     </w:lvlOverride>
   </w:num>
-  <w:num w:numId="2" w16cid:durableId="224030430">
+  <w:num w:numId="2" w16cid:durableId="2094544252">
     <w:abstractNumId w:val="2"/>
     <w:lvlOverride w:ilvl="0">
       <w:startOverride w:val="1"/>
@@ -12354,7 +12282,7 @@
     <w:autoRedefine/>
     <w:uiPriority w:val="39"/>
     <w:unhideWhenUsed/>
-    <w:rsid w:val="00C26F9F"/>
+    <w:rsid w:val="003C0B2D"/>
     <w:pPr>
       <w:spacing w:after="100"/>
     </w:pPr>

--- a/public/documentos/GOB-02-acta-de-constitucion-del-proyecto.docx
+++ b/public/documentos/GOB-02-acta-de-constitucion-del-proyecto.docx
@@ -18,7 +18,7 @@
           <w:left w:w="10" w:type="dxa"/>
           <w:right w:w="10" w:type="dxa"/>
         </w:tblCellMar>
-        <w:tblLook w:val="0000" w:firstRow="0" w:lastRow="0" w:firstColumn="0" w:lastColumn="0" w:noHBand="0" w:noVBand="0"/>
+        <w:tblLook w:val="04A0" w:firstRow="1" w:lastRow="0" w:firstColumn="1" w:lastColumn="0" w:noHBand="0" w:noVBand="1"/>
       </w:tblPr>
       <w:tblGrid>
         <w:gridCol w:w="1757"/>
@@ -52,7 +52,7 @@
                 <w:noProof/>
               </w:rPr>
               <w:drawing>
-                <wp:inline distT="0" distB="0" distL="0" distR="0">
+                <wp:inline distT="0" distB="0" distL="0" distR="0" wp14:anchorId="34DF940B" wp14:editId="003F390D">
                   <wp:extent cx="990600" cy="990600"/>
                   <wp:effectExtent l="0" t="0" r="0" b="0"/>
                   <wp:docPr id="1" name="Imagen 1"/>
@@ -171,10 +171,10 @@
                 <w:noProof/>
               </w:rPr>
               <w:drawing>
-                <wp:inline distT="0" distB="0" distL="0" distR="0">
+                <wp:inline distT="0" distB="0" distL="0" distR="0" wp14:anchorId="147C4D0A" wp14:editId="7FA43DA4">
                   <wp:extent cx="800100" cy="800100"/>
                   <wp:effectExtent l="0" t="0" r="0" b="0"/>
-                  <wp:docPr id="117685939" name="Imagen 117685939"/>
+                  <wp:docPr id="669464347" name="Imagen 669464347"/>
                   <wp:cNvGraphicFramePr>
                     <a:graphicFrameLocks xmlns:a="http://schemas.openxmlformats.org/drawingml/2006/main" noChangeAspect="1"/>
                   </wp:cNvGraphicFramePr>
@@ -308,7 +308,7 @@
           <w:left w:w="10" w:type="dxa"/>
           <w:right w:w="10" w:type="dxa"/>
         </w:tblCellMar>
-        <w:tblLook w:val="0000" w:firstRow="0" w:lastRow="0" w:firstColumn="0" w:lastColumn="0" w:noHBand="0" w:noVBand="0"/>
+        <w:tblLook w:val="04A0" w:firstRow="1" w:lastRow="0" w:firstColumn="1" w:lastColumn="0" w:noHBand="0" w:noVBand="1"/>
       </w:tblPr>
       <w:tblGrid>
         <w:gridCol w:w="2636"/>
@@ -786,7 +786,7 @@
           <w:left w:w="10" w:type="dxa"/>
           <w:right w:w="10" w:type="dxa"/>
         </w:tblCellMar>
-        <w:tblLook w:val="0000" w:firstRow="0" w:lastRow="0" w:firstColumn="0" w:lastColumn="0" w:noHBand="0" w:noVBand="0"/>
+        <w:tblLook w:val="04A0" w:firstRow="1" w:lastRow="0" w:firstColumn="1" w:lastColumn="0" w:noHBand="0" w:noVBand="1"/>
       </w:tblPr>
       <w:tblGrid>
         <w:gridCol w:w="4042"/>
@@ -1399,7 +1399,7 @@
           <w:left w:w="10" w:type="dxa"/>
           <w:right w:w="10" w:type="dxa"/>
         </w:tblCellMar>
-        <w:tblLook w:val="0000" w:firstRow="0" w:lastRow="0" w:firstColumn="0" w:lastColumn="0" w:noHBand="0" w:noVBand="0"/>
+        <w:tblLook w:val="04A0" w:firstRow="1" w:lastRow="0" w:firstColumn="1" w:lastColumn="0" w:noHBand="0" w:noVBand="1"/>
       </w:tblPr>
       <w:tblGrid>
         <w:gridCol w:w="2636"/>
@@ -1817,7 +1817,7 @@
           <w:left w:w="10" w:type="dxa"/>
           <w:right w:w="10" w:type="dxa"/>
         </w:tblCellMar>
-        <w:tblLook w:val="0000" w:firstRow="0" w:lastRow="0" w:firstColumn="0" w:lastColumn="0" w:noHBand="0" w:noVBand="0"/>
+        <w:tblLook w:val="04A0" w:firstRow="1" w:lastRow="0" w:firstColumn="1" w:lastColumn="0" w:noHBand="0" w:noVBand="1"/>
       </w:tblPr>
       <w:tblGrid>
         <w:gridCol w:w="1054"/>
@@ -2158,7 +2158,7 @@
           <w:left w:w="10" w:type="dxa"/>
           <w:right w:w="10" w:type="dxa"/>
         </w:tblCellMar>
-        <w:tblLook w:val="0000" w:firstRow="0" w:lastRow="0" w:firstColumn="0" w:lastColumn="0" w:noHBand="0" w:noVBand="0"/>
+        <w:tblLook w:val="04A0" w:firstRow="1" w:lastRow="0" w:firstColumn="1" w:lastColumn="0" w:noHBand="0" w:noVBand="1"/>
       </w:tblPr>
       <w:tblGrid>
         <w:gridCol w:w="2636"/>
@@ -2498,7 +2498,7 @@
           <w:left w:w="10" w:type="dxa"/>
           <w:right w:w="10" w:type="dxa"/>
         </w:tblCellMar>
-        <w:tblLook w:val="0000" w:firstRow="0" w:lastRow="0" w:firstColumn="0" w:lastColumn="0" w:noHBand="0" w:noVBand="0"/>
+        <w:tblLook w:val="04A0" w:firstRow="1" w:lastRow="0" w:firstColumn="1" w:lastColumn="0" w:noHBand="0" w:noVBand="1"/>
       </w:tblPr>
       <w:tblGrid>
         <w:gridCol w:w="8787"/>
@@ -2585,7 +2585,7 @@
     <w:sdt>
       <w:sdtPr>
         <w:alias w:val="Contenido"/>
-        <w:id w:val="1503401169"/>
+        <w:id w:val="1209919382"/>
       </w:sdtPr>
       <w:sdtEndPr/>
       <w:sdtContent>
@@ -2611,7 +2611,7 @@
           <w:r>
             <w:fldChar w:fldCharType="separate"/>
           </w:r>
-          <w:hyperlink w:anchor="_Toc242540163" w:history="1">
+          <w:hyperlink w:anchor="_Toc242543243" w:history="1">
             <w:r>
               <w:rPr>
                 <w:rStyle w:val="Hipervnculo"/>
@@ -2635,7 +2635,7 @@
               <w:rPr>
                 <w:noProof/>
               </w:rPr>
-              <w:instrText xml:space="preserve"> PAGEREF _Toc242540163 \h </w:instrText>
+              <w:instrText xml:space="preserve"> PAGEREF _Toc242543243 \h </w:instrText>
             </w:r>
             <w:r>
               <w:rPr>
@@ -2675,7 +2675,7 @@
               <w14:ligatures w14:val="standardContextual"/>
             </w:rPr>
           </w:pPr>
-          <w:hyperlink w:anchor="_Toc242540164" w:history="1">
+          <w:hyperlink w:anchor="_Toc242543244" w:history="1">
             <w:r>
               <w:rPr>
                 <w:rStyle w:val="Hipervnculo"/>
@@ -2699,7 +2699,7 @@
               <w:rPr>
                 <w:noProof/>
               </w:rPr>
-              <w:instrText xml:space="preserve"> PAGEREF _Toc242540164 \h </w:instrText>
+              <w:instrText xml:space="preserve"> PAGEREF _Toc242543244 \h </w:instrText>
             </w:r>
             <w:r>
               <w:rPr>
@@ -2739,7 +2739,7 @@
               <w14:ligatures w14:val="standardContextual"/>
             </w:rPr>
           </w:pPr>
-          <w:hyperlink w:anchor="_Toc242540165" w:history="1">
+          <w:hyperlink w:anchor="_Toc242543245" w:history="1">
             <w:r>
               <w:rPr>
                 <w:rStyle w:val="Hipervnculo"/>
@@ -2763,7 +2763,7 @@
               <w:rPr>
                 <w:noProof/>
               </w:rPr>
-              <w:instrText xml:space="preserve"> PAGEREF _Toc242540165 \h </w:instrText>
+              <w:instrText xml:space="preserve"> PAGEREF _Toc242543245 \h </w:instrText>
             </w:r>
             <w:r>
               <w:rPr>
@@ -2803,7 +2803,7 @@
               <w14:ligatures w14:val="standardContextual"/>
             </w:rPr>
           </w:pPr>
-          <w:hyperlink w:anchor="_Toc242540166" w:history="1">
+          <w:hyperlink w:anchor="_Toc242543246" w:history="1">
             <w:r>
               <w:rPr>
                 <w:rStyle w:val="Hipervnculo"/>
@@ -2827,7 +2827,7 @@
               <w:rPr>
                 <w:noProof/>
               </w:rPr>
-              <w:instrText xml:space="preserve"> PAGEREF _Toc242540166 \h </w:instrText>
+              <w:instrText xml:space="preserve"> PAGEREF _Toc242543246 \h </w:instrText>
             </w:r>
             <w:r>
               <w:rPr>
@@ -2867,7 +2867,7 @@
               <w14:ligatures w14:val="standardContextual"/>
             </w:rPr>
           </w:pPr>
-          <w:hyperlink w:anchor="_Toc242540167" w:history="1">
+          <w:hyperlink w:anchor="_Toc242543247" w:history="1">
             <w:r>
               <w:rPr>
                 <w:rStyle w:val="Hipervnculo"/>
@@ -2891,7 +2891,7 @@
               <w:rPr>
                 <w:noProof/>
               </w:rPr>
-              <w:instrText xml:space="preserve"> PAGEREF _Toc242540167 \h </w:instrText>
+              <w:instrText xml:space="preserve"> PAGEREF _Toc242543247 \h </w:instrText>
             </w:r>
             <w:r>
               <w:rPr>
@@ -2931,7 +2931,7 @@
               <w14:ligatures w14:val="standardContextual"/>
             </w:rPr>
           </w:pPr>
-          <w:hyperlink w:anchor="_Toc242540168" w:history="1">
+          <w:hyperlink w:anchor="_Toc242543248" w:history="1">
             <w:r>
               <w:rPr>
                 <w:rStyle w:val="Hipervnculo"/>
@@ -2955,7 +2955,7 @@
               <w:rPr>
                 <w:noProof/>
               </w:rPr>
-              <w:instrText xml:space="preserve"> PAGEREF _Toc242540168 \h </w:instrText>
+              <w:instrText xml:space="preserve"> PAGEREF _Toc242543248 \h </w:instrText>
             </w:r>
             <w:r>
               <w:rPr>
@@ -2995,7 +2995,7 @@
               <w14:ligatures w14:val="standardContextual"/>
             </w:rPr>
           </w:pPr>
-          <w:hyperlink w:anchor="_Toc242540169" w:history="1">
+          <w:hyperlink w:anchor="_Toc242543249" w:history="1">
             <w:r>
               <w:rPr>
                 <w:rStyle w:val="Hipervnculo"/>
@@ -3019,7 +3019,7 @@
               <w:rPr>
                 <w:noProof/>
               </w:rPr>
-              <w:instrText xml:space="preserve"> PAGEREF _Toc242540169 \h </w:instrText>
+              <w:instrText xml:space="preserve"> PAGEREF _Toc242543249 \h </w:instrText>
             </w:r>
             <w:r>
               <w:rPr>
@@ -3059,7 +3059,7 @@
               <w14:ligatures w14:val="standardContextual"/>
             </w:rPr>
           </w:pPr>
-          <w:hyperlink w:anchor="_Toc242540170" w:history="1">
+          <w:hyperlink w:anchor="_Toc242543250" w:history="1">
             <w:r>
               <w:rPr>
                 <w:rStyle w:val="Hipervnculo"/>
@@ -3083,7 +3083,7 @@
               <w:rPr>
                 <w:noProof/>
               </w:rPr>
-              <w:instrText xml:space="preserve"> PAGEREF _Toc242540170 \h </w:instrText>
+              <w:instrText xml:space="preserve"> PAGEREF _Toc242543250 \h </w:instrText>
             </w:r>
             <w:r>
               <w:rPr>
@@ -3123,7 +3123,7 @@
               <w14:ligatures w14:val="standardContextual"/>
             </w:rPr>
           </w:pPr>
-          <w:hyperlink w:anchor="_Toc242540171" w:history="1">
+          <w:hyperlink w:anchor="_Toc242543251" w:history="1">
             <w:r>
               <w:rPr>
                 <w:rStyle w:val="Hipervnculo"/>
@@ -3147,7 +3147,7 @@
               <w:rPr>
                 <w:noProof/>
               </w:rPr>
-              <w:instrText xml:space="preserve"> PAGEREF _Toc242540171 \h </w:instrText>
+              <w:instrText xml:space="preserve"> PAGEREF _Toc242543251 \h </w:instrText>
             </w:r>
             <w:r>
               <w:rPr>
@@ -3187,7 +3187,7 @@
               <w14:ligatures w14:val="standardContextual"/>
             </w:rPr>
           </w:pPr>
-          <w:hyperlink w:anchor="_Toc242540172" w:history="1">
+          <w:hyperlink w:anchor="_Toc242543252" w:history="1">
             <w:r>
               <w:rPr>
                 <w:rStyle w:val="Hipervnculo"/>
@@ -3211,7 +3211,7 @@
               <w:rPr>
                 <w:noProof/>
               </w:rPr>
-              <w:instrText xml:space="preserve"> PAGEREF _Toc242540172 \h </w:instrText>
+              <w:instrText xml:space="preserve"> PAGEREF _Toc242543252 \h </w:instrText>
             </w:r>
             <w:r>
               <w:rPr>
@@ -3251,7 +3251,7 @@
               <w14:ligatures w14:val="standardContextual"/>
             </w:rPr>
           </w:pPr>
-          <w:hyperlink w:anchor="_Toc242540173" w:history="1">
+          <w:hyperlink w:anchor="_Toc242543253" w:history="1">
             <w:r>
               <w:rPr>
                 <w:rStyle w:val="Hipervnculo"/>
@@ -3275,7 +3275,7 @@
               <w:rPr>
                 <w:noProof/>
               </w:rPr>
-              <w:instrText xml:space="preserve"> PAGEREF _Toc242540173 \h </w:instrText>
+              <w:instrText xml:space="preserve"> PAGEREF _Toc242543253 \h </w:instrText>
             </w:r>
             <w:r>
               <w:rPr>
@@ -3315,7 +3315,7 @@
               <w14:ligatures w14:val="standardContextual"/>
             </w:rPr>
           </w:pPr>
-          <w:hyperlink w:anchor="_Toc242540174" w:history="1">
+          <w:hyperlink w:anchor="_Toc242543254" w:history="1">
             <w:r>
               <w:rPr>
                 <w:rStyle w:val="Hipervnculo"/>
@@ -3339,7 +3339,7 @@
               <w:rPr>
                 <w:noProof/>
               </w:rPr>
-              <w:instrText xml:space="preserve"> PAGEREF _Toc242540174 \h </w:instrText>
+              <w:instrText xml:space="preserve"> PAGEREF _Toc242543254 \h </w:instrText>
             </w:r>
             <w:r>
               <w:rPr>
@@ -3379,7 +3379,7 @@
               <w14:ligatures w14:val="standardContextual"/>
             </w:rPr>
           </w:pPr>
-          <w:hyperlink w:anchor="_Toc242540175" w:history="1">
+          <w:hyperlink w:anchor="_Toc242543255" w:history="1">
             <w:r>
               <w:rPr>
                 <w:rStyle w:val="Hipervnculo"/>
@@ -3403,7 +3403,7 @@
               <w:rPr>
                 <w:noProof/>
               </w:rPr>
-              <w:instrText xml:space="preserve"> PAGEREF _Toc242540175 \h </w:instrText>
+              <w:instrText xml:space="preserve"> PAGEREF _Toc242543255 \h </w:instrText>
             </w:r>
             <w:r>
               <w:rPr>
@@ -3453,7 +3453,7 @@
       <w:pPr>
         <w:pStyle w:val="Ttulo1"/>
       </w:pPr>
-      <w:bookmarkStart w:id="0" w:name="_Toc242540163"/>
+      <w:bookmarkStart w:id="0" w:name="_Toc242543243"/>
       <w:r>
         <w:lastRenderedPageBreak/>
         <w:t>1. Datos generales</w:t>
@@ -3476,7 +3476,7 @@
           <w:left w:w="10" w:type="dxa"/>
           <w:right w:w="10" w:type="dxa"/>
         </w:tblCellMar>
-        <w:tblLook w:val="0000" w:firstRow="0" w:lastRow="0" w:firstColumn="0" w:lastColumn="0" w:noHBand="0" w:noVBand="0"/>
+        <w:tblLook w:val="04A0" w:firstRow="1" w:lastRow="0" w:firstColumn="1" w:lastColumn="0" w:noHBand="0" w:noVBand="1"/>
       </w:tblPr>
       <w:tblGrid>
         <w:gridCol w:w="2636"/>
@@ -4194,7 +4194,7 @@
       <w:pPr>
         <w:pStyle w:val="Ttulo1"/>
       </w:pPr>
-      <w:bookmarkStart w:id="1" w:name="_Toc242540164"/>
+      <w:bookmarkStart w:id="1" w:name="_Toc242543244"/>
       <w:r>
         <w:t>2. Propósito y justificación del proyecto</w:t>
       </w:r>
@@ -4222,7 +4222,7 @@
       <w:pPr>
         <w:pStyle w:val="Ttulo1"/>
       </w:pPr>
-      <w:bookmarkStart w:id="2" w:name="_Toc242540165"/>
+      <w:bookmarkStart w:id="2" w:name="_Toc242543245"/>
       <w:r>
         <w:t>3. Objetivos medibles y criterios de éxito</w:t>
       </w:r>
@@ -4270,7 +4270,7 @@
           <w:left w:w="10" w:type="dxa"/>
           <w:right w:w="10" w:type="dxa"/>
         </w:tblCellMar>
-        <w:tblLook w:val="0000" w:firstRow="0" w:lastRow="0" w:firstColumn="0" w:lastColumn="0" w:noHBand="0" w:noVBand="0"/>
+        <w:tblLook w:val="04A0" w:firstRow="1" w:lastRow="0" w:firstColumn="1" w:lastColumn="0" w:noHBand="0" w:noVBand="1"/>
       </w:tblPr>
       <w:tblGrid>
         <w:gridCol w:w="1581"/>
@@ -5166,7 +5166,7 @@
       <w:pPr>
         <w:pStyle w:val="Ttulo1"/>
       </w:pPr>
-      <w:bookmarkStart w:id="3" w:name="_Toc242540166"/>
+      <w:bookmarkStart w:id="3" w:name="_Toc242543246"/>
       <w:r>
         <w:t>4. Requisitos de alto nivel</w:t>
       </w:r>
@@ -5297,7 +5297,7 @@
       <w:pPr>
         <w:pStyle w:val="Ttulo1"/>
       </w:pPr>
-      <w:bookmarkStart w:id="4" w:name="_Toc242540167"/>
+      <w:bookmarkStart w:id="4" w:name="_Toc242543247"/>
       <w:r>
         <w:t>5. Descripción de alto nivel, límites y entregables clave</w:t>
       </w:r>
@@ -5354,7 +5354,7 @@
           <w:left w:w="10" w:type="dxa"/>
           <w:right w:w="10" w:type="dxa"/>
         </w:tblCellMar>
-        <w:tblLook w:val="0000" w:firstRow="0" w:lastRow="0" w:firstColumn="0" w:lastColumn="0" w:noHBand="0" w:noVBand="0"/>
+        <w:tblLook w:val="04A0" w:firstRow="1" w:lastRow="0" w:firstColumn="1" w:lastColumn="0" w:noHBand="0" w:noVBand="1"/>
       </w:tblPr>
       <w:tblGrid>
         <w:gridCol w:w="1054"/>
@@ -6487,7 +6487,7 @@
           <w:left w:w="10" w:type="dxa"/>
           <w:right w:w="10" w:type="dxa"/>
         </w:tblCellMar>
-        <w:tblLook w:val="0000" w:firstRow="0" w:lastRow="0" w:firstColumn="0" w:lastColumn="0" w:noHBand="0" w:noVBand="0"/>
+        <w:tblLook w:val="04A0" w:firstRow="1" w:lastRow="0" w:firstColumn="1" w:lastColumn="0" w:noHBand="0" w:noVBand="1"/>
       </w:tblPr>
       <w:tblGrid>
         <w:gridCol w:w="4393"/>
@@ -6788,7 +6788,7 @@
       <w:pPr>
         <w:pStyle w:val="Ttulo1"/>
       </w:pPr>
-      <w:bookmarkStart w:id="5" w:name="_Toc242540168"/>
+      <w:bookmarkStart w:id="5" w:name="_Toc242543248"/>
       <w:r>
         <w:t>6. Riesgo general del proyecto</w:t>
       </w:r>
@@ -6817,7 +6817,7 @@
       <w:pPr>
         <w:pStyle w:val="Ttulo1"/>
       </w:pPr>
-      <w:bookmarkStart w:id="6" w:name="_Toc242540169"/>
+      <w:bookmarkStart w:id="6" w:name="_Toc242543249"/>
       <w:r>
         <w:t>7. Resumen del cronograma de hitos</w:t>
       </w:r>
@@ -6865,7 +6865,7 @@
           <w:left w:w="10" w:type="dxa"/>
           <w:right w:w="10" w:type="dxa"/>
         </w:tblCellMar>
-        <w:tblLook w:val="0000" w:firstRow="0" w:lastRow="0" w:firstColumn="0" w:lastColumn="0" w:noHBand="0" w:noVBand="0"/>
+        <w:tblLook w:val="04A0" w:firstRow="1" w:lastRow="0" w:firstColumn="1" w:lastColumn="0" w:noHBand="0" w:noVBand="1"/>
       </w:tblPr>
       <w:tblGrid>
         <w:gridCol w:w="2636"/>
@@ -7880,7 +7880,7 @@
       <w:pPr>
         <w:pStyle w:val="Ttulo1"/>
       </w:pPr>
-      <w:bookmarkStart w:id="7" w:name="_Toc242540170"/>
+      <w:bookmarkStart w:id="7" w:name="_Toc242543250"/>
       <w:r>
         <w:t>8. Recursos financieros preaprobados</w:t>
       </w:r>
@@ -7902,7 +7902,7 @@
           <w:left w:w="10" w:type="dxa"/>
           <w:right w:w="10" w:type="dxa"/>
         </w:tblCellMar>
-        <w:tblLook w:val="0000" w:firstRow="0" w:lastRow="0" w:firstColumn="0" w:lastColumn="0" w:noHBand="0" w:noVBand="0"/>
+        <w:tblLook w:val="04A0" w:firstRow="1" w:lastRow="0" w:firstColumn="1" w:lastColumn="0" w:noHBand="0" w:noVBand="1"/>
       </w:tblPr>
       <w:tblGrid>
         <w:gridCol w:w="2636"/>
@@ -8326,7 +8326,7 @@
       <w:pPr>
         <w:pStyle w:val="Ttulo1"/>
       </w:pPr>
-      <w:bookmarkStart w:id="8" w:name="_Toc242540171"/>
+      <w:bookmarkStart w:id="8" w:name="_Toc242543251"/>
       <w:r>
         <w:t>9. Lista de interesados clave</w:t>
       </w:r>
@@ -8374,7 +8374,7 @@
           <w:left w:w="10" w:type="dxa"/>
           <w:right w:w="10" w:type="dxa"/>
         </w:tblCellMar>
-        <w:tblLook w:val="0000" w:firstRow="0" w:lastRow="0" w:firstColumn="0" w:lastColumn="0" w:noHBand="0" w:noVBand="0"/>
+        <w:tblLook w:val="04A0" w:firstRow="1" w:lastRow="0" w:firstColumn="1" w:lastColumn="0" w:noHBand="0" w:noVBand="1"/>
       </w:tblPr>
       <w:tblGrid>
         <w:gridCol w:w="2460"/>
@@ -9395,7 +9395,7 @@
       <w:pPr>
         <w:pStyle w:val="Ttulo1"/>
       </w:pPr>
-      <w:bookmarkStart w:id="9" w:name="_Toc242540172"/>
+      <w:bookmarkStart w:id="9" w:name="_Toc242543252"/>
       <w:r>
         <w:lastRenderedPageBreak/>
         <w:t>10. Requisitos de aprobación del proyecto</w:t>
@@ -9444,7 +9444,7 @@
           <w:left w:w="10" w:type="dxa"/>
           <w:right w:w="10" w:type="dxa"/>
         </w:tblCellMar>
-        <w:tblLook w:val="0000" w:firstRow="0" w:lastRow="0" w:firstColumn="0" w:lastColumn="0" w:noHBand="0" w:noVBand="0"/>
+        <w:tblLook w:val="04A0" w:firstRow="1" w:lastRow="0" w:firstColumn="1" w:lastColumn="0" w:noHBand="0" w:noVBand="1"/>
       </w:tblPr>
       <w:tblGrid>
         <w:gridCol w:w="3339"/>
@@ -10241,7 +10241,7 @@
       <w:pPr>
         <w:pStyle w:val="Ttulo1"/>
       </w:pPr>
-      <w:bookmarkStart w:id="10" w:name="_Toc242540173"/>
+      <w:bookmarkStart w:id="10" w:name="_Toc242543253"/>
       <w:r>
         <w:t>11. Criterios de salida del proyecto</w:t>
       </w:r>
@@ -10393,7 +10393,7 @@
       <w:pPr>
         <w:pStyle w:val="Ttulo1"/>
       </w:pPr>
-      <w:bookmarkStart w:id="11" w:name="_Toc242540174"/>
+      <w:bookmarkStart w:id="11" w:name="_Toc242543254"/>
       <w:r>
         <w:lastRenderedPageBreak/>
         <w:t>12. Director del proyecto: responsabilidad y nivel de autoridad</w:t>
@@ -10416,7 +10416,7 @@
           <w:left w:w="10" w:type="dxa"/>
           <w:right w:w="10" w:type="dxa"/>
         </w:tblCellMar>
-        <w:tblLook w:val="0000" w:firstRow="0" w:lastRow="0" w:firstColumn="0" w:lastColumn="0" w:noHBand="0" w:noVBand="0"/>
+        <w:tblLook w:val="04A0" w:firstRow="1" w:lastRow="0" w:firstColumn="1" w:lastColumn="0" w:noHBand="0" w:noVBand="1"/>
       </w:tblPr>
       <w:tblGrid>
         <w:gridCol w:w="2636"/>
@@ -10822,7 +10822,7 @@
       <w:pPr>
         <w:pStyle w:val="Ttulo1"/>
       </w:pPr>
-      <w:bookmarkStart w:id="12" w:name="_Toc242540175"/>
+      <w:bookmarkStart w:id="12" w:name="_Toc242543255"/>
       <w:r>
         <w:t>13. Patrocinadora y autorización</w:t>
       </w:r>
@@ -10853,7 +10853,7 @@
           <w:left w:w="10" w:type="dxa"/>
           <w:right w:w="10" w:type="dxa"/>
         </w:tblCellMar>
-        <w:tblLook w:val="0000" w:firstRow="0" w:lastRow="0" w:firstColumn="0" w:lastColumn="0" w:noHBand="0" w:noVBand="0"/>
+        <w:tblLook w:val="04A0" w:firstRow="1" w:lastRow="0" w:firstColumn="1" w:lastColumn="0" w:noHBand="0" w:noVBand="1"/>
       </w:tblPr>
       <w:tblGrid>
         <w:gridCol w:w="8787"/>
@@ -10934,7 +10934,7 @@
           <w:left w:w="10" w:type="dxa"/>
           <w:right w:w="10" w:type="dxa"/>
         </w:tblCellMar>
-        <w:tblLook w:val="0000" w:firstRow="0" w:lastRow="0" w:firstColumn="0" w:lastColumn="0" w:noHBand="0" w:noVBand="0"/>
+        <w:tblLook w:val="04A0" w:firstRow="1" w:lastRow="0" w:firstColumn="1" w:lastColumn="0" w:noHBand="0" w:noVBand="1"/>
       </w:tblPr>
       <w:tblGrid>
         <w:gridCol w:w="4393"/>
@@ -11490,10 +11490,64 @@
 <file path=word/numbering.xml><?xml version="1.0" encoding="utf-8"?>
 <w:numbering xmlns:wpc="http://schemas.microsoft.com/office/word/2010/wordprocessingCanvas" xmlns:cx="http://schemas.microsoft.com/office/drawing/2014/chartex" xmlns:cx1="http://schemas.microsoft.com/office/drawing/2015/9/8/chartex" xmlns:cx2="http://schemas.microsoft.com/office/drawing/2015/10/21/chartex" xmlns:cx3="http://schemas.microsoft.com/office/drawing/2016/5/9/chartex" xmlns:cx4="http://schemas.microsoft.com/office/drawing/2016/5/10/chartex" xmlns:cx5="http://schemas.microsoft.com/office/drawing/2016/5/11/chartex" xmlns:cx6="http://schemas.microsoft.com/office/drawing/2016/5/12/chartex" xmlns:cx7="http://schemas.microsoft.com/office/drawing/2016/5/13/chartex" xmlns:cx8="http://schemas.microsoft.com/office/drawing/2016/5/14/chartex" xmlns:mc="http://schemas.openxmlformats.org/markup-compatibility/2006" xmlns:aink="http://schemas.microsoft.com/office/drawing/2016/ink" xmlns:am3d="http://schemas.microsoft.com/office/drawing/2017/model3d" xmlns:o="urn:schemas-microsoft-com:office:office" xmlns:oel="http://schemas.microsoft.com/office/2019/extlst" xmlns:r="http://schemas.openxmlformats.org/officeDocument/2006/relationships" xmlns:m="http://schemas.openxmlformats.org/officeDocument/2006/math" xmlns:v="urn:schemas-microsoft-com:vml" xmlns:wp14="http://schemas.microsoft.com/office/word/2010/wordprocessingDrawing" xmlns:wp="http://schemas.openxmlformats.org/drawingml/2006/wordprocessingDrawing" xmlns:w10="urn:schemas-microsoft-com:office:word" xmlns:w="http://schemas.openxmlformats.org/wordprocessingml/2006/main" xmlns:w14="http://schemas.microsoft.com/office/word/2010/wordml" xmlns:w15="http://schemas.microsoft.com/office/word/2012/wordml" xmlns:w16cex="http://schemas.microsoft.com/office/word/2018/wordml/cex" xmlns:w16cid="http://schemas.microsoft.com/office/word/2016/wordml/cid" xmlns:w16="http://schemas.microsoft.com/office/word/2018/wordml" xmlns:w16du="http://schemas.microsoft.com/office/word/2023/wordml/word16du" xmlns:w16sdtdh="http://schemas.microsoft.com/office/word/2020/wordml/sdtdatahash" xmlns:w16sdtfl="http://schemas.microsoft.com/office/word/2024/wordml/sdtformatlock" xmlns:w16se="http://schemas.microsoft.com/office/word/2015/wordml/symex" xmlns:wpg="http://schemas.microsoft.com/office/word/2010/wordprocessingGroup" xmlns:wpi="http://schemas.microsoft.com/office/word/2010/wordprocessingInk" xmlns:wne="http://schemas.microsoft.com/office/word/2006/wordml" xmlns:wps="http://schemas.microsoft.com/office/word/2010/wordprocessingShape" mc:Ignorable="w14 w15 w16se w16cid w16 w16cex w16sdtdh w16sdtfl w16du wp14">
   <w:abstractNum w:abstractNumId="0" w15:restartNumberingAfterBreak="0">
-    <w:nsid w:val="1C33075D"/>
+    <w:nsid w:val="21BC65BF"/>
     <w:multiLevelType w:val="hybridMultilevel"/>
-    <w:tmpl w:val="4C98EF0C"/>
-    <w:lvl w:ilvl="0" w:tplc="32AC804A">
+    <w:tmpl w:val="3E301FB2"/>
+    <w:lvl w:ilvl="0" w:tplc="595A4FB6">
+      <w:start w:val="1"/>
+      <w:numFmt w:val="bullet"/>
+      <w:lvlText w:val="•"/>
+      <w:lvlJc w:val="left"/>
+      <w:pPr>
+        <w:ind w:left="560" w:hanging="280"/>
+      </w:pPr>
+    </w:lvl>
+    <w:lvl w:ilvl="1" w:tplc="689A44B0">
+      <w:numFmt w:val="decimal"/>
+      <w:lvlText w:val=""/>
+      <w:lvlJc w:val="left"/>
+    </w:lvl>
+    <w:lvl w:ilvl="2" w:tplc="60228202">
+      <w:numFmt w:val="decimal"/>
+      <w:lvlText w:val=""/>
+      <w:lvlJc w:val="left"/>
+    </w:lvl>
+    <w:lvl w:ilvl="3" w:tplc="EC44A170">
+      <w:numFmt w:val="decimal"/>
+      <w:lvlText w:val=""/>
+      <w:lvlJc w:val="left"/>
+    </w:lvl>
+    <w:lvl w:ilvl="4" w:tplc="DD42BA4E">
+      <w:numFmt w:val="decimal"/>
+      <w:lvlText w:val=""/>
+      <w:lvlJc w:val="left"/>
+    </w:lvl>
+    <w:lvl w:ilvl="5" w:tplc="F5B6D7F0">
+      <w:numFmt w:val="decimal"/>
+      <w:lvlText w:val=""/>
+      <w:lvlJc w:val="left"/>
+    </w:lvl>
+    <w:lvl w:ilvl="6" w:tplc="A732A026">
+      <w:numFmt w:val="decimal"/>
+      <w:lvlText w:val=""/>
+      <w:lvlJc w:val="left"/>
+    </w:lvl>
+    <w:lvl w:ilvl="7" w:tplc="68C013E0">
+      <w:numFmt w:val="decimal"/>
+      <w:lvlText w:val=""/>
+      <w:lvlJc w:val="left"/>
+    </w:lvl>
+    <w:lvl w:ilvl="8" w:tplc="FB2A119C">
+      <w:numFmt w:val="decimal"/>
+      <w:lvlText w:val=""/>
+      <w:lvlJc w:val="left"/>
+    </w:lvl>
+  </w:abstractNum>
+  <w:abstractNum w:abstractNumId="1" w15:restartNumberingAfterBreak="0">
+    <w:nsid w:val="501E58A6"/>
+    <w:multiLevelType w:val="hybridMultilevel"/>
+    <w:tmpl w:val="26AC1938"/>
+    <w:lvl w:ilvl="0" w:tplc="CBD8D672">
       <w:start w:val="1"/>
       <w:numFmt w:val="decimal"/>
       <w:lvlText w:val="%1."/>
@@ -11502,52 +11556,52 @@
         <w:ind w:left="560" w:hanging="340"/>
       </w:pPr>
     </w:lvl>
-    <w:lvl w:ilvl="1" w:tplc="361C48FE">
+    <w:lvl w:ilvl="1" w:tplc="8A102EE2">
       <w:numFmt w:val="decimal"/>
       <w:lvlText w:val=""/>
       <w:lvlJc w:val="left"/>
     </w:lvl>
-    <w:lvl w:ilvl="2" w:tplc="CDCCC4DE">
+    <w:lvl w:ilvl="2" w:tplc="E0D27E86">
       <w:numFmt w:val="decimal"/>
       <w:lvlText w:val=""/>
       <w:lvlJc w:val="left"/>
     </w:lvl>
-    <w:lvl w:ilvl="3" w:tplc="0C4AF86C">
+    <w:lvl w:ilvl="3" w:tplc="6D84FC06">
       <w:numFmt w:val="decimal"/>
       <w:lvlText w:val=""/>
       <w:lvlJc w:val="left"/>
     </w:lvl>
-    <w:lvl w:ilvl="4" w:tplc="D2663E72">
+    <w:lvl w:ilvl="4" w:tplc="0A40AA74">
       <w:numFmt w:val="decimal"/>
       <w:lvlText w:val=""/>
       <w:lvlJc w:val="left"/>
     </w:lvl>
-    <w:lvl w:ilvl="5" w:tplc="082A90EC">
+    <w:lvl w:ilvl="5" w:tplc="D152E238">
       <w:numFmt w:val="decimal"/>
       <w:lvlText w:val=""/>
       <w:lvlJc w:val="left"/>
     </w:lvl>
-    <w:lvl w:ilvl="6" w:tplc="57B8A284">
+    <w:lvl w:ilvl="6" w:tplc="38FEF552">
       <w:numFmt w:val="decimal"/>
       <w:lvlText w:val=""/>
       <w:lvlJc w:val="left"/>
     </w:lvl>
-    <w:lvl w:ilvl="7" w:tplc="42D2DF34">
+    <w:lvl w:ilvl="7" w:tplc="F77CED2E">
       <w:numFmt w:val="decimal"/>
       <w:lvlText w:val=""/>
       <w:lvlJc w:val="left"/>
     </w:lvl>
-    <w:lvl w:ilvl="8" w:tplc="7B1C6BAA">
+    <w:lvl w:ilvl="8" w:tplc="9870A3F8">
       <w:numFmt w:val="decimal"/>
       <w:lvlText w:val=""/>
       <w:lvlJc w:val="left"/>
     </w:lvl>
   </w:abstractNum>
-  <w:abstractNum w:abstractNumId="1" w15:restartNumberingAfterBreak="0">
-    <w:nsid w:val="285B585A"/>
+  <w:abstractNum w:abstractNumId="2" w15:restartNumberingAfterBreak="0">
+    <w:nsid w:val="513F225E"/>
     <w:multiLevelType w:val="hybridMultilevel"/>
-    <w:tmpl w:val="6462897A"/>
-    <w:lvl w:ilvl="0" w:tplc="B5D8A440">
+    <w:tmpl w:val="4AAE7434"/>
+    <w:lvl w:ilvl="0" w:tplc="70BEA20E">
       <w:start w:val="1"/>
       <w:numFmt w:val="bullet"/>
       <w:lvlText w:val="●"/>
@@ -11556,7 +11610,7 @@
         <w:ind w:left="720" w:hanging="360"/>
       </w:pPr>
     </w:lvl>
-    <w:lvl w:ilvl="1" w:tplc="BAC22596">
+    <w:lvl w:ilvl="1" w:tplc="747E675E">
       <w:start w:val="1"/>
       <w:numFmt w:val="bullet"/>
       <w:lvlText w:val="○"/>
@@ -11565,7 +11619,7 @@
         <w:ind w:left="1440" w:hanging="360"/>
       </w:pPr>
     </w:lvl>
-    <w:lvl w:ilvl="2" w:tplc="52503F34">
+    <w:lvl w:ilvl="2" w:tplc="E862BED0">
       <w:start w:val="1"/>
       <w:numFmt w:val="bullet"/>
       <w:lvlText w:val="■"/>
@@ -11574,7 +11628,7 @@
         <w:ind w:left="2160" w:hanging="360"/>
       </w:pPr>
     </w:lvl>
-    <w:lvl w:ilvl="3" w:tplc="0FC2C83A">
+    <w:lvl w:ilvl="3" w:tplc="C2DE7534">
       <w:start w:val="1"/>
       <w:numFmt w:val="bullet"/>
       <w:lvlText w:val="●"/>
@@ -11583,7 +11637,7 @@
         <w:ind w:left="2880" w:hanging="360"/>
       </w:pPr>
     </w:lvl>
-    <w:lvl w:ilvl="4" w:tplc="CCBCC88A">
+    <w:lvl w:ilvl="4" w:tplc="B7FCE482">
       <w:start w:val="1"/>
       <w:numFmt w:val="bullet"/>
       <w:lvlText w:val="○"/>
@@ -11592,7 +11646,7 @@
         <w:ind w:left="3600" w:hanging="360"/>
       </w:pPr>
     </w:lvl>
-    <w:lvl w:ilvl="5" w:tplc="F3F0E43E">
+    <w:lvl w:ilvl="5" w:tplc="0B0888EE">
       <w:start w:val="1"/>
       <w:numFmt w:val="bullet"/>
       <w:lvlText w:val="■"/>
@@ -11601,7 +11655,7 @@
         <w:ind w:left="4320" w:hanging="360"/>
       </w:pPr>
     </w:lvl>
-    <w:lvl w:ilvl="6" w:tplc="B32C4FBA">
+    <w:lvl w:ilvl="6" w:tplc="9092AC14">
       <w:start w:val="1"/>
       <w:numFmt w:val="bullet"/>
       <w:lvlText w:val="●"/>
@@ -11610,7 +11664,7 @@
         <w:ind w:left="5040" w:hanging="360"/>
       </w:pPr>
     </w:lvl>
-    <w:lvl w:ilvl="7" w:tplc="E4343A2E">
+    <w:lvl w:ilvl="7" w:tplc="1FB26E82">
       <w:start w:val="1"/>
       <w:numFmt w:val="bullet"/>
       <w:lvlText w:val="●"/>
@@ -11619,7 +11673,7 @@
         <w:ind w:left="5760" w:hanging="360"/>
       </w:pPr>
     </w:lvl>
-    <w:lvl w:ilvl="8" w:tplc="57503318">
+    <w:lvl w:ilvl="8" w:tplc="FB5EFFF4">
       <w:start w:val="1"/>
       <w:numFmt w:val="bullet"/>
       <w:lvlText w:val="●"/>
@@ -11629,68 +11683,14 @@
       </w:pPr>
     </w:lvl>
   </w:abstractNum>
-  <w:abstractNum w:abstractNumId="2" w15:restartNumberingAfterBreak="0">
-    <w:nsid w:val="6EF20DC4"/>
-    <w:multiLevelType w:val="hybridMultilevel"/>
-    <w:tmpl w:val="88968D74"/>
-    <w:lvl w:ilvl="0" w:tplc="065E824A">
-      <w:start w:val="1"/>
-      <w:numFmt w:val="bullet"/>
-      <w:lvlText w:val="•"/>
-      <w:lvlJc w:val="left"/>
-      <w:pPr>
-        <w:ind w:left="560" w:hanging="280"/>
-      </w:pPr>
-    </w:lvl>
-    <w:lvl w:ilvl="1" w:tplc="CD163D32">
-      <w:numFmt w:val="decimal"/>
-      <w:lvlText w:val=""/>
-      <w:lvlJc w:val="left"/>
-    </w:lvl>
-    <w:lvl w:ilvl="2" w:tplc="1F3815AA">
-      <w:numFmt w:val="decimal"/>
-      <w:lvlText w:val=""/>
-      <w:lvlJc w:val="left"/>
-    </w:lvl>
-    <w:lvl w:ilvl="3" w:tplc="6D4C693C">
-      <w:numFmt w:val="decimal"/>
-      <w:lvlText w:val=""/>
-      <w:lvlJc w:val="left"/>
-    </w:lvl>
-    <w:lvl w:ilvl="4" w:tplc="C366B5B8">
-      <w:numFmt w:val="decimal"/>
-      <w:lvlText w:val=""/>
-      <w:lvlJc w:val="left"/>
-    </w:lvl>
-    <w:lvl w:ilvl="5" w:tplc="DC064CB0">
-      <w:numFmt w:val="decimal"/>
-      <w:lvlText w:val=""/>
-      <w:lvlJc w:val="left"/>
-    </w:lvl>
-    <w:lvl w:ilvl="6" w:tplc="767CD026">
-      <w:numFmt w:val="decimal"/>
-      <w:lvlText w:val=""/>
-      <w:lvlJc w:val="left"/>
-    </w:lvl>
-    <w:lvl w:ilvl="7" w:tplc="C7BAAF32">
-      <w:numFmt w:val="decimal"/>
-      <w:lvlText w:val=""/>
-      <w:lvlJc w:val="left"/>
-    </w:lvl>
-    <w:lvl w:ilvl="8" w:tplc="88A49480">
-      <w:numFmt w:val="decimal"/>
-      <w:lvlText w:val=""/>
-      <w:lvlJc w:val="left"/>
-    </w:lvl>
-  </w:abstractNum>
-  <w:num w:numId="1" w16cid:durableId="971639644">
-    <w:abstractNumId w:val="1"/>
+  <w:num w:numId="1" w16cid:durableId="663824483">
+    <w:abstractNumId w:val="2"/>
     <w:lvlOverride w:ilvl="0">
       <w:startOverride w:val="1"/>
     </w:lvlOverride>
   </w:num>
-  <w:num w:numId="2" w16cid:durableId="2094544252">
-    <w:abstractNumId w:val="2"/>
+  <w:num w:numId="2" w16cid:durableId="147062899">
+    <w:abstractNumId w:val="0"/>
     <w:lvlOverride w:ilvl="0">
       <w:startOverride w:val="1"/>
     </w:lvlOverride>
@@ -12282,7 +12282,7 @@
     <w:autoRedefine/>
     <w:uiPriority w:val="39"/>
     <w:unhideWhenUsed/>
-    <w:rsid w:val="003C0B2D"/>
+    <w:rsid w:val="00496682"/>
     <w:pPr>
       <w:spacing w:after="100"/>
     </w:pPr>

--- a/public/documentos/GOB-02-acta-de-constitucion-del-proyecto.docx
+++ b/public/documentos/GOB-02-acta-de-constitucion-del-proyecto.docx
@@ -52,7 +52,7 @@
                 <w:noProof/>
               </w:rPr>
               <w:drawing>
-                <wp:inline distT="0" distB="0" distL="0" distR="0" wp14:anchorId="34DF940B" wp14:editId="003F390D">
+                <wp:inline distT="0" distB="0" distL="0" distR="0" wp14:anchorId="1E4AA963" wp14:editId="3150ED8B">
                   <wp:extent cx="990600" cy="990600"/>
                   <wp:effectExtent l="0" t="0" r="0" b="0"/>
                   <wp:docPr id="1" name="Imagen 1"/>
@@ -171,10 +171,10 @@
                 <w:noProof/>
               </w:rPr>
               <w:drawing>
-                <wp:inline distT="0" distB="0" distL="0" distR="0" wp14:anchorId="147C4D0A" wp14:editId="7FA43DA4">
+                <wp:inline distT="0" distB="0" distL="0" distR="0" wp14:anchorId="08B5B847" wp14:editId="3E6B39E9">
                   <wp:extent cx="800100" cy="800100"/>
                   <wp:effectExtent l="0" t="0" r="0" b="0"/>
-                  <wp:docPr id="669464347" name="Imagen 669464347"/>
+                  <wp:docPr id="1932833282" name="Imagen 1932833282"/>
                   <wp:cNvGraphicFramePr>
                     <a:graphicFrameLocks xmlns:a="http://schemas.openxmlformats.org/drawingml/2006/main" noChangeAspect="1"/>
                   </wp:cNvGraphicFramePr>
@@ -2585,7 +2585,7 @@
     <w:sdt>
       <w:sdtPr>
         <w:alias w:val="Contenido"/>
-        <w:id w:val="1209919382"/>
+        <w:id w:val="1003558391"/>
       </w:sdtPr>
       <w:sdtEndPr/>
       <w:sdtContent>
@@ -2611,7 +2611,7 @@
           <w:r>
             <w:fldChar w:fldCharType="separate"/>
           </w:r>
-          <w:hyperlink w:anchor="_Toc242543243" w:history="1">
+          <w:hyperlink w:anchor="_Toc242545271" w:history="1">
             <w:r>
               <w:rPr>
                 <w:rStyle w:val="Hipervnculo"/>
@@ -2635,7 +2635,7 @@
               <w:rPr>
                 <w:noProof/>
               </w:rPr>
-              <w:instrText xml:space="preserve"> PAGEREF _Toc242543243 \h </w:instrText>
+              <w:instrText xml:space="preserve"> PAGEREF _Toc242545271 \h </w:instrText>
             </w:r>
             <w:r>
               <w:rPr>
@@ -2675,7 +2675,7 @@
               <w14:ligatures w14:val="standardContextual"/>
             </w:rPr>
           </w:pPr>
-          <w:hyperlink w:anchor="_Toc242543244" w:history="1">
+          <w:hyperlink w:anchor="_Toc242545272" w:history="1">
             <w:r>
               <w:rPr>
                 <w:rStyle w:val="Hipervnculo"/>
@@ -2699,7 +2699,7 @@
               <w:rPr>
                 <w:noProof/>
               </w:rPr>
-              <w:instrText xml:space="preserve"> PAGEREF _Toc242543244 \h </w:instrText>
+              <w:instrText xml:space="preserve"> PAGEREF _Toc242545272 \h </w:instrText>
             </w:r>
             <w:r>
               <w:rPr>
@@ -2739,7 +2739,7 @@
               <w14:ligatures w14:val="standardContextual"/>
             </w:rPr>
           </w:pPr>
-          <w:hyperlink w:anchor="_Toc242543245" w:history="1">
+          <w:hyperlink w:anchor="_Toc242545273" w:history="1">
             <w:r>
               <w:rPr>
                 <w:rStyle w:val="Hipervnculo"/>
@@ -2763,7 +2763,7 @@
               <w:rPr>
                 <w:noProof/>
               </w:rPr>
-              <w:instrText xml:space="preserve"> PAGEREF _Toc242543245 \h </w:instrText>
+              <w:instrText xml:space="preserve"> PAGEREF _Toc242545273 \h </w:instrText>
             </w:r>
             <w:r>
               <w:rPr>
@@ -2803,7 +2803,7 @@
               <w14:ligatures w14:val="standardContextual"/>
             </w:rPr>
           </w:pPr>
-          <w:hyperlink w:anchor="_Toc242543246" w:history="1">
+          <w:hyperlink w:anchor="_Toc242545274" w:history="1">
             <w:r>
               <w:rPr>
                 <w:rStyle w:val="Hipervnculo"/>
@@ -2827,7 +2827,7 @@
               <w:rPr>
                 <w:noProof/>
               </w:rPr>
-              <w:instrText xml:space="preserve"> PAGEREF _Toc242543246 \h </w:instrText>
+              <w:instrText xml:space="preserve"> PAGEREF _Toc242545274 \h </w:instrText>
             </w:r>
             <w:r>
               <w:rPr>
@@ -2867,7 +2867,7 @@
               <w14:ligatures w14:val="standardContextual"/>
             </w:rPr>
           </w:pPr>
-          <w:hyperlink w:anchor="_Toc242543247" w:history="1">
+          <w:hyperlink w:anchor="_Toc242545275" w:history="1">
             <w:r>
               <w:rPr>
                 <w:rStyle w:val="Hipervnculo"/>
@@ -2891,7 +2891,7 @@
               <w:rPr>
                 <w:noProof/>
               </w:rPr>
-              <w:instrText xml:space="preserve"> PAGEREF _Toc242543247 \h </w:instrText>
+              <w:instrText xml:space="preserve"> PAGEREF _Toc242545275 \h </w:instrText>
             </w:r>
             <w:r>
               <w:rPr>
@@ -2931,7 +2931,7 @@
               <w14:ligatures w14:val="standardContextual"/>
             </w:rPr>
           </w:pPr>
-          <w:hyperlink w:anchor="_Toc242543248" w:history="1">
+          <w:hyperlink w:anchor="_Toc242545276" w:history="1">
             <w:r>
               <w:rPr>
                 <w:rStyle w:val="Hipervnculo"/>
@@ -2955,7 +2955,7 @@
               <w:rPr>
                 <w:noProof/>
               </w:rPr>
-              <w:instrText xml:space="preserve"> PAGEREF _Toc242543248 \h </w:instrText>
+              <w:instrText xml:space="preserve"> PAGEREF _Toc242545276 \h </w:instrText>
             </w:r>
             <w:r>
               <w:rPr>
@@ -2995,7 +2995,7 @@
               <w14:ligatures w14:val="standardContextual"/>
             </w:rPr>
           </w:pPr>
-          <w:hyperlink w:anchor="_Toc242543249" w:history="1">
+          <w:hyperlink w:anchor="_Toc242545277" w:history="1">
             <w:r>
               <w:rPr>
                 <w:rStyle w:val="Hipervnculo"/>
@@ -3019,7 +3019,7 @@
               <w:rPr>
                 <w:noProof/>
               </w:rPr>
-              <w:instrText xml:space="preserve"> PAGEREF _Toc242543249 \h </w:instrText>
+              <w:instrText xml:space="preserve"> PAGEREF _Toc242545277 \h </w:instrText>
             </w:r>
             <w:r>
               <w:rPr>
@@ -3059,7 +3059,7 @@
               <w14:ligatures w14:val="standardContextual"/>
             </w:rPr>
           </w:pPr>
-          <w:hyperlink w:anchor="_Toc242543250" w:history="1">
+          <w:hyperlink w:anchor="_Toc242545278" w:history="1">
             <w:r>
               <w:rPr>
                 <w:rStyle w:val="Hipervnculo"/>
@@ -3083,7 +3083,7 @@
               <w:rPr>
                 <w:noProof/>
               </w:rPr>
-              <w:instrText xml:space="preserve"> PAGEREF _Toc242543250 \h </w:instrText>
+              <w:instrText xml:space="preserve"> PAGEREF _Toc242545278 \h </w:instrText>
             </w:r>
             <w:r>
               <w:rPr>
@@ -3123,7 +3123,7 @@
               <w14:ligatures w14:val="standardContextual"/>
             </w:rPr>
           </w:pPr>
-          <w:hyperlink w:anchor="_Toc242543251" w:history="1">
+          <w:hyperlink w:anchor="_Toc242545279" w:history="1">
             <w:r>
               <w:rPr>
                 <w:rStyle w:val="Hipervnculo"/>
@@ -3147,7 +3147,7 @@
               <w:rPr>
                 <w:noProof/>
               </w:rPr>
-              <w:instrText xml:space="preserve"> PAGEREF _Toc242543251 \h </w:instrText>
+              <w:instrText xml:space="preserve"> PAGEREF _Toc242545279 \h </w:instrText>
             </w:r>
             <w:r>
               <w:rPr>
@@ -3187,7 +3187,7 @@
               <w14:ligatures w14:val="standardContextual"/>
             </w:rPr>
           </w:pPr>
-          <w:hyperlink w:anchor="_Toc242543252" w:history="1">
+          <w:hyperlink w:anchor="_Toc242545280" w:history="1">
             <w:r>
               <w:rPr>
                 <w:rStyle w:val="Hipervnculo"/>
@@ -3211,7 +3211,7 @@
               <w:rPr>
                 <w:noProof/>
               </w:rPr>
-              <w:instrText xml:space="preserve"> PAGEREF _Toc242543252 \h </w:instrText>
+              <w:instrText xml:space="preserve"> PAGEREF _Toc242545280 \h </w:instrText>
             </w:r>
             <w:r>
               <w:rPr>
@@ -3251,7 +3251,7 @@
               <w14:ligatures w14:val="standardContextual"/>
             </w:rPr>
           </w:pPr>
-          <w:hyperlink w:anchor="_Toc242543253" w:history="1">
+          <w:hyperlink w:anchor="_Toc242545281" w:history="1">
             <w:r>
               <w:rPr>
                 <w:rStyle w:val="Hipervnculo"/>
@@ -3275,7 +3275,7 @@
               <w:rPr>
                 <w:noProof/>
               </w:rPr>
-              <w:instrText xml:space="preserve"> PAGEREF _Toc242543253 \h </w:instrText>
+              <w:instrText xml:space="preserve"> PAGEREF _Toc242545281 \h </w:instrText>
             </w:r>
             <w:r>
               <w:rPr>
@@ -3315,7 +3315,7 @@
               <w14:ligatures w14:val="standardContextual"/>
             </w:rPr>
           </w:pPr>
-          <w:hyperlink w:anchor="_Toc242543254" w:history="1">
+          <w:hyperlink w:anchor="_Toc242545282" w:history="1">
             <w:r>
               <w:rPr>
                 <w:rStyle w:val="Hipervnculo"/>
@@ -3339,7 +3339,7 @@
               <w:rPr>
                 <w:noProof/>
               </w:rPr>
-              <w:instrText xml:space="preserve"> PAGEREF _Toc242543254 \h </w:instrText>
+              <w:instrText xml:space="preserve"> PAGEREF _Toc242545282 \h </w:instrText>
             </w:r>
             <w:r>
               <w:rPr>
@@ -3379,7 +3379,7 @@
               <w14:ligatures w14:val="standardContextual"/>
             </w:rPr>
           </w:pPr>
-          <w:hyperlink w:anchor="_Toc242543255" w:history="1">
+          <w:hyperlink w:anchor="_Toc242545283" w:history="1">
             <w:r>
               <w:rPr>
                 <w:rStyle w:val="Hipervnculo"/>
@@ -3403,7 +3403,7 @@
               <w:rPr>
                 <w:noProof/>
               </w:rPr>
-              <w:instrText xml:space="preserve"> PAGEREF _Toc242543255 \h </w:instrText>
+              <w:instrText xml:space="preserve"> PAGEREF _Toc242545283 \h </w:instrText>
             </w:r>
             <w:r>
               <w:rPr>
@@ -3453,7 +3453,7 @@
       <w:pPr>
         <w:pStyle w:val="Ttulo1"/>
       </w:pPr>
-      <w:bookmarkStart w:id="0" w:name="_Toc242543243"/>
+      <w:bookmarkStart w:id="0" w:name="_Toc242545271"/>
       <w:r>
         <w:lastRenderedPageBreak/>
         <w:t>1. Datos generales</w:t>
@@ -4194,7 +4194,7 @@
       <w:pPr>
         <w:pStyle w:val="Ttulo1"/>
       </w:pPr>
-      <w:bookmarkStart w:id="1" w:name="_Toc242543244"/>
+      <w:bookmarkStart w:id="1" w:name="_Toc242545272"/>
       <w:r>
         <w:t>2. Propósito y justificación del proyecto</w:t>
       </w:r>
@@ -4222,7 +4222,7 @@
       <w:pPr>
         <w:pStyle w:val="Ttulo1"/>
       </w:pPr>
-      <w:bookmarkStart w:id="2" w:name="_Toc242543245"/>
+      <w:bookmarkStart w:id="2" w:name="_Toc242545273"/>
       <w:r>
         <w:t>3. Objetivos medibles y criterios de éxito</w:t>
       </w:r>
@@ -5166,7 +5166,7 @@
       <w:pPr>
         <w:pStyle w:val="Ttulo1"/>
       </w:pPr>
-      <w:bookmarkStart w:id="3" w:name="_Toc242543246"/>
+      <w:bookmarkStart w:id="3" w:name="_Toc242545274"/>
       <w:r>
         <w:t>4. Requisitos de alto nivel</w:t>
       </w:r>
@@ -5297,7 +5297,7 @@
       <w:pPr>
         <w:pStyle w:val="Ttulo1"/>
       </w:pPr>
-      <w:bookmarkStart w:id="4" w:name="_Toc242543247"/>
+      <w:bookmarkStart w:id="4" w:name="_Toc242545275"/>
       <w:r>
         <w:t>5. Descripción de alto nivel, límites y entregables clave</w:t>
       </w:r>
@@ -6788,7 +6788,7 @@
       <w:pPr>
         <w:pStyle w:val="Ttulo1"/>
       </w:pPr>
-      <w:bookmarkStart w:id="5" w:name="_Toc242543248"/>
+      <w:bookmarkStart w:id="5" w:name="_Toc242545276"/>
       <w:r>
         <w:t>6. Riesgo general del proyecto</w:t>
       </w:r>
@@ -6817,7 +6817,7 @@
       <w:pPr>
         <w:pStyle w:val="Ttulo1"/>
       </w:pPr>
-      <w:bookmarkStart w:id="6" w:name="_Toc242543249"/>
+      <w:bookmarkStart w:id="6" w:name="_Toc242545277"/>
       <w:r>
         <w:t>7. Resumen del cronograma de hitos</w:t>
       </w:r>
@@ -7880,7 +7880,7 @@
       <w:pPr>
         <w:pStyle w:val="Ttulo1"/>
       </w:pPr>
-      <w:bookmarkStart w:id="7" w:name="_Toc242543250"/>
+      <w:bookmarkStart w:id="7" w:name="_Toc242545278"/>
       <w:r>
         <w:t>8. Recursos financieros preaprobados</w:t>
       </w:r>
@@ -8326,7 +8326,7 @@
       <w:pPr>
         <w:pStyle w:val="Ttulo1"/>
       </w:pPr>
-      <w:bookmarkStart w:id="8" w:name="_Toc242543251"/>
+      <w:bookmarkStart w:id="8" w:name="_Toc242545279"/>
       <w:r>
         <w:t>9. Lista de interesados clave</w:t>
       </w:r>
@@ -9395,7 +9395,7 @@
       <w:pPr>
         <w:pStyle w:val="Ttulo1"/>
       </w:pPr>
-      <w:bookmarkStart w:id="9" w:name="_Toc242543252"/>
+      <w:bookmarkStart w:id="9" w:name="_Toc242545280"/>
       <w:r>
         <w:lastRenderedPageBreak/>
         <w:t>10. Requisitos de aprobación del proyecto</w:t>
@@ -10241,7 +10241,7 @@
       <w:pPr>
         <w:pStyle w:val="Ttulo1"/>
       </w:pPr>
-      <w:bookmarkStart w:id="10" w:name="_Toc242543253"/>
+      <w:bookmarkStart w:id="10" w:name="_Toc242545281"/>
       <w:r>
         <w:t>11. Criterios de salida del proyecto</w:t>
       </w:r>
@@ -10393,7 +10393,7 @@
       <w:pPr>
         <w:pStyle w:val="Ttulo1"/>
       </w:pPr>
-      <w:bookmarkStart w:id="11" w:name="_Toc242543254"/>
+      <w:bookmarkStart w:id="11" w:name="_Toc242545282"/>
       <w:r>
         <w:lastRenderedPageBreak/>
         <w:t>12. Director del proyecto: responsabilidad y nivel de autoridad</w:t>
@@ -10822,7 +10822,7 @@
       <w:pPr>
         <w:pStyle w:val="Ttulo1"/>
       </w:pPr>
-      <w:bookmarkStart w:id="12" w:name="_Toc242543255"/>
+      <w:bookmarkStart w:id="12" w:name="_Toc242545283"/>
       <w:r>
         <w:t>13. Patrocinadora y autorización</w:t>
       </w:r>
@@ -11490,10 +11490,64 @@
 <file path=word/numbering.xml><?xml version="1.0" encoding="utf-8"?>
 <w:numbering xmlns:wpc="http://schemas.microsoft.com/office/word/2010/wordprocessingCanvas" xmlns:cx="http://schemas.microsoft.com/office/drawing/2014/chartex" xmlns:cx1="http://schemas.microsoft.com/office/drawing/2015/9/8/chartex" xmlns:cx2="http://schemas.microsoft.com/office/drawing/2015/10/21/chartex" xmlns:cx3="http://schemas.microsoft.com/office/drawing/2016/5/9/chartex" xmlns:cx4="http://schemas.microsoft.com/office/drawing/2016/5/10/chartex" xmlns:cx5="http://schemas.microsoft.com/office/drawing/2016/5/11/chartex" xmlns:cx6="http://schemas.microsoft.com/office/drawing/2016/5/12/chartex" xmlns:cx7="http://schemas.microsoft.com/office/drawing/2016/5/13/chartex" xmlns:cx8="http://schemas.microsoft.com/office/drawing/2016/5/14/chartex" xmlns:mc="http://schemas.openxmlformats.org/markup-compatibility/2006" xmlns:aink="http://schemas.microsoft.com/office/drawing/2016/ink" xmlns:am3d="http://schemas.microsoft.com/office/drawing/2017/model3d" xmlns:o="urn:schemas-microsoft-com:office:office" xmlns:oel="http://schemas.microsoft.com/office/2019/extlst" xmlns:r="http://schemas.openxmlformats.org/officeDocument/2006/relationships" xmlns:m="http://schemas.openxmlformats.org/officeDocument/2006/math" xmlns:v="urn:schemas-microsoft-com:vml" xmlns:wp14="http://schemas.microsoft.com/office/word/2010/wordprocessingDrawing" xmlns:wp="http://schemas.openxmlformats.org/drawingml/2006/wordprocessingDrawing" xmlns:w10="urn:schemas-microsoft-com:office:word" xmlns:w="http://schemas.openxmlformats.org/wordprocessingml/2006/main" xmlns:w14="http://schemas.microsoft.com/office/word/2010/wordml" xmlns:w15="http://schemas.microsoft.com/office/word/2012/wordml" xmlns:w16cex="http://schemas.microsoft.com/office/word/2018/wordml/cex" xmlns:w16cid="http://schemas.microsoft.com/office/word/2016/wordml/cid" xmlns:w16="http://schemas.microsoft.com/office/word/2018/wordml" xmlns:w16du="http://schemas.microsoft.com/office/word/2023/wordml/word16du" xmlns:w16sdtdh="http://schemas.microsoft.com/office/word/2020/wordml/sdtdatahash" xmlns:w16sdtfl="http://schemas.microsoft.com/office/word/2024/wordml/sdtformatlock" xmlns:w16se="http://schemas.microsoft.com/office/word/2015/wordml/symex" xmlns:wpg="http://schemas.microsoft.com/office/word/2010/wordprocessingGroup" xmlns:wpi="http://schemas.microsoft.com/office/word/2010/wordprocessingInk" xmlns:wne="http://schemas.microsoft.com/office/word/2006/wordml" xmlns:wps="http://schemas.microsoft.com/office/word/2010/wordprocessingShape" mc:Ignorable="w14 w15 w16se w16cid w16 w16cex w16sdtdh w16sdtfl w16du wp14">
   <w:abstractNum w:abstractNumId="0" w15:restartNumberingAfterBreak="0">
-    <w:nsid w:val="21BC65BF"/>
+    <w:nsid w:val="24436A24"/>
     <w:multiLevelType w:val="hybridMultilevel"/>
-    <w:tmpl w:val="3E301FB2"/>
-    <w:lvl w:ilvl="0" w:tplc="595A4FB6">
+    <w:tmpl w:val="7A3A6BFE"/>
+    <w:lvl w:ilvl="0" w:tplc="80B05608">
+      <w:start w:val="1"/>
+      <w:numFmt w:val="decimal"/>
+      <w:lvlText w:val="%1."/>
+      <w:lvlJc w:val="left"/>
+      <w:pPr>
+        <w:ind w:left="560" w:hanging="340"/>
+      </w:pPr>
+    </w:lvl>
+    <w:lvl w:ilvl="1" w:tplc="DFC64B4E">
+      <w:numFmt w:val="decimal"/>
+      <w:lvlText w:val=""/>
+      <w:lvlJc w:val="left"/>
+    </w:lvl>
+    <w:lvl w:ilvl="2" w:tplc="70A04352">
+      <w:numFmt w:val="decimal"/>
+      <w:lvlText w:val=""/>
+      <w:lvlJc w:val="left"/>
+    </w:lvl>
+    <w:lvl w:ilvl="3" w:tplc="1C4CF7B8">
+      <w:numFmt w:val="decimal"/>
+      <w:lvlText w:val=""/>
+      <w:lvlJc w:val="left"/>
+    </w:lvl>
+    <w:lvl w:ilvl="4" w:tplc="D04EF6DA">
+      <w:numFmt w:val="decimal"/>
+      <w:lvlText w:val=""/>
+      <w:lvlJc w:val="left"/>
+    </w:lvl>
+    <w:lvl w:ilvl="5" w:tplc="CCEAE8BE">
+      <w:numFmt w:val="decimal"/>
+      <w:lvlText w:val=""/>
+      <w:lvlJc w:val="left"/>
+    </w:lvl>
+    <w:lvl w:ilvl="6" w:tplc="730863D6">
+      <w:numFmt w:val="decimal"/>
+      <w:lvlText w:val=""/>
+      <w:lvlJc w:val="left"/>
+    </w:lvl>
+    <w:lvl w:ilvl="7" w:tplc="7B34D680">
+      <w:numFmt w:val="decimal"/>
+      <w:lvlText w:val=""/>
+      <w:lvlJc w:val="left"/>
+    </w:lvl>
+    <w:lvl w:ilvl="8" w:tplc="AF1EA97E">
+      <w:numFmt w:val="decimal"/>
+      <w:lvlText w:val=""/>
+      <w:lvlJc w:val="left"/>
+    </w:lvl>
+  </w:abstractNum>
+  <w:abstractNum w:abstractNumId="1" w15:restartNumberingAfterBreak="0">
+    <w:nsid w:val="41953A2A"/>
+    <w:multiLevelType w:val="hybridMultilevel"/>
+    <w:tmpl w:val="328ED4C4"/>
+    <w:lvl w:ilvl="0" w:tplc="F53A4278">
       <w:start w:val="1"/>
       <w:numFmt w:val="bullet"/>
       <w:lvlText w:val="•"/>
@@ -11502,106 +11556,52 @@
         <w:ind w:left="560" w:hanging="280"/>
       </w:pPr>
     </w:lvl>
-    <w:lvl w:ilvl="1" w:tplc="689A44B0">
+    <w:lvl w:ilvl="1" w:tplc="407648C8">
       <w:numFmt w:val="decimal"/>
       <w:lvlText w:val=""/>
       <w:lvlJc w:val="left"/>
     </w:lvl>
-    <w:lvl w:ilvl="2" w:tplc="60228202">
+    <w:lvl w:ilvl="2" w:tplc="85AED186">
       <w:numFmt w:val="decimal"/>
       <w:lvlText w:val=""/>
       <w:lvlJc w:val="left"/>
     </w:lvl>
-    <w:lvl w:ilvl="3" w:tplc="EC44A170">
+    <w:lvl w:ilvl="3" w:tplc="9AF883E0">
       <w:numFmt w:val="decimal"/>
       <w:lvlText w:val=""/>
       <w:lvlJc w:val="left"/>
     </w:lvl>
-    <w:lvl w:ilvl="4" w:tplc="DD42BA4E">
+    <w:lvl w:ilvl="4" w:tplc="BF083C22">
       <w:numFmt w:val="decimal"/>
       <w:lvlText w:val=""/>
       <w:lvlJc w:val="left"/>
     </w:lvl>
-    <w:lvl w:ilvl="5" w:tplc="F5B6D7F0">
+    <w:lvl w:ilvl="5" w:tplc="2EBC68B4">
       <w:numFmt w:val="decimal"/>
       <w:lvlText w:val=""/>
       <w:lvlJc w:val="left"/>
     </w:lvl>
-    <w:lvl w:ilvl="6" w:tplc="A732A026">
+    <w:lvl w:ilvl="6" w:tplc="27400472">
       <w:numFmt w:val="decimal"/>
       <w:lvlText w:val=""/>
       <w:lvlJc w:val="left"/>
     </w:lvl>
-    <w:lvl w:ilvl="7" w:tplc="68C013E0">
+    <w:lvl w:ilvl="7" w:tplc="EC1CA262">
       <w:numFmt w:val="decimal"/>
       <w:lvlText w:val=""/>
       <w:lvlJc w:val="left"/>
     </w:lvl>
-    <w:lvl w:ilvl="8" w:tplc="FB2A119C">
-      <w:numFmt w:val="decimal"/>
-      <w:lvlText w:val=""/>
-      <w:lvlJc w:val="left"/>
-    </w:lvl>
-  </w:abstractNum>
-  <w:abstractNum w:abstractNumId="1" w15:restartNumberingAfterBreak="0">
-    <w:nsid w:val="501E58A6"/>
-    <w:multiLevelType w:val="hybridMultilevel"/>
-    <w:tmpl w:val="26AC1938"/>
-    <w:lvl w:ilvl="0" w:tplc="CBD8D672">
-      <w:start w:val="1"/>
-      <w:numFmt w:val="decimal"/>
-      <w:lvlText w:val="%1."/>
-      <w:lvlJc w:val="left"/>
-      <w:pPr>
-        <w:ind w:left="560" w:hanging="340"/>
-      </w:pPr>
-    </w:lvl>
-    <w:lvl w:ilvl="1" w:tplc="8A102EE2">
-      <w:numFmt w:val="decimal"/>
-      <w:lvlText w:val=""/>
-      <w:lvlJc w:val="left"/>
-    </w:lvl>
-    <w:lvl w:ilvl="2" w:tplc="E0D27E86">
-      <w:numFmt w:val="decimal"/>
-      <w:lvlText w:val=""/>
-      <w:lvlJc w:val="left"/>
-    </w:lvl>
-    <w:lvl w:ilvl="3" w:tplc="6D84FC06">
-      <w:numFmt w:val="decimal"/>
-      <w:lvlText w:val=""/>
-      <w:lvlJc w:val="left"/>
-    </w:lvl>
-    <w:lvl w:ilvl="4" w:tplc="0A40AA74">
-      <w:numFmt w:val="decimal"/>
-      <w:lvlText w:val=""/>
-      <w:lvlJc w:val="left"/>
-    </w:lvl>
-    <w:lvl w:ilvl="5" w:tplc="D152E238">
-      <w:numFmt w:val="decimal"/>
-      <w:lvlText w:val=""/>
-      <w:lvlJc w:val="left"/>
-    </w:lvl>
-    <w:lvl w:ilvl="6" w:tplc="38FEF552">
-      <w:numFmt w:val="decimal"/>
-      <w:lvlText w:val=""/>
-      <w:lvlJc w:val="left"/>
-    </w:lvl>
-    <w:lvl w:ilvl="7" w:tplc="F77CED2E">
-      <w:numFmt w:val="decimal"/>
-      <w:lvlText w:val=""/>
-      <w:lvlJc w:val="left"/>
-    </w:lvl>
-    <w:lvl w:ilvl="8" w:tplc="9870A3F8">
+    <w:lvl w:ilvl="8" w:tplc="FCA883FC">
       <w:numFmt w:val="decimal"/>
       <w:lvlText w:val=""/>
       <w:lvlJc w:val="left"/>
     </w:lvl>
   </w:abstractNum>
   <w:abstractNum w:abstractNumId="2" w15:restartNumberingAfterBreak="0">
-    <w:nsid w:val="513F225E"/>
+    <w:nsid w:val="4AF72E56"/>
     <w:multiLevelType w:val="hybridMultilevel"/>
-    <w:tmpl w:val="4AAE7434"/>
-    <w:lvl w:ilvl="0" w:tplc="70BEA20E">
+    <w:tmpl w:val="A58A0708"/>
+    <w:lvl w:ilvl="0" w:tplc="3938675C">
       <w:start w:val="1"/>
       <w:numFmt w:val="bullet"/>
       <w:lvlText w:val="●"/>
@@ -11610,7 +11610,7 @@
         <w:ind w:left="720" w:hanging="360"/>
       </w:pPr>
     </w:lvl>
-    <w:lvl w:ilvl="1" w:tplc="747E675E">
+    <w:lvl w:ilvl="1" w:tplc="AC4A3172">
       <w:start w:val="1"/>
       <w:numFmt w:val="bullet"/>
       <w:lvlText w:val="○"/>
@@ -11619,7 +11619,7 @@
         <w:ind w:left="1440" w:hanging="360"/>
       </w:pPr>
     </w:lvl>
-    <w:lvl w:ilvl="2" w:tplc="E862BED0">
+    <w:lvl w:ilvl="2" w:tplc="621C4926">
       <w:start w:val="1"/>
       <w:numFmt w:val="bullet"/>
       <w:lvlText w:val="■"/>
@@ -11628,7 +11628,7 @@
         <w:ind w:left="2160" w:hanging="360"/>
       </w:pPr>
     </w:lvl>
-    <w:lvl w:ilvl="3" w:tplc="C2DE7534">
+    <w:lvl w:ilvl="3" w:tplc="BAF62250">
       <w:start w:val="1"/>
       <w:numFmt w:val="bullet"/>
       <w:lvlText w:val="●"/>
@@ -11637,7 +11637,7 @@
         <w:ind w:left="2880" w:hanging="360"/>
       </w:pPr>
     </w:lvl>
-    <w:lvl w:ilvl="4" w:tplc="B7FCE482">
+    <w:lvl w:ilvl="4" w:tplc="DAA8F24A">
       <w:start w:val="1"/>
       <w:numFmt w:val="bullet"/>
       <w:lvlText w:val="○"/>
@@ -11646,7 +11646,7 @@
         <w:ind w:left="3600" w:hanging="360"/>
       </w:pPr>
     </w:lvl>
-    <w:lvl w:ilvl="5" w:tplc="0B0888EE">
+    <w:lvl w:ilvl="5" w:tplc="BCD260BE">
       <w:start w:val="1"/>
       <w:numFmt w:val="bullet"/>
       <w:lvlText w:val="■"/>
@@ -11655,7 +11655,7 @@
         <w:ind w:left="4320" w:hanging="360"/>
       </w:pPr>
     </w:lvl>
-    <w:lvl w:ilvl="6" w:tplc="9092AC14">
+    <w:lvl w:ilvl="6" w:tplc="F1B0A028">
       <w:start w:val="1"/>
       <w:numFmt w:val="bullet"/>
       <w:lvlText w:val="●"/>
@@ -11664,7 +11664,7 @@
         <w:ind w:left="5040" w:hanging="360"/>
       </w:pPr>
     </w:lvl>
-    <w:lvl w:ilvl="7" w:tplc="1FB26E82">
+    <w:lvl w:ilvl="7" w:tplc="8F6C9000">
       <w:start w:val="1"/>
       <w:numFmt w:val="bullet"/>
       <w:lvlText w:val="●"/>
@@ -11673,7 +11673,7 @@
         <w:ind w:left="5760" w:hanging="360"/>
       </w:pPr>
     </w:lvl>
-    <w:lvl w:ilvl="8" w:tplc="FB5EFFF4">
+    <w:lvl w:ilvl="8" w:tplc="D27ED8FC">
       <w:start w:val="1"/>
       <w:numFmt w:val="bullet"/>
       <w:lvlText w:val="●"/>
@@ -11683,14 +11683,14 @@
       </w:pPr>
     </w:lvl>
   </w:abstractNum>
-  <w:num w:numId="1" w16cid:durableId="663824483">
+  <w:num w:numId="1" w16cid:durableId="1797748439">
     <w:abstractNumId w:val="2"/>
     <w:lvlOverride w:ilvl="0">
       <w:startOverride w:val="1"/>
     </w:lvlOverride>
   </w:num>
-  <w:num w:numId="2" w16cid:durableId="147062899">
-    <w:abstractNumId w:val="0"/>
+  <w:num w:numId="2" w16cid:durableId="1982928112">
+    <w:abstractNumId w:val="1"/>
     <w:lvlOverride w:ilvl="0">
       <w:startOverride w:val="1"/>
     </w:lvlOverride>
@@ -12282,7 +12282,7 @@
     <w:autoRedefine/>
     <w:uiPriority w:val="39"/>
     <w:unhideWhenUsed/>
-    <w:rsid w:val="00496682"/>
+    <w:rsid w:val="00F20ED9"/>
     <w:pPr>
       <w:spacing w:after="100"/>
     </w:pPr>

--- a/public/documentos/GOB-02-acta-de-constitucion-del-proyecto.docx
+++ b/public/documentos/GOB-02-acta-de-constitucion-del-proyecto.docx
@@ -52,7 +52,7 @@
                 <w:noProof/>
               </w:rPr>
               <w:drawing>
-                <wp:inline distT="0" distB="0" distL="0" distR="0" wp14:anchorId="1E4AA963" wp14:editId="3150ED8B">
+                <wp:inline distT="0" distB="0" distL="0" distR="0" wp14:anchorId="5B77BE8E" wp14:editId="1BD6342A">
                   <wp:extent cx="990600" cy="990600"/>
                   <wp:effectExtent l="0" t="0" r="0" b="0"/>
                   <wp:docPr id="1" name="Imagen 1"/>
@@ -171,10 +171,10 @@
                 <w:noProof/>
               </w:rPr>
               <w:drawing>
-                <wp:inline distT="0" distB="0" distL="0" distR="0" wp14:anchorId="08B5B847" wp14:editId="3E6B39E9">
+                <wp:inline distT="0" distB="0" distL="0" distR="0" wp14:anchorId="039BFC4A" wp14:editId="122A4BDF">
                   <wp:extent cx="800100" cy="800100"/>
                   <wp:effectExtent l="0" t="0" r="0" b="0"/>
-                  <wp:docPr id="1932833282" name="Imagen 1932833282"/>
+                  <wp:docPr id="544762027" name="Imagen 544762027"/>
                   <wp:cNvGraphicFramePr>
                     <a:graphicFrameLocks xmlns:a="http://schemas.openxmlformats.org/drawingml/2006/main" noChangeAspect="1"/>
                   </wp:cNvGraphicFramePr>
@@ -2585,7 +2585,7 @@
     <w:sdt>
       <w:sdtPr>
         <w:alias w:val="Contenido"/>
-        <w:id w:val="1003558391"/>
+        <w:id w:val="-1281959458"/>
       </w:sdtPr>
       <w:sdtEndPr/>
       <w:sdtContent>
@@ -2611,7 +2611,7 @@
           <w:r>
             <w:fldChar w:fldCharType="separate"/>
           </w:r>
-          <w:hyperlink w:anchor="_Toc242545271" w:history="1">
+          <w:hyperlink w:anchor="_Toc242549485" w:history="1">
             <w:r>
               <w:rPr>
                 <w:rStyle w:val="Hipervnculo"/>
@@ -2635,7 +2635,7 @@
               <w:rPr>
                 <w:noProof/>
               </w:rPr>
-              <w:instrText xml:space="preserve"> PAGEREF _Toc242545271 \h </w:instrText>
+              <w:instrText xml:space="preserve"> PAGEREF _Toc242549485 \h </w:instrText>
             </w:r>
             <w:r>
               <w:rPr>
@@ -2675,7 +2675,7 @@
               <w14:ligatures w14:val="standardContextual"/>
             </w:rPr>
           </w:pPr>
-          <w:hyperlink w:anchor="_Toc242545272" w:history="1">
+          <w:hyperlink w:anchor="_Toc242549486" w:history="1">
             <w:r>
               <w:rPr>
                 <w:rStyle w:val="Hipervnculo"/>
@@ -2699,7 +2699,7 @@
               <w:rPr>
                 <w:noProof/>
               </w:rPr>
-              <w:instrText xml:space="preserve"> PAGEREF _Toc242545272 \h </w:instrText>
+              <w:instrText xml:space="preserve"> PAGEREF _Toc242549486 \h </w:instrText>
             </w:r>
             <w:r>
               <w:rPr>
@@ -2739,7 +2739,7 @@
               <w14:ligatures w14:val="standardContextual"/>
             </w:rPr>
           </w:pPr>
-          <w:hyperlink w:anchor="_Toc242545273" w:history="1">
+          <w:hyperlink w:anchor="_Toc242549487" w:history="1">
             <w:r>
               <w:rPr>
                 <w:rStyle w:val="Hipervnculo"/>
@@ -2763,7 +2763,7 @@
               <w:rPr>
                 <w:noProof/>
               </w:rPr>
-              <w:instrText xml:space="preserve"> PAGEREF _Toc242545273 \h </w:instrText>
+              <w:instrText xml:space="preserve"> PAGEREF _Toc242549487 \h </w:instrText>
             </w:r>
             <w:r>
               <w:rPr>
@@ -2803,7 +2803,7 @@
               <w14:ligatures w14:val="standardContextual"/>
             </w:rPr>
           </w:pPr>
-          <w:hyperlink w:anchor="_Toc242545274" w:history="1">
+          <w:hyperlink w:anchor="_Toc242549488" w:history="1">
             <w:r>
               <w:rPr>
                 <w:rStyle w:val="Hipervnculo"/>
@@ -2827,7 +2827,7 @@
               <w:rPr>
                 <w:noProof/>
               </w:rPr>
-              <w:instrText xml:space="preserve"> PAGEREF _Toc242545274 \h </w:instrText>
+              <w:instrText xml:space="preserve"> PAGEREF _Toc242549488 \h </w:instrText>
             </w:r>
             <w:r>
               <w:rPr>
@@ -2867,7 +2867,7 @@
               <w14:ligatures w14:val="standardContextual"/>
             </w:rPr>
           </w:pPr>
-          <w:hyperlink w:anchor="_Toc242545275" w:history="1">
+          <w:hyperlink w:anchor="_Toc242549489" w:history="1">
             <w:r>
               <w:rPr>
                 <w:rStyle w:val="Hipervnculo"/>
@@ -2891,7 +2891,7 @@
               <w:rPr>
                 <w:noProof/>
               </w:rPr>
-              <w:instrText xml:space="preserve"> PAGEREF _Toc242545275 \h </w:instrText>
+              <w:instrText xml:space="preserve"> PAGEREF _Toc242549489 \h </w:instrText>
             </w:r>
             <w:r>
               <w:rPr>
@@ -2931,7 +2931,7 @@
               <w14:ligatures w14:val="standardContextual"/>
             </w:rPr>
           </w:pPr>
-          <w:hyperlink w:anchor="_Toc242545276" w:history="1">
+          <w:hyperlink w:anchor="_Toc242549490" w:history="1">
             <w:r>
               <w:rPr>
                 <w:rStyle w:val="Hipervnculo"/>
@@ -2955,7 +2955,7 @@
               <w:rPr>
                 <w:noProof/>
               </w:rPr>
-              <w:instrText xml:space="preserve"> PAGEREF _Toc242545276 \h </w:instrText>
+              <w:instrText xml:space="preserve"> PAGEREF _Toc242549490 \h </w:instrText>
             </w:r>
             <w:r>
               <w:rPr>
@@ -2995,7 +2995,7 @@
               <w14:ligatures w14:val="standardContextual"/>
             </w:rPr>
           </w:pPr>
-          <w:hyperlink w:anchor="_Toc242545277" w:history="1">
+          <w:hyperlink w:anchor="_Toc242549491" w:history="1">
             <w:r>
               <w:rPr>
                 <w:rStyle w:val="Hipervnculo"/>
@@ -3019,7 +3019,7 @@
               <w:rPr>
                 <w:noProof/>
               </w:rPr>
-              <w:instrText xml:space="preserve"> PAGEREF _Toc242545277 \h </w:instrText>
+              <w:instrText xml:space="preserve"> PAGEREF _Toc242549491 \h </w:instrText>
             </w:r>
             <w:r>
               <w:rPr>
@@ -3059,7 +3059,7 @@
               <w14:ligatures w14:val="standardContextual"/>
             </w:rPr>
           </w:pPr>
-          <w:hyperlink w:anchor="_Toc242545278" w:history="1">
+          <w:hyperlink w:anchor="_Toc242549492" w:history="1">
             <w:r>
               <w:rPr>
                 <w:rStyle w:val="Hipervnculo"/>
@@ -3083,7 +3083,7 @@
               <w:rPr>
                 <w:noProof/>
               </w:rPr>
-              <w:instrText xml:space="preserve"> PAGEREF _Toc242545278 \h </w:instrText>
+              <w:instrText xml:space="preserve"> PAGEREF _Toc242549492 \h </w:instrText>
             </w:r>
             <w:r>
               <w:rPr>
@@ -3123,7 +3123,7 @@
               <w14:ligatures w14:val="standardContextual"/>
             </w:rPr>
           </w:pPr>
-          <w:hyperlink w:anchor="_Toc242545279" w:history="1">
+          <w:hyperlink w:anchor="_Toc242549493" w:history="1">
             <w:r>
               <w:rPr>
                 <w:rStyle w:val="Hipervnculo"/>
@@ -3147,7 +3147,7 @@
               <w:rPr>
                 <w:noProof/>
               </w:rPr>
-              <w:instrText xml:space="preserve"> PAGEREF _Toc242545279 \h </w:instrText>
+              <w:instrText xml:space="preserve"> PAGEREF _Toc242549493 \h </w:instrText>
             </w:r>
             <w:r>
               <w:rPr>
@@ -3187,7 +3187,7 @@
               <w14:ligatures w14:val="standardContextual"/>
             </w:rPr>
           </w:pPr>
-          <w:hyperlink w:anchor="_Toc242545280" w:history="1">
+          <w:hyperlink w:anchor="_Toc242549494" w:history="1">
             <w:r>
               <w:rPr>
                 <w:rStyle w:val="Hipervnculo"/>
@@ -3211,7 +3211,7 @@
               <w:rPr>
                 <w:noProof/>
               </w:rPr>
-              <w:instrText xml:space="preserve"> PAGEREF _Toc242545280 \h </w:instrText>
+              <w:instrText xml:space="preserve"> PAGEREF _Toc242549494 \h </w:instrText>
             </w:r>
             <w:r>
               <w:rPr>
@@ -3251,7 +3251,7 @@
               <w14:ligatures w14:val="standardContextual"/>
             </w:rPr>
           </w:pPr>
-          <w:hyperlink w:anchor="_Toc242545281" w:history="1">
+          <w:hyperlink w:anchor="_Toc242549495" w:history="1">
             <w:r>
               <w:rPr>
                 <w:rStyle w:val="Hipervnculo"/>
@@ -3275,7 +3275,7 @@
               <w:rPr>
                 <w:noProof/>
               </w:rPr>
-              <w:instrText xml:space="preserve"> PAGEREF _Toc242545281 \h </w:instrText>
+              <w:instrText xml:space="preserve"> PAGEREF _Toc242549495 \h </w:instrText>
             </w:r>
             <w:r>
               <w:rPr>
@@ -3315,7 +3315,7 @@
               <w14:ligatures w14:val="standardContextual"/>
             </w:rPr>
           </w:pPr>
-          <w:hyperlink w:anchor="_Toc242545282" w:history="1">
+          <w:hyperlink w:anchor="_Toc242549496" w:history="1">
             <w:r>
               <w:rPr>
                 <w:rStyle w:val="Hipervnculo"/>
@@ -3339,7 +3339,7 @@
               <w:rPr>
                 <w:noProof/>
               </w:rPr>
-              <w:instrText xml:space="preserve"> PAGEREF _Toc242545282 \h </w:instrText>
+              <w:instrText xml:space="preserve"> PAGEREF _Toc242549496 \h </w:instrText>
             </w:r>
             <w:r>
               <w:rPr>
@@ -3379,7 +3379,7 @@
               <w14:ligatures w14:val="standardContextual"/>
             </w:rPr>
           </w:pPr>
-          <w:hyperlink w:anchor="_Toc242545283" w:history="1">
+          <w:hyperlink w:anchor="_Toc242549497" w:history="1">
             <w:r>
               <w:rPr>
                 <w:rStyle w:val="Hipervnculo"/>
@@ -3403,7 +3403,7 @@
               <w:rPr>
                 <w:noProof/>
               </w:rPr>
-              <w:instrText xml:space="preserve"> PAGEREF _Toc242545283 \h </w:instrText>
+              <w:instrText xml:space="preserve"> PAGEREF _Toc242549497 \h </w:instrText>
             </w:r>
             <w:r>
               <w:rPr>
@@ -3453,7 +3453,7 @@
       <w:pPr>
         <w:pStyle w:val="Ttulo1"/>
       </w:pPr>
-      <w:bookmarkStart w:id="0" w:name="_Toc242545271"/>
+      <w:bookmarkStart w:id="0" w:name="_Toc242549485"/>
       <w:r>
         <w:lastRenderedPageBreak/>
         <w:t>1. Datos generales</w:t>
@@ -4194,7 +4194,7 @@
       <w:pPr>
         <w:pStyle w:val="Ttulo1"/>
       </w:pPr>
-      <w:bookmarkStart w:id="1" w:name="_Toc242545272"/>
+      <w:bookmarkStart w:id="1" w:name="_Toc242549486"/>
       <w:r>
         <w:t>2. Propósito y justificación del proyecto</w:t>
       </w:r>
@@ -4222,7 +4222,7 @@
       <w:pPr>
         <w:pStyle w:val="Ttulo1"/>
       </w:pPr>
-      <w:bookmarkStart w:id="2" w:name="_Toc242545273"/>
+      <w:bookmarkStart w:id="2" w:name="_Toc242549487"/>
       <w:r>
         <w:t>3. Objetivos medibles y criterios de éxito</w:t>
       </w:r>
@@ -5166,7 +5166,7 @@
       <w:pPr>
         <w:pStyle w:val="Ttulo1"/>
       </w:pPr>
-      <w:bookmarkStart w:id="3" w:name="_Toc242545274"/>
+      <w:bookmarkStart w:id="3" w:name="_Toc242549488"/>
       <w:r>
         <w:t>4. Requisitos de alto nivel</w:t>
       </w:r>
@@ -5297,7 +5297,7 @@
       <w:pPr>
         <w:pStyle w:val="Ttulo1"/>
       </w:pPr>
-      <w:bookmarkStart w:id="4" w:name="_Toc242545275"/>
+      <w:bookmarkStart w:id="4" w:name="_Toc242549489"/>
       <w:r>
         <w:t>5. Descripción de alto nivel, límites y entregables clave</w:t>
       </w:r>
@@ -6788,7 +6788,7 @@
       <w:pPr>
         <w:pStyle w:val="Ttulo1"/>
       </w:pPr>
-      <w:bookmarkStart w:id="5" w:name="_Toc242545276"/>
+      <w:bookmarkStart w:id="5" w:name="_Toc242549490"/>
       <w:r>
         <w:t>6. Riesgo general del proyecto</w:t>
       </w:r>
@@ -6817,7 +6817,7 @@
       <w:pPr>
         <w:pStyle w:val="Ttulo1"/>
       </w:pPr>
-      <w:bookmarkStart w:id="6" w:name="_Toc242545277"/>
+      <w:bookmarkStart w:id="6" w:name="_Toc242549491"/>
       <w:r>
         <w:t>7. Resumen del cronograma de hitos</w:t>
       </w:r>
@@ -7880,7 +7880,7 @@
       <w:pPr>
         <w:pStyle w:val="Ttulo1"/>
       </w:pPr>
-      <w:bookmarkStart w:id="7" w:name="_Toc242545278"/>
+      <w:bookmarkStart w:id="7" w:name="_Toc242549492"/>
       <w:r>
         <w:t>8. Recursos financieros preaprobados</w:t>
       </w:r>
@@ -8326,7 +8326,7 @@
       <w:pPr>
         <w:pStyle w:val="Ttulo1"/>
       </w:pPr>
-      <w:bookmarkStart w:id="8" w:name="_Toc242545279"/>
+      <w:bookmarkStart w:id="8" w:name="_Toc242549493"/>
       <w:r>
         <w:t>9. Lista de interesados clave</w:t>
       </w:r>
@@ -9395,7 +9395,7 @@
       <w:pPr>
         <w:pStyle w:val="Ttulo1"/>
       </w:pPr>
-      <w:bookmarkStart w:id="9" w:name="_Toc242545280"/>
+      <w:bookmarkStart w:id="9" w:name="_Toc242549494"/>
       <w:r>
         <w:lastRenderedPageBreak/>
         <w:t>10. Requisitos de aprobación del proyecto</w:t>
@@ -10241,7 +10241,7 @@
       <w:pPr>
         <w:pStyle w:val="Ttulo1"/>
       </w:pPr>
-      <w:bookmarkStart w:id="10" w:name="_Toc242545281"/>
+      <w:bookmarkStart w:id="10" w:name="_Toc242549495"/>
       <w:r>
         <w:t>11. Criterios de salida del proyecto</w:t>
       </w:r>
@@ -10393,7 +10393,7 @@
       <w:pPr>
         <w:pStyle w:val="Ttulo1"/>
       </w:pPr>
-      <w:bookmarkStart w:id="11" w:name="_Toc242545282"/>
+      <w:bookmarkStart w:id="11" w:name="_Toc242549496"/>
       <w:r>
         <w:lastRenderedPageBreak/>
         <w:t>12. Director del proyecto: responsabilidad y nivel de autoridad</w:t>
@@ -10822,7 +10822,7 @@
       <w:pPr>
         <w:pStyle w:val="Ttulo1"/>
       </w:pPr>
-      <w:bookmarkStart w:id="12" w:name="_Toc242545283"/>
+      <w:bookmarkStart w:id="12" w:name="_Toc242549497"/>
       <w:r>
         <w:t>13. Patrocinadora y autorización</w:t>
       </w:r>
@@ -11490,10 +11490,64 @@
 <file path=word/numbering.xml><?xml version="1.0" encoding="utf-8"?>
 <w:numbering xmlns:wpc="http://schemas.microsoft.com/office/word/2010/wordprocessingCanvas" xmlns:cx="http://schemas.microsoft.com/office/drawing/2014/chartex" xmlns:cx1="http://schemas.microsoft.com/office/drawing/2015/9/8/chartex" xmlns:cx2="http://schemas.microsoft.com/office/drawing/2015/10/21/chartex" xmlns:cx3="http://schemas.microsoft.com/office/drawing/2016/5/9/chartex" xmlns:cx4="http://schemas.microsoft.com/office/drawing/2016/5/10/chartex" xmlns:cx5="http://schemas.microsoft.com/office/drawing/2016/5/11/chartex" xmlns:cx6="http://schemas.microsoft.com/office/drawing/2016/5/12/chartex" xmlns:cx7="http://schemas.microsoft.com/office/drawing/2016/5/13/chartex" xmlns:cx8="http://schemas.microsoft.com/office/drawing/2016/5/14/chartex" xmlns:mc="http://schemas.openxmlformats.org/markup-compatibility/2006" xmlns:aink="http://schemas.microsoft.com/office/drawing/2016/ink" xmlns:am3d="http://schemas.microsoft.com/office/drawing/2017/model3d" xmlns:o="urn:schemas-microsoft-com:office:office" xmlns:oel="http://schemas.microsoft.com/office/2019/extlst" xmlns:r="http://schemas.openxmlformats.org/officeDocument/2006/relationships" xmlns:m="http://schemas.openxmlformats.org/officeDocument/2006/math" xmlns:v="urn:schemas-microsoft-com:vml" xmlns:wp14="http://schemas.microsoft.com/office/word/2010/wordprocessingDrawing" xmlns:wp="http://schemas.openxmlformats.org/drawingml/2006/wordprocessingDrawing" xmlns:w10="urn:schemas-microsoft-com:office:word" xmlns:w="http://schemas.openxmlformats.org/wordprocessingml/2006/main" xmlns:w14="http://schemas.microsoft.com/office/word/2010/wordml" xmlns:w15="http://schemas.microsoft.com/office/word/2012/wordml" xmlns:w16cex="http://schemas.microsoft.com/office/word/2018/wordml/cex" xmlns:w16cid="http://schemas.microsoft.com/office/word/2016/wordml/cid" xmlns:w16="http://schemas.microsoft.com/office/word/2018/wordml" xmlns:w16du="http://schemas.microsoft.com/office/word/2023/wordml/word16du" xmlns:w16sdtdh="http://schemas.microsoft.com/office/word/2020/wordml/sdtdatahash" xmlns:w16sdtfl="http://schemas.microsoft.com/office/word/2024/wordml/sdtformatlock" xmlns:w16se="http://schemas.microsoft.com/office/word/2015/wordml/symex" xmlns:wpg="http://schemas.microsoft.com/office/word/2010/wordprocessingGroup" xmlns:wpi="http://schemas.microsoft.com/office/word/2010/wordprocessingInk" xmlns:wne="http://schemas.microsoft.com/office/word/2006/wordml" xmlns:wps="http://schemas.microsoft.com/office/word/2010/wordprocessingShape" mc:Ignorable="w14 w15 w16se w16cid w16 w16cex w16sdtdh w16sdtfl w16du wp14">
   <w:abstractNum w:abstractNumId="0" w15:restartNumberingAfterBreak="0">
-    <w:nsid w:val="24436A24"/>
+    <w:nsid w:val="1D515D7A"/>
     <w:multiLevelType w:val="hybridMultilevel"/>
-    <w:tmpl w:val="7A3A6BFE"/>
-    <w:lvl w:ilvl="0" w:tplc="80B05608">
+    <w:tmpl w:val="A8545292"/>
+    <w:lvl w:ilvl="0" w:tplc="1FAC92CA">
+      <w:start w:val="1"/>
+      <w:numFmt w:val="bullet"/>
+      <w:lvlText w:val="•"/>
+      <w:lvlJc w:val="left"/>
+      <w:pPr>
+        <w:ind w:left="560" w:hanging="280"/>
+      </w:pPr>
+    </w:lvl>
+    <w:lvl w:ilvl="1" w:tplc="EEEECAD4">
+      <w:numFmt w:val="decimal"/>
+      <w:lvlText w:val=""/>
+      <w:lvlJc w:val="left"/>
+    </w:lvl>
+    <w:lvl w:ilvl="2" w:tplc="CF4E988A">
+      <w:numFmt w:val="decimal"/>
+      <w:lvlText w:val=""/>
+      <w:lvlJc w:val="left"/>
+    </w:lvl>
+    <w:lvl w:ilvl="3" w:tplc="4ABA4268">
+      <w:numFmt w:val="decimal"/>
+      <w:lvlText w:val=""/>
+      <w:lvlJc w:val="left"/>
+    </w:lvl>
+    <w:lvl w:ilvl="4" w:tplc="DBA03C14">
+      <w:numFmt w:val="decimal"/>
+      <w:lvlText w:val=""/>
+      <w:lvlJc w:val="left"/>
+    </w:lvl>
+    <w:lvl w:ilvl="5" w:tplc="4348AD84">
+      <w:numFmt w:val="decimal"/>
+      <w:lvlText w:val=""/>
+      <w:lvlJc w:val="left"/>
+    </w:lvl>
+    <w:lvl w:ilvl="6" w:tplc="4648BC9C">
+      <w:numFmt w:val="decimal"/>
+      <w:lvlText w:val=""/>
+      <w:lvlJc w:val="left"/>
+    </w:lvl>
+    <w:lvl w:ilvl="7" w:tplc="5DE486D8">
+      <w:numFmt w:val="decimal"/>
+      <w:lvlText w:val=""/>
+      <w:lvlJc w:val="left"/>
+    </w:lvl>
+    <w:lvl w:ilvl="8" w:tplc="94142A9E">
+      <w:numFmt w:val="decimal"/>
+      <w:lvlText w:val=""/>
+      <w:lvlJc w:val="left"/>
+    </w:lvl>
+  </w:abstractNum>
+  <w:abstractNum w:abstractNumId="1" w15:restartNumberingAfterBreak="0">
+    <w:nsid w:val="36D67FE6"/>
+    <w:multiLevelType w:val="hybridMultilevel"/>
+    <w:tmpl w:val="018E06C2"/>
+    <w:lvl w:ilvl="0" w:tplc="9886F696">
       <w:start w:val="1"/>
       <w:numFmt w:val="decimal"/>
       <w:lvlText w:val="%1."/>
@@ -11502,106 +11556,52 @@
         <w:ind w:left="560" w:hanging="340"/>
       </w:pPr>
     </w:lvl>
-    <w:lvl w:ilvl="1" w:tplc="DFC64B4E">
+    <w:lvl w:ilvl="1" w:tplc="6CCC4CF0">
       <w:numFmt w:val="decimal"/>
       <w:lvlText w:val=""/>
       <w:lvlJc w:val="left"/>
     </w:lvl>
-    <w:lvl w:ilvl="2" w:tplc="70A04352">
+    <w:lvl w:ilvl="2" w:tplc="F38ABAD6">
       <w:numFmt w:val="decimal"/>
       <w:lvlText w:val=""/>
       <w:lvlJc w:val="left"/>
     </w:lvl>
-    <w:lvl w:ilvl="3" w:tplc="1C4CF7B8">
+    <w:lvl w:ilvl="3" w:tplc="3F7865CA">
       <w:numFmt w:val="decimal"/>
       <w:lvlText w:val=""/>
       <w:lvlJc w:val="left"/>
     </w:lvl>
-    <w:lvl w:ilvl="4" w:tplc="D04EF6DA">
+    <w:lvl w:ilvl="4" w:tplc="693462A2">
       <w:numFmt w:val="decimal"/>
       <w:lvlText w:val=""/>
       <w:lvlJc w:val="left"/>
     </w:lvl>
-    <w:lvl w:ilvl="5" w:tplc="CCEAE8BE">
+    <w:lvl w:ilvl="5" w:tplc="7BAE5BC2">
       <w:numFmt w:val="decimal"/>
       <w:lvlText w:val=""/>
       <w:lvlJc w:val="left"/>
     </w:lvl>
-    <w:lvl w:ilvl="6" w:tplc="730863D6">
+    <w:lvl w:ilvl="6" w:tplc="73D2A7E0">
       <w:numFmt w:val="decimal"/>
       <w:lvlText w:val=""/>
       <w:lvlJc w:val="left"/>
     </w:lvl>
-    <w:lvl w:ilvl="7" w:tplc="7B34D680">
+    <w:lvl w:ilvl="7" w:tplc="BF801DC8">
       <w:numFmt w:val="decimal"/>
       <w:lvlText w:val=""/>
       <w:lvlJc w:val="left"/>
     </w:lvl>
-    <w:lvl w:ilvl="8" w:tplc="AF1EA97E">
-      <w:numFmt w:val="decimal"/>
-      <w:lvlText w:val=""/>
-      <w:lvlJc w:val="left"/>
-    </w:lvl>
-  </w:abstractNum>
-  <w:abstractNum w:abstractNumId="1" w15:restartNumberingAfterBreak="0">
-    <w:nsid w:val="41953A2A"/>
-    <w:multiLevelType w:val="hybridMultilevel"/>
-    <w:tmpl w:val="328ED4C4"/>
-    <w:lvl w:ilvl="0" w:tplc="F53A4278">
-      <w:start w:val="1"/>
-      <w:numFmt w:val="bullet"/>
-      <w:lvlText w:val="•"/>
-      <w:lvlJc w:val="left"/>
-      <w:pPr>
-        <w:ind w:left="560" w:hanging="280"/>
-      </w:pPr>
-    </w:lvl>
-    <w:lvl w:ilvl="1" w:tplc="407648C8">
-      <w:numFmt w:val="decimal"/>
-      <w:lvlText w:val=""/>
-      <w:lvlJc w:val="left"/>
-    </w:lvl>
-    <w:lvl w:ilvl="2" w:tplc="85AED186">
-      <w:numFmt w:val="decimal"/>
-      <w:lvlText w:val=""/>
-      <w:lvlJc w:val="left"/>
-    </w:lvl>
-    <w:lvl w:ilvl="3" w:tplc="9AF883E0">
-      <w:numFmt w:val="decimal"/>
-      <w:lvlText w:val=""/>
-      <w:lvlJc w:val="left"/>
-    </w:lvl>
-    <w:lvl w:ilvl="4" w:tplc="BF083C22">
-      <w:numFmt w:val="decimal"/>
-      <w:lvlText w:val=""/>
-      <w:lvlJc w:val="left"/>
-    </w:lvl>
-    <w:lvl w:ilvl="5" w:tplc="2EBC68B4">
-      <w:numFmt w:val="decimal"/>
-      <w:lvlText w:val=""/>
-      <w:lvlJc w:val="left"/>
-    </w:lvl>
-    <w:lvl w:ilvl="6" w:tplc="27400472">
-      <w:numFmt w:val="decimal"/>
-      <w:lvlText w:val=""/>
-      <w:lvlJc w:val="left"/>
-    </w:lvl>
-    <w:lvl w:ilvl="7" w:tplc="EC1CA262">
-      <w:numFmt w:val="decimal"/>
-      <w:lvlText w:val=""/>
-      <w:lvlJc w:val="left"/>
-    </w:lvl>
-    <w:lvl w:ilvl="8" w:tplc="FCA883FC">
+    <w:lvl w:ilvl="8" w:tplc="F7EA55C0">
       <w:numFmt w:val="decimal"/>
       <w:lvlText w:val=""/>
       <w:lvlJc w:val="left"/>
     </w:lvl>
   </w:abstractNum>
   <w:abstractNum w:abstractNumId="2" w15:restartNumberingAfterBreak="0">
-    <w:nsid w:val="4AF72E56"/>
+    <w:nsid w:val="5214012C"/>
     <w:multiLevelType w:val="hybridMultilevel"/>
-    <w:tmpl w:val="A58A0708"/>
-    <w:lvl w:ilvl="0" w:tplc="3938675C">
+    <w:tmpl w:val="36DCE2DC"/>
+    <w:lvl w:ilvl="0" w:tplc="C45A6580">
       <w:start w:val="1"/>
       <w:numFmt w:val="bullet"/>
       <w:lvlText w:val="●"/>
@@ -11610,7 +11610,7 @@
         <w:ind w:left="720" w:hanging="360"/>
       </w:pPr>
     </w:lvl>
-    <w:lvl w:ilvl="1" w:tplc="AC4A3172">
+    <w:lvl w:ilvl="1" w:tplc="4290E3D0">
       <w:start w:val="1"/>
       <w:numFmt w:val="bullet"/>
       <w:lvlText w:val="○"/>
@@ -11619,7 +11619,7 @@
         <w:ind w:left="1440" w:hanging="360"/>
       </w:pPr>
     </w:lvl>
-    <w:lvl w:ilvl="2" w:tplc="621C4926">
+    <w:lvl w:ilvl="2" w:tplc="463E44BE">
       <w:start w:val="1"/>
       <w:numFmt w:val="bullet"/>
       <w:lvlText w:val="■"/>
@@ -11628,7 +11628,7 @@
         <w:ind w:left="2160" w:hanging="360"/>
       </w:pPr>
     </w:lvl>
-    <w:lvl w:ilvl="3" w:tplc="BAF62250">
+    <w:lvl w:ilvl="3" w:tplc="C244468C">
       <w:start w:val="1"/>
       <w:numFmt w:val="bullet"/>
       <w:lvlText w:val="●"/>
@@ -11637,7 +11637,7 @@
         <w:ind w:left="2880" w:hanging="360"/>
       </w:pPr>
     </w:lvl>
-    <w:lvl w:ilvl="4" w:tplc="DAA8F24A">
+    <w:lvl w:ilvl="4" w:tplc="B44C36EE">
       <w:start w:val="1"/>
       <w:numFmt w:val="bullet"/>
       <w:lvlText w:val="○"/>
@@ -11646,7 +11646,7 @@
         <w:ind w:left="3600" w:hanging="360"/>
       </w:pPr>
     </w:lvl>
-    <w:lvl w:ilvl="5" w:tplc="BCD260BE">
+    <w:lvl w:ilvl="5" w:tplc="A57C32DE">
       <w:start w:val="1"/>
       <w:numFmt w:val="bullet"/>
       <w:lvlText w:val="■"/>
@@ -11655,7 +11655,7 @@
         <w:ind w:left="4320" w:hanging="360"/>
       </w:pPr>
     </w:lvl>
-    <w:lvl w:ilvl="6" w:tplc="F1B0A028">
+    <w:lvl w:ilvl="6" w:tplc="D744CEA4">
       <w:start w:val="1"/>
       <w:numFmt w:val="bullet"/>
       <w:lvlText w:val="●"/>
@@ -11664,7 +11664,7 @@
         <w:ind w:left="5040" w:hanging="360"/>
       </w:pPr>
     </w:lvl>
-    <w:lvl w:ilvl="7" w:tplc="8F6C9000">
+    <w:lvl w:ilvl="7" w:tplc="EA5EAF9A">
       <w:start w:val="1"/>
       <w:numFmt w:val="bullet"/>
       <w:lvlText w:val="●"/>
@@ -11673,7 +11673,7 @@
         <w:ind w:left="5760" w:hanging="360"/>
       </w:pPr>
     </w:lvl>
-    <w:lvl w:ilvl="8" w:tplc="D27ED8FC">
+    <w:lvl w:ilvl="8" w:tplc="22ACA6B6">
       <w:start w:val="1"/>
       <w:numFmt w:val="bullet"/>
       <w:lvlText w:val="●"/>
@@ -11683,14 +11683,14 @@
       </w:pPr>
     </w:lvl>
   </w:abstractNum>
-  <w:num w:numId="1" w16cid:durableId="1797748439">
+  <w:num w:numId="1" w16cid:durableId="841554671">
     <w:abstractNumId w:val="2"/>
     <w:lvlOverride w:ilvl="0">
       <w:startOverride w:val="1"/>
     </w:lvlOverride>
   </w:num>
-  <w:num w:numId="2" w16cid:durableId="1982928112">
-    <w:abstractNumId w:val="1"/>
+  <w:num w:numId="2" w16cid:durableId="2061781041">
+    <w:abstractNumId w:val="0"/>
     <w:lvlOverride w:ilvl="0">
       <w:startOverride w:val="1"/>
     </w:lvlOverride>
@@ -12282,7 +12282,7 @@
     <w:autoRedefine/>
     <w:uiPriority w:val="39"/>
     <w:unhideWhenUsed/>
-    <w:rsid w:val="00F20ED9"/>
+    <w:rsid w:val="006E2114"/>
     <w:pPr>
       <w:spacing w:after="100"/>
     </w:pPr>

--- a/public/documentos/GOB-02-acta-de-constitucion-del-proyecto.docx
+++ b/public/documentos/GOB-02-acta-de-constitucion-del-proyecto.docx
@@ -52,7 +52,7 @@
                 <w:noProof/>
               </w:rPr>
               <w:drawing>
-                <wp:inline distT="0" distB="0" distL="0" distR="0" wp14:anchorId="5B77BE8E" wp14:editId="1BD6342A">
+                <wp:inline distT="0" distB="0" distL="0" distR="0" wp14:anchorId="48E92DD8" wp14:editId="34909F65">
                   <wp:extent cx="990600" cy="990600"/>
                   <wp:effectExtent l="0" t="0" r="0" b="0"/>
                   <wp:docPr id="1" name="Imagen 1"/>
@@ -171,10 +171,10 @@
                 <w:noProof/>
               </w:rPr>
               <w:drawing>
-                <wp:inline distT="0" distB="0" distL="0" distR="0" wp14:anchorId="039BFC4A" wp14:editId="122A4BDF">
+                <wp:inline distT="0" distB="0" distL="0" distR="0" wp14:anchorId="2B3FBD0F" wp14:editId="4744BA59">
                   <wp:extent cx="800100" cy="800100"/>
                   <wp:effectExtent l="0" t="0" r="0" b="0"/>
-                  <wp:docPr id="544762027" name="Imagen 544762027"/>
+                  <wp:docPr id="909219441" name="Imagen 909219441"/>
                   <wp:cNvGraphicFramePr>
                     <a:graphicFrameLocks xmlns:a="http://schemas.openxmlformats.org/drawingml/2006/main" noChangeAspect="1"/>
                   </wp:cNvGraphicFramePr>
@@ -759,7 +759,7 @@
                 <w:sz w:val="19"/>
                 <w:szCs w:val="19"/>
               </w:rPr>
-              <w:t>GOB-02  ·  Versión 1.0  ·  10/10/2026</w:t>
+              <w:t>GOB-02  ·  Versión 1.1  ·  17/10/2026</w:t>
             </w:r>
           </w:p>
         </w:tc>
@@ -1117,7 +1117,7 @@
                 <w:sz w:val="17"/>
                 <w:szCs w:val="17"/>
               </w:rPr>
-              <w:t>Responsable del modelo de Machine Learning</w:t>
+              <w:t>Responsable del modelo de Machine Learning y Product Owner</w:t>
             </w:r>
           </w:p>
         </w:tc>
@@ -1790,7 +1790,7 @@
                 <w:sz w:val="18"/>
                 <w:szCs w:val="18"/>
               </w:rPr>
-              <w:t>Pendiente de firma de la patrocinadora</w:t>
+              <w:t>Firmada por la patrocinadora y el director del proyecto</w:t>
             </w:r>
           </w:p>
         </w:tc>
@@ -2083,7 +2083,7 @@
                 <w:sz w:val="18"/>
                 <w:szCs w:val="18"/>
               </w:rPr>
-              <w:t>Versión inicial del documento.</w:t>
+              <w:t>Versión inicial, emitida para firma.</w:t>
             </w:r>
           </w:p>
         </w:tc>
@@ -2096,6 +2096,149 @@
               <w:bottom w:val="single" w:sz="4" w:space="0" w:color="B8C2CC"/>
               <w:right w:val="single" w:sz="4" w:space="0" w:color="B8C2CC"/>
             </w:tcBorders>
+            <w:tcMar>
+              <w:top w:w="55" w:type="dxa"/>
+              <w:left w:w="85" w:type="dxa"/>
+              <w:bottom w:w="55" w:type="dxa"/>
+              <w:right w:w="85" w:type="dxa"/>
+            </w:tcMar>
+            <w:vAlign w:val="center"/>
+          </w:tcPr>
+          <w:p>
+            <w:pPr>
+              <w:spacing w:line="250" w:lineRule="auto"/>
+            </w:pPr>
+            <w:r>
+              <w:rPr>
+                <w:rFonts w:ascii="Arial" w:eastAsia="Arial" w:hAnsi="Arial" w:cs="Arial"/>
+                <w:color w:val="1A1A1A"/>
+                <w:sz w:val="18"/>
+                <w:szCs w:val="18"/>
+              </w:rPr>
+              <w:t>Jhostin J. Galarza Camarena</w:t>
+            </w:r>
+          </w:p>
+        </w:tc>
+      </w:tr>
+      <w:tr>
+        <w:tblPrEx>
+          <w:tblCellMar>
+            <w:top w:w="0" w:type="dxa"/>
+            <w:bottom w:w="0" w:type="dxa"/>
+          </w:tblCellMar>
+        </w:tblPrEx>
+        <w:trPr>
+          <w:cantSplit/>
+        </w:trPr>
+        <w:tc>
+          <w:tcPr>
+            <w:tcW w:w="1054" w:type="dxa"/>
+            <w:tcBorders>
+              <w:top w:val="single" w:sz="4" w:space="0" w:color="B8C2CC"/>
+              <w:left w:val="single" w:sz="4" w:space="0" w:color="B8C2CC"/>
+              <w:bottom w:val="single" w:sz="4" w:space="0" w:color="B8C2CC"/>
+              <w:right w:val="single" w:sz="4" w:space="0" w:color="B8C2CC"/>
+            </w:tcBorders>
+            <w:shd w:val="clear" w:color="auto" w:fill="F5F7FA"/>
+            <w:tcMar>
+              <w:top w:w="55" w:type="dxa"/>
+              <w:left w:w="85" w:type="dxa"/>
+              <w:bottom w:w="55" w:type="dxa"/>
+              <w:right w:w="85" w:type="dxa"/>
+            </w:tcMar>
+            <w:vAlign w:val="center"/>
+          </w:tcPr>
+          <w:p>
+            <w:pPr>
+              <w:spacing w:line="250" w:lineRule="auto"/>
+            </w:pPr>
+            <w:r>
+              <w:rPr>
+                <w:rFonts w:ascii="Arial" w:eastAsia="Arial" w:hAnsi="Arial" w:cs="Arial"/>
+                <w:color w:val="1A1A1A"/>
+                <w:sz w:val="18"/>
+                <w:szCs w:val="18"/>
+              </w:rPr>
+              <w:t>1.1</w:t>
+            </w:r>
+          </w:p>
+        </w:tc>
+        <w:tc>
+          <w:tcPr>
+            <w:tcW w:w="1405" w:type="dxa"/>
+            <w:tcBorders>
+              <w:top w:val="single" w:sz="4" w:space="0" w:color="B8C2CC"/>
+              <w:left w:val="single" w:sz="4" w:space="0" w:color="B8C2CC"/>
+              <w:bottom w:val="single" w:sz="4" w:space="0" w:color="B8C2CC"/>
+              <w:right w:val="single" w:sz="4" w:space="0" w:color="B8C2CC"/>
+            </w:tcBorders>
+            <w:shd w:val="clear" w:color="auto" w:fill="F5F7FA"/>
+            <w:tcMar>
+              <w:top w:w="55" w:type="dxa"/>
+              <w:left w:w="85" w:type="dxa"/>
+              <w:bottom w:w="55" w:type="dxa"/>
+              <w:right w:w="85" w:type="dxa"/>
+            </w:tcMar>
+            <w:vAlign w:val="center"/>
+          </w:tcPr>
+          <w:p>
+            <w:pPr>
+              <w:spacing w:line="250" w:lineRule="auto"/>
+            </w:pPr>
+            <w:r>
+              <w:rPr>
+                <w:rFonts w:ascii="Arial" w:eastAsia="Arial" w:hAnsi="Arial" w:cs="Arial"/>
+                <w:color w:val="1A1A1A"/>
+                <w:sz w:val="18"/>
+                <w:szCs w:val="18"/>
+              </w:rPr>
+              <w:t>17/10/2026</w:t>
+            </w:r>
+          </w:p>
+        </w:tc>
+        <w:tc>
+          <w:tcPr>
+            <w:tcW w:w="4129" w:type="dxa"/>
+            <w:tcBorders>
+              <w:top w:val="single" w:sz="4" w:space="0" w:color="B8C2CC"/>
+              <w:left w:val="single" w:sz="4" w:space="0" w:color="B8C2CC"/>
+              <w:bottom w:val="single" w:sz="4" w:space="0" w:color="B8C2CC"/>
+              <w:right w:val="single" w:sz="4" w:space="0" w:color="B8C2CC"/>
+            </w:tcBorders>
+            <w:shd w:val="clear" w:color="auto" w:fill="F5F7FA"/>
+            <w:tcMar>
+              <w:top w:w="55" w:type="dxa"/>
+              <w:left w:w="85" w:type="dxa"/>
+              <w:bottom w:w="55" w:type="dxa"/>
+              <w:right w:w="85" w:type="dxa"/>
+            </w:tcMar>
+            <w:vAlign w:val="center"/>
+          </w:tcPr>
+          <w:p>
+            <w:pPr>
+              <w:spacing w:line="250" w:lineRule="auto"/>
+            </w:pPr>
+            <w:r>
+              <w:rPr>
+                <w:rFonts w:ascii="Arial" w:eastAsia="Arial" w:hAnsi="Arial" w:cs="Arial"/>
+                <w:color w:val="1A1A1A"/>
+                <w:sz w:val="18"/>
+                <w:szCs w:val="18"/>
+              </w:rPr>
+              <w:t>Se registra la aprobación y la firma en la reunión de inicio del 12/10/2026 (GOB-12).</w:t>
+            </w:r>
+          </w:p>
+        </w:tc>
+        <w:tc>
+          <w:tcPr>
+            <w:tcW w:w="2199" w:type="dxa"/>
+            <w:tcBorders>
+              <w:top w:val="single" w:sz="4" w:space="0" w:color="B8C2CC"/>
+              <w:left w:val="single" w:sz="4" w:space="0" w:color="B8C2CC"/>
+              <w:bottom w:val="single" w:sz="4" w:space="0" w:color="B8C2CC"/>
+              <w:right w:val="single" w:sz="4" w:space="0" w:color="B8C2CC"/>
+            </w:tcBorders>
+            <w:shd w:val="clear" w:color="auto" w:fill="F5F7FA"/>
             <w:tcMar>
               <w:top w:w="55" w:type="dxa"/>
               <w:left w:w="85" w:type="dxa"/>
@@ -2585,7 +2728,7 @@
     <w:sdt>
       <w:sdtPr>
         <w:alias w:val="Contenido"/>
-        <w:id w:val="-1281959458"/>
+        <w:id w:val="-469518703"/>
       </w:sdtPr>
       <w:sdtEndPr/>
       <w:sdtContent>
@@ -2611,7 +2754,7 @@
           <w:r>
             <w:fldChar w:fldCharType="separate"/>
           </w:r>
-          <w:hyperlink w:anchor="_Toc242549485" w:history="1">
+          <w:hyperlink w:anchor="_Toc243091537" w:history="1">
             <w:r>
               <w:rPr>
                 <w:rStyle w:val="Hipervnculo"/>
@@ -2635,7 +2778,7 @@
               <w:rPr>
                 <w:noProof/>
               </w:rPr>
-              <w:instrText xml:space="preserve"> PAGEREF _Toc242549485 \h </w:instrText>
+              <w:instrText xml:space="preserve"> PAGEREF _Toc243091537 \h </w:instrText>
             </w:r>
             <w:r>
               <w:rPr>
@@ -2675,7 +2818,7 @@
               <w14:ligatures w14:val="standardContextual"/>
             </w:rPr>
           </w:pPr>
-          <w:hyperlink w:anchor="_Toc242549486" w:history="1">
+          <w:hyperlink w:anchor="_Toc243091538" w:history="1">
             <w:r>
               <w:rPr>
                 <w:rStyle w:val="Hipervnculo"/>
@@ -2699,7 +2842,7 @@
               <w:rPr>
                 <w:noProof/>
               </w:rPr>
-              <w:instrText xml:space="preserve"> PAGEREF _Toc242549486 \h </w:instrText>
+              <w:instrText xml:space="preserve"> PAGEREF _Toc243091538 \h </w:instrText>
             </w:r>
             <w:r>
               <w:rPr>
@@ -2739,7 +2882,7 @@
               <w14:ligatures w14:val="standardContextual"/>
             </w:rPr>
           </w:pPr>
-          <w:hyperlink w:anchor="_Toc242549487" w:history="1">
+          <w:hyperlink w:anchor="_Toc243091539" w:history="1">
             <w:r>
               <w:rPr>
                 <w:rStyle w:val="Hipervnculo"/>
@@ -2763,7 +2906,7 @@
               <w:rPr>
                 <w:noProof/>
               </w:rPr>
-              <w:instrText xml:space="preserve"> PAGEREF _Toc242549487 \h </w:instrText>
+              <w:instrText xml:space="preserve"> PAGEREF _Toc243091539 \h </w:instrText>
             </w:r>
             <w:r>
               <w:rPr>
@@ -2803,7 +2946,7 @@
               <w14:ligatures w14:val="standardContextual"/>
             </w:rPr>
           </w:pPr>
-          <w:hyperlink w:anchor="_Toc242549488" w:history="1">
+          <w:hyperlink w:anchor="_Toc243091540" w:history="1">
             <w:r>
               <w:rPr>
                 <w:rStyle w:val="Hipervnculo"/>
@@ -2827,7 +2970,7 @@
               <w:rPr>
                 <w:noProof/>
               </w:rPr>
-              <w:instrText xml:space="preserve"> PAGEREF _Toc242549488 \h </w:instrText>
+              <w:instrText xml:space="preserve"> PAGEREF _Toc243091540 \h </w:instrText>
             </w:r>
             <w:r>
               <w:rPr>
@@ -2867,7 +3010,7 @@
               <w14:ligatures w14:val="standardContextual"/>
             </w:rPr>
           </w:pPr>
-          <w:hyperlink w:anchor="_Toc242549489" w:history="1">
+          <w:hyperlink w:anchor="_Toc243091541" w:history="1">
             <w:r>
               <w:rPr>
                 <w:rStyle w:val="Hipervnculo"/>
@@ -2891,7 +3034,7 @@
               <w:rPr>
                 <w:noProof/>
               </w:rPr>
-              <w:instrText xml:space="preserve"> PAGEREF _Toc242549489 \h </w:instrText>
+              <w:instrText xml:space="preserve"> PAGEREF _Toc243091541 \h </w:instrText>
             </w:r>
             <w:r>
               <w:rPr>
@@ -2931,7 +3074,7 @@
               <w14:ligatures w14:val="standardContextual"/>
             </w:rPr>
           </w:pPr>
-          <w:hyperlink w:anchor="_Toc242549490" w:history="1">
+          <w:hyperlink w:anchor="_Toc243091542" w:history="1">
             <w:r>
               <w:rPr>
                 <w:rStyle w:val="Hipervnculo"/>
@@ -2955,7 +3098,7 @@
               <w:rPr>
                 <w:noProof/>
               </w:rPr>
-              <w:instrText xml:space="preserve"> PAGEREF _Toc242549490 \h </w:instrText>
+              <w:instrText xml:space="preserve"> PAGEREF _Toc243091542 \h </w:instrText>
             </w:r>
             <w:r>
               <w:rPr>
@@ -2995,7 +3138,7 @@
               <w14:ligatures w14:val="standardContextual"/>
             </w:rPr>
           </w:pPr>
-          <w:hyperlink w:anchor="_Toc242549491" w:history="1">
+          <w:hyperlink w:anchor="_Toc243091543" w:history="1">
             <w:r>
               <w:rPr>
                 <w:rStyle w:val="Hipervnculo"/>
@@ -3019,7 +3162,7 @@
               <w:rPr>
                 <w:noProof/>
               </w:rPr>
-              <w:instrText xml:space="preserve"> PAGEREF _Toc242549491 \h </w:instrText>
+              <w:instrText xml:space="preserve"> PAGEREF _Toc243091543 \h </w:instrText>
             </w:r>
             <w:r>
               <w:rPr>
@@ -3059,7 +3202,7 @@
               <w14:ligatures w14:val="standardContextual"/>
             </w:rPr>
           </w:pPr>
-          <w:hyperlink w:anchor="_Toc242549492" w:history="1">
+          <w:hyperlink w:anchor="_Toc243091544" w:history="1">
             <w:r>
               <w:rPr>
                 <w:rStyle w:val="Hipervnculo"/>
@@ -3083,7 +3226,7 @@
               <w:rPr>
                 <w:noProof/>
               </w:rPr>
-              <w:instrText xml:space="preserve"> PAGEREF _Toc242549492 \h </w:instrText>
+              <w:instrText xml:space="preserve"> PAGEREF _Toc243091544 \h </w:instrText>
             </w:r>
             <w:r>
               <w:rPr>
@@ -3123,7 +3266,7 @@
               <w14:ligatures w14:val="standardContextual"/>
             </w:rPr>
           </w:pPr>
-          <w:hyperlink w:anchor="_Toc242549493" w:history="1">
+          <w:hyperlink w:anchor="_Toc243091545" w:history="1">
             <w:r>
               <w:rPr>
                 <w:rStyle w:val="Hipervnculo"/>
@@ -3147,7 +3290,7 @@
               <w:rPr>
                 <w:noProof/>
               </w:rPr>
-              <w:instrText xml:space="preserve"> PAGEREF _Toc242549493 \h </w:instrText>
+              <w:instrText xml:space="preserve"> PAGEREF _Toc243091545 \h </w:instrText>
             </w:r>
             <w:r>
               <w:rPr>
@@ -3187,7 +3330,7 @@
               <w14:ligatures w14:val="standardContextual"/>
             </w:rPr>
           </w:pPr>
-          <w:hyperlink w:anchor="_Toc242549494" w:history="1">
+          <w:hyperlink w:anchor="_Toc243091546" w:history="1">
             <w:r>
               <w:rPr>
                 <w:rStyle w:val="Hipervnculo"/>
@@ -3211,7 +3354,7 @@
               <w:rPr>
                 <w:noProof/>
               </w:rPr>
-              <w:instrText xml:space="preserve"> PAGEREF _Toc242549494 \h </w:instrText>
+              <w:instrText xml:space="preserve"> PAGEREF _Toc243091546 \h </w:instrText>
             </w:r>
             <w:r>
               <w:rPr>
@@ -3251,7 +3394,7 @@
               <w14:ligatures w14:val="standardContextual"/>
             </w:rPr>
           </w:pPr>
-          <w:hyperlink w:anchor="_Toc242549495" w:history="1">
+          <w:hyperlink w:anchor="_Toc243091547" w:history="1">
             <w:r>
               <w:rPr>
                 <w:rStyle w:val="Hipervnculo"/>
@@ -3275,7 +3418,7 @@
               <w:rPr>
                 <w:noProof/>
               </w:rPr>
-              <w:instrText xml:space="preserve"> PAGEREF _Toc242549495 \h </w:instrText>
+              <w:instrText xml:space="preserve"> PAGEREF _Toc243091547 \h </w:instrText>
             </w:r>
             <w:r>
               <w:rPr>
@@ -3315,7 +3458,7 @@
               <w14:ligatures w14:val="standardContextual"/>
             </w:rPr>
           </w:pPr>
-          <w:hyperlink w:anchor="_Toc242549496" w:history="1">
+          <w:hyperlink w:anchor="_Toc243091548" w:history="1">
             <w:r>
               <w:rPr>
                 <w:rStyle w:val="Hipervnculo"/>
@@ -3339,7 +3482,7 @@
               <w:rPr>
                 <w:noProof/>
               </w:rPr>
-              <w:instrText xml:space="preserve"> PAGEREF _Toc242549496 \h </w:instrText>
+              <w:instrText xml:space="preserve"> PAGEREF _Toc243091548 \h </w:instrText>
             </w:r>
             <w:r>
               <w:rPr>
@@ -3379,7 +3522,7 @@
               <w14:ligatures w14:val="standardContextual"/>
             </w:rPr>
           </w:pPr>
-          <w:hyperlink w:anchor="_Toc242549497" w:history="1">
+          <w:hyperlink w:anchor="_Toc243091549" w:history="1">
             <w:r>
               <w:rPr>
                 <w:rStyle w:val="Hipervnculo"/>
@@ -3403,7 +3546,7 @@
               <w:rPr>
                 <w:noProof/>
               </w:rPr>
-              <w:instrText xml:space="preserve"> PAGEREF _Toc242549497 \h </w:instrText>
+              <w:instrText xml:space="preserve"> PAGEREF _Toc243091549 \h </w:instrText>
             </w:r>
             <w:r>
               <w:rPr>
@@ -3453,7 +3596,7 @@
       <w:pPr>
         <w:pStyle w:val="Ttulo1"/>
       </w:pPr>
-      <w:bookmarkStart w:id="0" w:name="_Toc242549485"/>
+      <w:bookmarkStart w:id="0" w:name="_Toc243091537"/>
       <w:r>
         <w:lastRenderedPageBreak/>
         <w:t>1. Datos generales</w:t>
@@ -4194,7 +4337,7 @@
       <w:pPr>
         <w:pStyle w:val="Ttulo1"/>
       </w:pPr>
-      <w:bookmarkStart w:id="1" w:name="_Toc242549486"/>
+      <w:bookmarkStart w:id="1" w:name="_Toc243091538"/>
       <w:r>
         <w:t>2. Propósito y justificación del proyecto</w:t>
       </w:r>
@@ -4222,7 +4365,7 @@
       <w:pPr>
         <w:pStyle w:val="Ttulo1"/>
       </w:pPr>
-      <w:bookmarkStart w:id="2" w:name="_Toc242549487"/>
+      <w:bookmarkStart w:id="2" w:name="_Toc243091539"/>
       <w:r>
         <w:t>3. Objetivos medibles y criterios de éxito</w:t>
       </w:r>
@@ -5166,7 +5309,7 @@
       <w:pPr>
         <w:pStyle w:val="Ttulo1"/>
       </w:pPr>
-      <w:bookmarkStart w:id="3" w:name="_Toc242549488"/>
+      <w:bookmarkStart w:id="3" w:name="_Toc243091540"/>
       <w:r>
         <w:t>4. Requisitos de alto nivel</w:t>
       </w:r>
@@ -5297,7 +5440,7 @@
       <w:pPr>
         <w:pStyle w:val="Ttulo1"/>
       </w:pPr>
-      <w:bookmarkStart w:id="4" w:name="_Toc242549489"/>
+      <w:bookmarkStart w:id="4" w:name="_Toc243091541"/>
       <w:r>
         <w:t>5. Descripción de alto nivel, límites y entregables clave</w:t>
       </w:r>
@@ -6788,7 +6931,7 @@
       <w:pPr>
         <w:pStyle w:val="Ttulo1"/>
       </w:pPr>
-      <w:bookmarkStart w:id="5" w:name="_Toc242549490"/>
+      <w:bookmarkStart w:id="5" w:name="_Toc243091542"/>
       <w:r>
         <w:t>6. Riesgo general del proyecto</w:t>
       </w:r>
@@ -6817,7 +6960,7 @@
       <w:pPr>
         <w:pStyle w:val="Ttulo1"/>
       </w:pPr>
-      <w:bookmarkStart w:id="6" w:name="_Toc242549491"/>
+      <w:bookmarkStart w:id="6" w:name="_Toc243091543"/>
       <w:r>
         <w:t>7. Resumen del cronograma de hitos</w:t>
       </w:r>
@@ -7880,7 +8023,7 @@
       <w:pPr>
         <w:pStyle w:val="Ttulo1"/>
       </w:pPr>
-      <w:bookmarkStart w:id="7" w:name="_Toc242549492"/>
+      <w:bookmarkStart w:id="7" w:name="_Toc243091544"/>
       <w:r>
         <w:t>8. Recursos financieros preaprobados</w:t>
       </w:r>
@@ -8326,7 +8469,7 @@
       <w:pPr>
         <w:pStyle w:val="Ttulo1"/>
       </w:pPr>
-      <w:bookmarkStart w:id="8" w:name="_Toc242549493"/>
+      <w:bookmarkStart w:id="8" w:name="_Toc243091545"/>
       <w:r>
         <w:t>9. Lista de interesados clave</w:t>
       </w:r>
@@ -9395,7 +9538,7 @@
       <w:pPr>
         <w:pStyle w:val="Ttulo1"/>
       </w:pPr>
-      <w:bookmarkStart w:id="9" w:name="_Toc242549494"/>
+      <w:bookmarkStart w:id="9" w:name="_Toc243091546"/>
       <w:r>
         <w:lastRenderedPageBreak/>
         <w:t>10. Requisitos de aprobación del proyecto</w:t>
@@ -10241,7 +10384,7 @@
       <w:pPr>
         <w:pStyle w:val="Ttulo1"/>
       </w:pPr>
-      <w:bookmarkStart w:id="10" w:name="_Toc242549495"/>
+      <w:bookmarkStart w:id="10" w:name="_Toc243091547"/>
       <w:r>
         <w:t>11. Criterios de salida del proyecto</w:t>
       </w:r>
@@ -10393,7 +10536,7 @@
       <w:pPr>
         <w:pStyle w:val="Ttulo1"/>
       </w:pPr>
-      <w:bookmarkStart w:id="11" w:name="_Toc242549496"/>
+      <w:bookmarkStart w:id="11" w:name="_Toc243091548"/>
       <w:r>
         <w:lastRenderedPageBreak/>
         <w:t>12. Director del proyecto: responsabilidad y nivel de autoridad</w:t>
@@ -10822,7 +10965,7 @@
       <w:pPr>
         <w:pStyle w:val="Ttulo1"/>
       </w:pPr>
-      <w:bookmarkStart w:id="12" w:name="_Toc242549497"/>
+      <w:bookmarkStart w:id="12" w:name="_Toc243091549"/>
       <w:r>
         <w:t>13. Patrocinadora y autorización</w:t>
       </w:r>
@@ -10842,7 +10985,7 @@
         <w:tblW w:w="8787" w:type="dxa"/>
         <w:tblBorders>
           <w:top w:val="none" w:sz="0" w:space="0" w:color="FFFFFF"/>
-          <w:left w:val="single" w:sz="24" w:space="0" w:color="C77700"/>
+          <w:left w:val="single" w:sz="24" w:space="0" w:color="0D7377"/>
           <w:bottom w:val="none" w:sz="0" w:space="0" w:color="FFFFFF"/>
           <w:right w:val="none" w:sz="0" w:space="0" w:color="FFFFFF"/>
           <w:insideH w:val="none" w:sz="0" w:space="0" w:color="FFFFFF"/>
@@ -10871,7 +11014,7 @@
         <w:tc>
           <w:tcPr>
             <w:tcW w:w="8787" w:type="dxa"/>
-            <w:shd w:val="clear" w:color="auto" w:fill="FFF4D6"/>
+            <w:shd w:val="clear" w:color="auto" w:fill="EAF5F5"/>
             <w:tcMar>
               <w:top w:w="90" w:type="dxa"/>
               <w:left w:w="160" w:type="dxa"/>
@@ -10889,11 +11032,11 @@
                 <w:rFonts w:ascii="Arial" w:eastAsia="Arial" w:hAnsi="Arial" w:cs="Arial"/>
                 <w:b/>
                 <w:bCs/>
-                <w:color w:val="C77700"/>
+                <w:color w:val="0D7377"/>
                 <w:sz w:val="19"/>
                 <w:szCs w:val="19"/>
               </w:rPr>
-              <w:t xml:space="preserve">Importante. </w:t>
+              <w:t xml:space="preserve">Nota. </w:t>
             </w:r>
             <w:r>
               <w:rPr>
@@ -10902,7 +11045,7 @@
                 <w:sz w:val="19"/>
                 <w:szCs w:val="19"/>
               </w:rPr>
-              <w:t>Documento emitido para firma el 10/10/2026. A esa fecha no cuenta con firmas; la reunión de inicio con la Dirección está programada para el 12/10/2026.</w:t>
+              <w:t>Documento emitido para firma el 10/10/2026. Aprobado en la reunión de inicio del 12/10/2026 (GOB-12) y firmado en físico por la Promotora Directora y el director del proyecto. El original firmado queda en custodia del equipo.</w:t>
             </w:r>
           </w:p>
         </w:tc>
@@ -11447,7 +11590,7 @@
         <w:szCs w:val="16"/>
       </w:rPr>
       <w:tab/>
-      <w:t>GOB-02  ·  v1.0</w:t>
+      <w:t>GOB-02  ·  v1.1</w:t>
     </w:r>
   </w:p>
 </w:hdr>
@@ -11481,7 +11624,7 @@
         <w:szCs w:val="16"/>
       </w:rPr>
       <w:tab/>
-      <w:t>GOB-02  ·  v1.0</w:t>
+      <w:t>GOB-02  ·  v1.1</w:t>
     </w:r>
   </w:p>
 </w:hdr>
@@ -11490,118 +11633,10 @@
 <file path=word/numbering.xml><?xml version="1.0" encoding="utf-8"?>
 <w:numbering xmlns:wpc="http://schemas.microsoft.com/office/word/2010/wordprocessingCanvas" xmlns:cx="http://schemas.microsoft.com/office/drawing/2014/chartex" xmlns:cx1="http://schemas.microsoft.com/office/drawing/2015/9/8/chartex" xmlns:cx2="http://schemas.microsoft.com/office/drawing/2015/10/21/chartex" xmlns:cx3="http://schemas.microsoft.com/office/drawing/2016/5/9/chartex" xmlns:cx4="http://schemas.microsoft.com/office/drawing/2016/5/10/chartex" xmlns:cx5="http://schemas.microsoft.com/office/drawing/2016/5/11/chartex" xmlns:cx6="http://schemas.microsoft.com/office/drawing/2016/5/12/chartex" xmlns:cx7="http://schemas.microsoft.com/office/drawing/2016/5/13/chartex" xmlns:cx8="http://schemas.microsoft.com/office/drawing/2016/5/14/chartex" xmlns:mc="http://schemas.openxmlformats.org/markup-compatibility/2006" xmlns:aink="http://schemas.microsoft.com/office/drawing/2016/ink" xmlns:am3d="http://schemas.microsoft.com/office/drawing/2017/model3d" xmlns:o="urn:schemas-microsoft-com:office:office" xmlns:oel="http://schemas.microsoft.com/office/2019/extlst" xmlns:r="http://schemas.openxmlformats.org/officeDocument/2006/relationships" xmlns:m="http://schemas.openxmlformats.org/officeDocument/2006/math" xmlns:v="urn:schemas-microsoft-com:vml" xmlns:wp14="http://schemas.microsoft.com/office/word/2010/wordprocessingDrawing" xmlns:wp="http://schemas.openxmlformats.org/drawingml/2006/wordprocessingDrawing" xmlns:w10="urn:schemas-microsoft-com:office:word" xmlns:w="http://schemas.openxmlformats.org/wordprocessingml/2006/main" xmlns:w14="http://schemas.microsoft.com/office/word/2010/wordml" xmlns:w15="http://schemas.microsoft.com/office/word/2012/wordml" xmlns:w16cex="http://schemas.microsoft.com/office/word/2018/wordml/cex" xmlns:w16cid="http://schemas.microsoft.com/office/word/2016/wordml/cid" xmlns:w16="http://schemas.microsoft.com/office/word/2018/wordml" xmlns:w16du="http://schemas.microsoft.com/office/word/2023/wordml/word16du" xmlns:w16sdtdh="http://schemas.microsoft.com/office/word/2020/wordml/sdtdatahash" xmlns:w16sdtfl="http://schemas.microsoft.com/office/word/2024/wordml/sdtformatlock" xmlns:w16se="http://schemas.microsoft.com/office/word/2015/wordml/symex" xmlns:wpg="http://schemas.microsoft.com/office/word/2010/wordprocessingGroup" xmlns:wpi="http://schemas.microsoft.com/office/word/2010/wordprocessingInk" xmlns:wne="http://schemas.microsoft.com/office/word/2006/wordml" xmlns:wps="http://schemas.microsoft.com/office/word/2010/wordprocessingShape" mc:Ignorable="w14 w15 w16se w16cid w16 w16cex w16sdtdh w16sdtfl w16du wp14">
   <w:abstractNum w:abstractNumId="0" w15:restartNumberingAfterBreak="0">
-    <w:nsid w:val="1D515D7A"/>
+    <w:nsid w:val="003D6543"/>
     <w:multiLevelType w:val="hybridMultilevel"/>
-    <w:tmpl w:val="A8545292"/>
-    <w:lvl w:ilvl="0" w:tplc="1FAC92CA">
-      <w:start w:val="1"/>
-      <w:numFmt w:val="bullet"/>
-      <w:lvlText w:val="•"/>
-      <w:lvlJc w:val="left"/>
-      <w:pPr>
-        <w:ind w:left="560" w:hanging="280"/>
-      </w:pPr>
-    </w:lvl>
-    <w:lvl w:ilvl="1" w:tplc="EEEECAD4">
-      <w:numFmt w:val="decimal"/>
-      <w:lvlText w:val=""/>
-      <w:lvlJc w:val="left"/>
-    </w:lvl>
-    <w:lvl w:ilvl="2" w:tplc="CF4E988A">
-      <w:numFmt w:val="decimal"/>
-      <w:lvlText w:val=""/>
-      <w:lvlJc w:val="left"/>
-    </w:lvl>
-    <w:lvl w:ilvl="3" w:tplc="4ABA4268">
-      <w:numFmt w:val="decimal"/>
-      <w:lvlText w:val=""/>
-      <w:lvlJc w:val="left"/>
-    </w:lvl>
-    <w:lvl w:ilvl="4" w:tplc="DBA03C14">
-      <w:numFmt w:val="decimal"/>
-      <w:lvlText w:val=""/>
-      <w:lvlJc w:val="left"/>
-    </w:lvl>
-    <w:lvl w:ilvl="5" w:tplc="4348AD84">
-      <w:numFmt w:val="decimal"/>
-      <w:lvlText w:val=""/>
-      <w:lvlJc w:val="left"/>
-    </w:lvl>
-    <w:lvl w:ilvl="6" w:tplc="4648BC9C">
-      <w:numFmt w:val="decimal"/>
-      <w:lvlText w:val=""/>
-      <w:lvlJc w:val="left"/>
-    </w:lvl>
-    <w:lvl w:ilvl="7" w:tplc="5DE486D8">
-      <w:numFmt w:val="decimal"/>
-      <w:lvlText w:val=""/>
-      <w:lvlJc w:val="left"/>
-    </w:lvl>
-    <w:lvl w:ilvl="8" w:tplc="94142A9E">
-      <w:numFmt w:val="decimal"/>
-      <w:lvlText w:val=""/>
-      <w:lvlJc w:val="left"/>
-    </w:lvl>
-  </w:abstractNum>
-  <w:abstractNum w:abstractNumId="1" w15:restartNumberingAfterBreak="0">
-    <w:nsid w:val="36D67FE6"/>
-    <w:multiLevelType w:val="hybridMultilevel"/>
-    <w:tmpl w:val="018E06C2"/>
-    <w:lvl w:ilvl="0" w:tplc="9886F696">
-      <w:start w:val="1"/>
-      <w:numFmt w:val="decimal"/>
-      <w:lvlText w:val="%1."/>
-      <w:lvlJc w:val="left"/>
-      <w:pPr>
-        <w:ind w:left="560" w:hanging="340"/>
-      </w:pPr>
-    </w:lvl>
-    <w:lvl w:ilvl="1" w:tplc="6CCC4CF0">
-      <w:numFmt w:val="decimal"/>
-      <w:lvlText w:val=""/>
-      <w:lvlJc w:val="left"/>
-    </w:lvl>
-    <w:lvl w:ilvl="2" w:tplc="F38ABAD6">
-      <w:numFmt w:val="decimal"/>
-      <w:lvlText w:val=""/>
-      <w:lvlJc w:val="left"/>
-    </w:lvl>
-    <w:lvl w:ilvl="3" w:tplc="3F7865CA">
-      <w:numFmt w:val="decimal"/>
-      <w:lvlText w:val=""/>
-      <w:lvlJc w:val="left"/>
-    </w:lvl>
-    <w:lvl w:ilvl="4" w:tplc="693462A2">
-      <w:numFmt w:val="decimal"/>
-      <w:lvlText w:val=""/>
-      <w:lvlJc w:val="left"/>
-    </w:lvl>
-    <w:lvl w:ilvl="5" w:tplc="7BAE5BC2">
-      <w:numFmt w:val="decimal"/>
-      <w:lvlText w:val=""/>
-      <w:lvlJc w:val="left"/>
-    </w:lvl>
-    <w:lvl w:ilvl="6" w:tplc="73D2A7E0">
-      <w:numFmt w:val="decimal"/>
-      <w:lvlText w:val=""/>
-      <w:lvlJc w:val="left"/>
-    </w:lvl>
-    <w:lvl w:ilvl="7" w:tplc="BF801DC8">
-      <w:numFmt w:val="decimal"/>
-      <w:lvlText w:val=""/>
-      <w:lvlJc w:val="left"/>
-    </w:lvl>
-    <w:lvl w:ilvl="8" w:tplc="F7EA55C0">
-      <w:numFmt w:val="decimal"/>
-      <w:lvlText w:val=""/>
-      <w:lvlJc w:val="left"/>
-    </w:lvl>
-  </w:abstractNum>
-  <w:abstractNum w:abstractNumId="2" w15:restartNumberingAfterBreak="0">
-    <w:nsid w:val="5214012C"/>
-    <w:multiLevelType w:val="hybridMultilevel"/>
-    <w:tmpl w:val="36DCE2DC"/>
-    <w:lvl w:ilvl="0" w:tplc="C45A6580">
+    <w:tmpl w:val="29A4E414"/>
+    <w:lvl w:ilvl="0" w:tplc="934C4A20">
       <w:start w:val="1"/>
       <w:numFmt w:val="bullet"/>
       <w:lvlText w:val="●"/>
@@ -11610,7 +11645,7 @@
         <w:ind w:left="720" w:hanging="360"/>
       </w:pPr>
     </w:lvl>
-    <w:lvl w:ilvl="1" w:tplc="4290E3D0">
+    <w:lvl w:ilvl="1" w:tplc="44B8A386">
       <w:start w:val="1"/>
       <w:numFmt w:val="bullet"/>
       <w:lvlText w:val="○"/>
@@ -11619,7 +11654,7 @@
         <w:ind w:left="1440" w:hanging="360"/>
       </w:pPr>
     </w:lvl>
-    <w:lvl w:ilvl="2" w:tplc="463E44BE">
+    <w:lvl w:ilvl="2" w:tplc="EC4482E4">
       <w:start w:val="1"/>
       <w:numFmt w:val="bullet"/>
       <w:lvlText w:val="■"/>
@@ -11628,7 +11663,7 @@
         <w:ind w:left="2160" w:hanging="360"/>
       </w:pPr>
     </w:lvl>
-    <w:lvl w:ilvl="3" w:tplc="C244468C">
+    <w:lvl w:ilvl="3" w:tplc="D53E3106">
       <w:start w:val="1"/>
       <w:numFmt w:val="bullet"/>
       <w:lvlText w:val="●"/>
@@ -11637,7 +11672,7 @@
         <w:ind w:left="2880" w:hanging="360"/>
       </w:pPr>
     </w:lvl>
-    <w:lvl w:ilvl="4" w:tplc="B44C36EE">
+    <w:lvl w:ilvl="4" w:tplc="FC46C752">
       <w:start w:val="1"/>
       <w:numFmt w:val="bullet"/>
       <w:lvlText w:val="○"/>
@@ -11646,7 +11681,7 @@
         <w:ind w:left="3600" w:hanging="360"/>
       </w:pPr>
     </w:lvl>
-    <w:lvl w:ilvl="5" w:tplc="A57C32DE">
+    <w:lvl w:ilvl="5" w:tplc="4A82D3FE">
       <w:start w:val="1"/>
       <w:numFmt w:val="bullet"/>
       <w:lvlText w:val="■"/>
@@ -11655,7 +11690,7 @@
         <w:ind w:left="4320" w:hanging="360"/>
       </w:pPr>
     </w:lvl>
-    <w:lvl w:ilvl="6" w:tplc="D744CEA4">
+    <w:lvl w:ilvl="6" w:tplc="62560366">
       <w:start w:val="1"/>
       <w:numFmt w:val="bullet"/>
       <w:lvlText w:val="●"/>
@@ -11664,7 +11699,7 @@
         <w:ind w:left="5040" w:hanging="360"/>
       </w:pPr>
     </w:lvl>
-    <w:lvl w:ilvl="7" w:tplc="EA5EAF9A">
+    <w:lvl w:ilvl="7" w:tplc="A46E8A8C">
       <w:start w:val="1"/>
       <w:numFmt w:val="bullet"/>
       <w:lvlText w:val="●"/>
@@ -11673,7 +11708,7 @@
         <w:ind w:left="5760" w:hanging="360"/>
       </w:pPr>
     </w:lvl>
-    <w:lvl w:ilvl="8" w:tplc="22ACA6B6">
+    <w:lvl w:ilvl="8" w:tplc="8708C6F6">
       <w:start w:val="1"/>
       <w:numFmt w:val="bullet"/>
       <w:lvlText w:val="●"/>
@@ -11683,14 +11718,122 @@
       </w:pPr>
     </w:lvl>
   </w:abstractNum>
-  <w:num w:numId="1" w16cid:durableId="841554671">
-    <w:abstractNumId w:val="2"/>
+  <w:abstractNum w:abstractNumId="1" w15:restartNumberingAfterBreak="0">
+    <w:nsid w:val="0E591E0F"/>
+    <w:multiLevelType w:val="hybridMultilevel"/>
+    <w:tmpl w:val="A0602C5E"/>
+    <w:lvl w:ilvl="0" w:tplc="98683298">
+      <w:start w:val="1"/>
+      <w:numFmt w:val="bullet"/>
+      <w:lvlText w:val="•"/>
+      <w:lvlJc w:val="left"/>
+      <w:pPr>
+        <w:ind w:left="560" w:hanging="280"/>
+      </w:pPr>
+    </w:lvl>
+    <w:lvl w:ilvl="1" w:tplc="38965530">
+      <w:numFmt w:val="decimal"/>
+      <w:lvlText w:val=""/>
+      <w:lvlJc w:val="left"/>
+    </w:lvl>
+    <w:lvl w:ilvl="2" w:tplc="73E48640">
+      <w:numFmt w:val="decimal"/>
+      <w:lvlText w:val=""/>
+      <w:lvlJc w:val="left"/>
+    </w:lvl>
+    <w:lvl w:ilvl="3" w:tplc="BA1A0E30">
+      <w:numFmt w:val="decimal"/>
+      <w:lvlText w:val=""/>
+      <w:lvlJc w:val="left"/>
+    </w:lvl>
+    <w:lvl w:ilvl="4" w:tplc="C03C57A8">
+      <w:numFmt w:val="decimal"/>
+      <w:lvlText w:val=""/>
+      <w:lvlJc w:val="left"/>
+    </w:lvl>
+    <w:lvl w:ilvl="5" w:tplc="44D85EA8">
+      <w:numFmt w:val="decimal"/>
+      <w:lvlText w:val=""/>
+      <w:lvlJc w:val="left"/>
+    </w:lvl>
+    <w:lvl w:ilvl="6" w:tplc="E996B9A6">
+      <w:numFmt w:val="decimal"/>
+      <w:lvlText w:val=""/>
+      <w:lvlJc w:val="left"/>
+    </w:lvl>
+    <w:lvl w:ilvl="7" w:tplc="9FB43722">
+      <w:numFmt w:val="decimal"/>
+      <w:lvlText w:val=""/>
+      <w:lvlJc w:val="left"/>
+    </w:lvl>
+    <w:lvl w:ilvl="8" w:tplc="9C3E8EDC">
+      <w:numFmt w:val="decimal"/>
+      <w:lvlText w:val=""/>
+      <w:lvlJc w:val="left"/>
+    </w:lvl>
+  </w:abstractNum>
+  <w:abstractNum w:abstractNumId="2" w15:restartNumberingAfterBreak="0">
+    <w:nsid w:val="32A22478"/>
+    <w:multiLevelType w:val="hybridMultilevel"/>
+    <w:tmpl w:val="B36CBF9E"/>
+    <w:lvl w:ilvl="0" w:tplc="CA9444F4">
+      <w:start w:val="1"/>
+      <w:numFmt w:val="decimal"/>
+      <w:lvlText w:val="%1."/>
+      <w:lvlJc w:val="left"/>
+      <w:pPr>
+        <w:ind w:left="560" w:hanging="340"/>
+      </w:pPr>
+    </w:lvl>
+    <w:lvl w:ilvl="1" w:tplc="93D607A4">
+      <w:numFmt w:val="decimal"/>
+      <w:lvlText w:val=""/>
+      <w:lvlJc w:val="left"/>
+    </w:lvl>
+    <w:lvl w:ilvl="2" w:tplc="8BC81436">
+      <w:numFmt w:val="decimal"/>
+      <w:lvlText w:val=""/>
+      <w:lvlJc w:val="left"/>
+    </w:lvl>
+    <w:lvl w:ilvl="3" w:tplc="C0C01A00">
+      <w:numFmt w:val="decimal"/>
+      <w:lvlText w:val=""/>
+      <w:lvlJc w:val="left"/>
+    </w:lvl>
+    <w:lvl w:ilvl="4" w:tplc="CEB2FDCE">
+      <w:numFmt w:val="decimal"/>
+      <w:lvlText w:val=""/>
+      <w:lvlJc w:val="left"/>
+    </w:lvl>
+    <w:lvl w:ilvl="5" w:tplc="8F2608FC">
+      <w:numFmt w:val="decimal"/>
+      <w:lvlText w:val=""/>
+      <w:lvlJc w:val="left"/>
+    </w:lvl>
+    <w:lvl w:ilvl="6" w:tplc="08224F84">
+      <w:numFmt w:val="decimal"/>
+      <w:lvlText w:val=""/>
+      <w:lvlJc w:val="left"/>
+    </w:lvl>
+    <w:lvl w:ilvl="7" w:tplc="F7B69970">
+      <w:numFmt w:val="decimal"/>
+      <w:lvlText w:val=""/>
+      <w:lvlJc w:val="left"/>
+    </w:lvl>
+    <w:lvl w:ilvl="8" w:tplc="FD66B6BA">
+      <w:numFmt w:val="decimal"/>
+      <w:lvlText w:val=""/>
+      <w:lvlJc w:val="left"/>
+    </w:lvl>
+  </w:abstractNum>
+  <w:num w:numId="1" w16cid:durableId="1170632948">
+    <w:abstractNumId w:val="0"/>
     <w:lvlOverride w:ilvl="0">
       <w:startOverride w:val="1"/>
     </w:lvlOverride>
   </w:num>
-  <w:num w:numId="2" w16cid:durableId="2061781041">
-    <w:abstractNumId w:val="0"/>
+  <w:num w:numId="2" w16cid:durableId="1651598465">
+    <w:abstractNumId w:val="1"/>
     <w:lvlOverride w:ilvl="0">
       <w:startOverride w:val="1"/>
     </w:lvlOverride>
@@ -12282,7 +12425,7 @@
     <w:autoRedefine/>
     <w:uiPriority w:val="39"/>
     <w:unhideWhenUsed/>
-    <w:rsid w:val="006E2114"/>
+    <w:rsid w:val="00035DED"/>
     <w:pPr>
       <w:spacing w:after="100"/>
     </w:pPr>

--- a/public/documentos/GOB-02-acta-de-constitucion-del-proyecto.docx
+++ b/public/documentos/GOB-02-acta-de-constitucion-del-proyecto.docx
@@ -52,7 +52,7 @@
                 <w:noProof/>
               </w:rPr>
               <w:drawing>
-                <wp:inline distT="0" distB="0" distL="0" distR="0" wp14:anchorId="48E92DD8" wp14:editId="34909F65">
+                <wp:inline distT="0" distB="0" distL="0" distR="0" wp14:anchorId="7DD0E8A6" wp14:editId="527A279B">
                   <wp:extent cx="990600" cy="990600"/>
                   <wp:effectExtent l="0" t="0" r="0" b="0"/>
                   <wp:docPr id="1" name="Imagen 1"/>
@@ -171,10 +171,10 @@
                 <w:noProof/>
               </w:rPr>
               <w:drawing>
-                <wp:inline distT="0" distB="0" distL="0" distR="0" wp14:anchorId="2B3FBD0F" wp14:editId="4744BA59">
+                <wp:inline distT="0" distB="0" distL="0" distR="0" wp14:anchorId="334E5687" wp14:editId="5F5A3E20">
                   <wp:extent cx="800100" cy="800100"/>
                   <wp:effectExtent l="0" t="0" r="0" b="0"/>
-                  <wp:docPr id="909219441" name="Imagen 909219441"/>
+                  <wp:docPr id="1915480192" name="Imagen 1915480192"/>
                   <wp:cNvGraphicFramePr>
                     <a:graphicFrameLocks xmlns:a="http://schemas.openxmlformats.org/drawingml/2006/main" noChangeAspect="1"/>
                   </wp:cNvGraphicFramePr>
@@ -2728,7 +2728,7 @@
     <w:sdt>
       <w:sdtPr>
         <w:alias w:val="Contenido"/>
-        <w:id w:val="-469518703"/>
+        <w:id w:val="-1886630807"/>
       </w:sdtPr>
       <w:sdtEndPr/>
       <w:sdtContent>
@@ -2754,7 +2754,7 @@
           <w:r>
             <w:fldChar w:fldCharType="separate"/>
           </w:r>
-          <w:hyperlink w:anchor="_Toc243091537" w:history="1">
+          <w:hyperlink w:anchor="_Toc243093350" w:history="1">
             <w:r>
               <w:rPr>
                 <w:rStyle w:val="Hipervnculo"/>
@@ -2778,7 +2778,7 @@
               <w:rPr>
                 <w:noProof/>
               </w:rPr>
-              <w:instrText xml:space="preserve"> PAGEREF _Toc243091537 \h </w:instrText>
+              <w:instrText xml:space="preserve"> PAGEREF _Toc243093350 \h </w:instrText>
             </w:r>
             <w:r>
               <w:rPr>
@@ -2818,7 +2818,7 @@
               <w14:ligatures w14:val="standardContextual"/>
             </w:rPr>
           </w:pPr>
-          <w:hyperlink w:anchor="_Toc243091538" w:history="1">
+          <w:hyperlink w:anchor="_Toc243093351" w:history="1">
             <w:r>
               <w:rPr>
                 <w:rStyle w:val="Hipervnculo"/>
@@ -2842,7 +2842,7 @@
               <w:rPr>
                 <w:noProof/>
               </w:rPr>
-              <w:instrText xml:space="preserve"> PAGEREF _Toc243091538 \h </w:instrText>
+              <w:instrText xml:space="preserve"> PAGEREF _Toc243093351 \h </w:instrText>
             </w:r>
             <w:r>
               <w:rPr>
@@ -2882,7 +2882,7 @@
               <w14:ligatures w14:val="standardContextual"/>
             </w:rPr>
           </w:pPr>
-          <w:hyperlink w:anchor="_Toc243091539" w:history="1">
+          <w:hyperlink w:anchor="_Toc243093352" w:history="1">
             <w:r>
               <w:rPr>
                 <w:rStyle w:val="Hipervnculo"/>
@@ -2906,7 +2906,7 @@
               <w:rPr>
                 <w:noProof/>
               </w:rPr>
-              <w:instrText xml:space="preserve"> PAGEREF _Toc243091539 \h </w:instrText>
+              <w:instrText xml:space="preserve"> PAGEREF _Toc243093352 \h </w:instrText>
             </w:r>
             <w:r>
               <w:rPr>
@@ -2946,7 +2946,7 @@
               <w14:ligatures w14:val="standardContextual"/>
             </w:rPr>
           </w:pPr>
-          <w:hyperlink w:anchor="_Toc243091540" w:history="1">
+          <w:hyperlink w:anchor="_Toc243093353" w:history="1">
             <w:r>
               <w:rPr>
                 <w:rStyle w:val="Hipervnculo"/>
@@ -2970,7 +2970,7 @@
               <w:rPr>
                 <w:noProof/>
               </w:rPr>
-              <w:instrText xml:space="preserve"> PAGEREF _Toc243091540 \h </w:instrText>
+              <w:instrText xml:space="preserve"> PAGEREF _Toc243093353 \h </w:instrText>
             </w:r>
             <w:r>
               <w:rPr>
@@ -3010,7 +3010,7 @@
               <w14:ligatures w14:val="standardContextual"/>
             </w:rPr>
           </w:pPr>
-          <w:hyperlink w:anchor="_Toc243091541" w:history="1">
+          <w:hyperlink w:anchor="_Toc243093354" w:history="1">
             <w:r>
               <w:rPr>
                 <w:rStyle w:val="Hipervnculo"/>
@@ -3034,7 +3034,7 @@
               <w:rPr>
                 <w:noProof/>
               </w:rPr>
-              <w:instrText xml:space="preserve"> PAGEREF _Toc243091541 \h </w:instrText>
+              <w:instrText xml:space="preserve"> PAGEREF _Toc243093354 \h </w:instrText>
             </w:r>
             <w:r>
               <w:rPr>
@@ -3074,7 +3074,7 @@
               <w14:ligatures w14:val="standardContextual"/>
             </w:rPr>
           </w:pPr>
-          <w:hyperlink w:anchor="_Toc243091542" w:history="1">
+          <w:hyperlink w:anchor="_Toc243093355" w:history="1">
             <w:r>
               <w:rPr>
                 <w:rStyle w:val="Hipervnculo"/>
@@ -3098,7 +3098,7 @@
               <w:rPr>
                 <w:noProof/>
               </w:rPr>
-              <w:instrText xml:space="preserve"> PAGEREF _Toc243091542 \h </w:instrText>
+              <w:instrText xml:space="preserve"> PAGEREF _Toc243093355 \h </w:instrText>
             </w:r>
             <w:r>
               <w:rPr>
@@ -3138,7 +3138,7 @@
               <w14:ligatures w14:val="standardContextual"/>
             </w:rPr>
           </w:pPr>
-          <w:hyperlink w:anchor="_Toc243091543" w:history="1">
+          <w:hyperlink w:anchor="_Toc243093356" w:history="1">
             <w:r>
               <w:rPr>
                 <w:rStyle w:val="Hipervnculo"/>
@@ -3162,7 +3162,7 @@
               <w:rPr>
                 <w:noProof/>
               </w:rPr>
-              <w:instrText xml:space="preserve"> PAGEREF _Toc243091543 \h </w:instrText>
+              <w:instrText xml:space="preserve"> PAGEREF _Toc243093356 \h </w:instrText>
             </w:r>
             <w:r>
               <w:rPr>
@@ -3202,7 +3202,7 @@
               <w14:ligatures w14:val="standardContextual"/>
             </w:rPr>
           </w:pPr>
-          <w:hyperlink w:anchor="_Toc243091544" w:history="1">
+          <w:hyperlink w:anchor="_Toc243093357" w:history="1">
             <w:r>
               <w:rPr>
                 <w:rStyle w:val="Hipervnculo"/>
@@ -3226,7 +3226,7 @@
               <w:rPr>
                 <w:noProof/>
               </w:rPr>
-              <w:instrText xml:space="preserve"> PAGEREF _Toc243091544 \h </w:instrText>
+              <w:instrText xml:space="preserve"> PAGEREF _Toc243093357 \h </w:instrText>
             </w:r>
             <w:r>
               <w:rPr>
@@ -3266,7 +3266,7 @@
               <w14:ligatures w14:val="standardContextual"/>
             </w:rPr>
           </w:pPr>
-          <w:hyperlink w:anchor="_Toc243091545" w:history="1">
+          <w:hyperlink w:anchor="_Toc243093358" w:history="1">
             <w:r>
               <w:rPr>
                 <w:rStyle w:val="Hipervnculo"/>
@@ -3290,7 +3290,7 @@
               <w:rPr>
                 <w:noProof/>
               </w:rPr>
-              <w:instrText xml:space="preserve"> PAGEREF _Toc243091545 \h </w:instrText>
+              <w:instrText xml:space="preserve"> PAGEREF _Toc243093358 \h </w:instrText>
             </w:r>
             <w:r>
               <w:rPr>
@@ -3330,7 +3330,7 @@
               <w14:ligatures w14:val="standardContextual"/>
             </w:rPr>
           </w:pPr>
-          <w:hyperlink w:anchor="_Toc243091546" w:history="1">
+          <w:hyperlink w:anchor="_Toc243093359" w:history="1">
             <w:r>
               <w:rPr>
                 <w:rStyle w:val="Hipervnculo"/>
@@ -3354,7 +3354,7 @@
               <w:rPr>
                 <w:noProof/>
               </w:rPr>
-              <w:instrText xml:space="preserve"> PAGEREF _Toc243091546 \h </w:instrText>
+              <w:instrText xml:space="preserve"> PAGEREF _Toc243093359 \h </w:instrText>
             </w:r>
             <w:r>
               <w:rPr>
@@ -3394,7 +3394,7 @@
               <w14:ligatures w14:val="standardContextual"/>
             </w:rPr>
           </w:pPr>
-          <w:hyperlink w:anchor="_Toc243091547" w:history="1">
+          <w:hyperlink w:anchor="_Toc243093360" w:history="1">
             <w:r>
               <w:rPr>
                 <w:rStyle w:val="Hipervnculo"/>
@@ -3418,7 +3418,7 @@
               <w:rPr>
                 <w:noProof/>
               </w:rPr>
-              <w:instrText xml:space="preserve"> PAGEREF _Toc243091547 \h </w:instrText>
+              <w:instrText xml:space="preserve"> PAGEREF _Toc243093360 \h </w:instrText>
             </w:r>
             <w:r>
               <w:rPr>
@@ -3458,7 +3458,7 @@
               <w14:ligatures w14:val="standardContextual"/>
             </w:rPr>
           </w:pPr>
-          <w:hyperlink w:anchor="_Toc243091548" w:history="1">
+          <w:hyperlink w:anchor="_Toc243093361" w:history="1">
             <w:r>
               <w:rPr>
                 <w:rStyle w:val="Hipervnculo"/>
@@ -3482,7 +3482,7 @@
               <w:rPr>
                 <w:noProof/>
               </w:rPr>
-              <w:instrText xml:space="preserve"> PAGEREF _Toc243091548 \h </w:instrText>
+              <w:instrText xml:space="preserve"> PAGEREF _Toc243093361 \h </w:instrText>
             </w:r>
             <w:r>
               <w:rPr>
@@ -3522,7 +3522,7 @@
               <w14:ligatures w14:val="standardContextual"/>
             </w:rPr>
           </w:pPr>
-          <w:hyperlink w:anchor="_Toc243091549" w:history="1">
+          <w:hyperlink w:anchor="_Toc243093362" w:history="1">
             <w:r>
               <w:rPr>
                 <w:rStyle w:val="Hipervnculo"/>
@@ -3546,7 +3546,7 @@
               <w:rPr>
                 <w:noProof/>
               </w:rPr>
-              <w:instrText xml:space="preserve"> PAGEREF _Toc243091549 \h </w:instrText>
+              <w:instrText xml:space="preserve"> PAGEREF _Toc243093362 \h </w:instrText>
             </w:r>
             <w:r>
               <w:rPr>
@@ -3596,7 +3596,7 @@
       <w:pPr>
         <w:pStyle w:val="Ttulo1"/>
       </w:pPr>
-      <w:bookmarkStart w:id="0" w:name="_Toc243091537"/>
+      <w:bookmarkStart w:id="0" w:name="_Toc243093350"/>
       <w:r>
         <w:lastRenderedPageBreak/>
         <w:t>1. Datos generales</w:t>
@@ -4337,7 +4337,7 @@
       <w:pPr>
         <w:pStyle w:val="Ttulo1"/>
       </w:pPr>
-      <w:bookmarkStart w:id="1" w:name="_Toc243091538"/>
+      <w:bookmarkStart w:id="1" w:name="_Toc243093351"/>
       <w:r>
         <w:t>2. Propósito y justificación del proyecto</w:t>
       </w:r>
@@ -4365,7 +4365,7 @@
       <w:pPr>
         <w:pStyle w:val="Ttulo1"/>
       </w:pPr>
-      <w:bookmarkStart w:id="2" w:name="_Toc243091539"/>
+      <w:bookmarkStart w:id="2" w:name="_Toc243093352"/>
       <w:r>
         <w:t>3. Objetivos medibles y criterios de éxito</w:t>
       </w:r>
@@ -5309,7 +5309,7 @@
       <w:pPr>
         <w:pStyle w:val="Ttulo1"/>
       </w:pPr>
-      <w:bookmarkStart w:id="3" w:name="_Toc243091540"/>
+      <w:bookmarkStart w:id="3" w:name="_Toc243093353"/>
       <w:r>
         <w:t>4. Requisitos de alto nivel</w:t>
       </w:r>
@@ -5440,7 +5440,7 @@
       <w:pPr>
         <w:pStyle w:val="Ttulo1"/>
       </w:pPr>
-      <w:bookmarkStart w:id="4" w:name="_Toc243091541"/>
+      <w:bookmarkStart w:id="4" w:name="_Toc243093354"/>
       <w:r>
         <w:t>5. Descripción de alto nivel, límites y entregables clave</w:t>
       </w:r>
@@ -6931,7 +6931,7 @@
       <w:pPr>
         <w:pStyle w:val="Ttulo1"/>
       </w:pPr>
-      <w:bookmarkStart w:id="5" w:name="_Toc243091542"/>
+      <w:bookmarkStart w:id="5" w:name="_Toc243093355"/>
       <w:r>
         <w:t>6. Riesgo general del proyecto</w:t>
       </w:r>
@@ -6960,7 +6960,7 @@
       <w:pPr>
         <w:pStyle w:val="Ttulo1"/>
       </w:pPr>
-      <w:bookmarkStart w:id="6" w:name="_Toc243091543"/>
+      <w:bookmarkStart w:id="6" w:name="_Toc243093356"/>
       <w:r>
         <w:t>7. Resumen del cronograma de hitos</w:t>
       </w:r>
@@ -8023,7 +8023,7 @@
       <w:pPr>
         <w:pStyle w:val="Ttulo1"/>
       </w:pPr>
-      <w:bookmarkStart w:id="7" w:name="_Toc243091544"/>
+      <w:bookmarkStart w:id="7" w:name="_Toc243093357"/>
       <w:r>
         <w:t>8. Recursos financieros preaprobados</w:t>
       </w:r>
@@ -8469,7 +8469,7 @@
       <w:pPr>
         <w:pStyle w:val="Ttulo1"/>
       </w:pPr>
-      <w:bookmarkStart w:id="8" w:name="_Toc243091545"/>
+      <w:bookmarkStart w:id="8" w:name="_Toc243093358"/>
       <w:r>
         <w:t>9. Lista de interesados clave</w:t>
       </w:r>
@@ -9538,7 +9538,7 @@
       <w:pPr>
         <w:pStyle w:val="Ttulo1"/>
       </w:pPr>
-      <w:bookmarkStart w:id="9" w:name="_Toc243091546"/>
+      <w:bookmarkStart w:id="9" w:name="_Toc243093359"/>
       <w:r>
         <w:lastRenderedPageBreak/>
         <w:t>10. Requisitos de aprobación del proyecto</w:t>
@@ -10384,7 +10384,7 @@
       <w:pPr>
         <w:pStyle w:val="Ttulo1"/>
       </w:pPr>
-      <w:bookmarkStart w:id="10" w:name="_Toc243091547"/>
+      <w:bookmarkStart w:id="10" w:name="_Toc243093360"/>
       <w:r>
         <w:t>11. Criterios de salida del proyecto</w:t>
       </w:r>
@@ -10536,7 +10536,7 @@
       <w:pPr>
         <w:pStyle w:val="Ttulo1"/>
       </w:pPr>
-      <w:bookmarkStart w:id="11" w:name="_Toc243091548"/>
+      <w:bookmarkStart w:id="11" w:name="_Toc243093361"/>
       <w:r>
         <w:lastRenderedPageBreak/>
         <w:t>12. Director del proyecto: responsabilidad y nivel de autoridad</w:t>
@@ -10965,7 +10965,7 @@
       <w:pPr>
         <w:pStyle w:val="Ttulo1"/>
       </w:pPr>
-      <w:bookmarkStart w:id="12" w:name="_Toc243091549"/>
+      <w:bookmarkStart w:id="12" w:name="_Toc243093362"/>
       <w:r>
         <w:t>13. Patrocinadora y autorización</w:t>
       </w:r>
@@ -11633,10 +11633,64 @@
 <file path=word/numbering.xml><?xml version="1.0" encoding="utf-8"?>
 <w:numbering xmlns:wpc="http://schemas.microsoft.com/office/word/2010/wordprocessingCanvas" xmlns:cx="http://schemas.microsoft.com/office/drawing/2014/chartex" xmlns:cx1="http://schemas.microsoft.com/office/drawing/2015/9/8/chartex" xmlns:cx2="http://schemas.microsoft.com/office/drawing/2015/10/21/chartex" xmlns:cx3="http://schemas.microsoft.com/office/drawing/2016/5/9/chartex" xmlns:cx4="http://schemas.microsoft.com/office/drawing/2016/5/10/chartex" xmlns:cx5="http://schemas.microsoft.com/office/drawing/2016/5/11/chartex" xmlns:cx6="http://schemas.microsoft.com/office/drawing/2016/5/12/chartex" xmlns:cx7="http://schemas.microsoft.com/office/drawing/2016/5/13/chartex" xmlns:cx8="http://schemas.microsoft.com/office/drawing/2016/5/14/chartex" xmlns:mc="http://schemas.openxmlformats.org/markup-compatibility/2006" xmlns:aink="http://schemas.microsoft.com/office/drawing/2016/ink" xmlns:am3d="http://schemas.microsoft.com/office/drawing/2017/model3d" xmlns:o="urn:schemas-microsoft-com:office:office" xmlns:oel="http://schemas.microsoft.com/office/2019/extlst" xmlns:r="http://schemas.openxmlformats.org/officeDocument/2006/relationships" xmlns:m="http://schemas.openxmlformats.org/officeDocument/2006/math" xmlns:v="urn:schemas-microsoft-com:vml" xmlns:wp14="http://schemas.microsoft.com/office/word/2010/wordprocessingDrawing" xmlns:wp="http://schemas.openxmlformats.org/drawingml/2006/wordprocessingDrawing" xmlns:w10="urn:schemas-microsoft-com:office:word" xmlns:w="http://schemas.openxmlformats.org/wordprocessingml/2006/main" xmlns:w14="http://schemas.microsoft.com/office/word/2010/wordml" xmlns:w15="http://schemas.microsoft.com/office/word/2012/wordml" xmlns:w16cex="http://schemas.microsoft.com/office/word/2018/wordml/cex" xmlns:w16cid="http://schemas.microsoft.com/office/word/2016/wordml/cid" xmlns:w16="http://schemas.microsoft.com/office/word/2018/wordml" xmlns:w16du="http://schemas.microsoft.com/office/word/2023/wordml/word16du" xmlns:w16sdtdh="http://schemas.microsoft.com/office/word/2020/wordml/sdtdatahash" xmlns:w16sdtfl="http://schemas.microsoft.com/office/word/2024/wordml/sdtformatlock" xmlns:w16se="http://schemas.microsoft.com/office/word/2015/wordml/symex" xmlns:wpg="http://schemas.microsoft.com/office/word/2010/wordprocessingGroup" xmlns:wpi="http://schemas.microsoft.com/office/word/2010/wordprocessingInk" xmlns:wne="http://schemas.microsoft.com/office/word/2006/wordml" xmlns:wps="http://schemas.microsoft.com/office/word/2010/wordprocessingShape" mc:Ignorable="w14 w15 w16se w16cid w16 w16cex w16sdtdh w16sdtfl w16du wp14">
   <w:abstractNum w:abstractNumId="0" w15:restartNumberingAfterBreak="0">
-    <w:nsid w:val="003D6543"/>
+    <w:nsid w:val="190D40B1"/>
     <w:multiLevelType w:val="hybridMultilevel"/>
-    <w:tmpl w:val="29A4E414"/>
-    <w:lvl w:ilvl="0" w:tplc="934C4A20">
+    <w:tmpl w:val="F1BA34F4"/>
+    <w:lvl w:ilvl="0" w:tplc="F2309BEC">
+      <w:start w:val="1"/>
+      <w:numFmt w:val="decimal"/>
+      <w:lvlText w:val="%1."/>
+      <w:lvlJc w:val="left"/>
+      <w:pPr>
+        <w:ind w:left="560" w:hanging="340"/>
+      </w:pPr>
+    </w:lvl>
+    <w:lvl w:ilvl="1" w:tplc="197C1E1C">
+      <w:numFmt w:val="decimal"/>
+      <w:lvlText w:val=""/>
+      <w:lvlJc w:val="left"/>
+    </w:lvl>
+    <w:lvl w:ilvl="2" w:tplc="6B8EB988">
+      <w:numFmt w:val="decimal"/>
+      <w:lvlText w:val=""/>
+      <w:lvlJc w:val="left"/>
+    </w:lvl>
+    <w:lvl w:ilvl="3" w:tplc="05920CA6">
+      <w:numFmt w:val="decimal"/>
+      <w:lvlText w:val=""/>
+      <w:lvlJc w:val="left"/>
+    </w:lvl>
+    <w:lvl w:ilvl="4" w:tplc="7BBECD7C">
+      <w:numFmt w:val="decimal"/>
+      <w:lvlText w:val=""/>
+      <w:lvlJc w:val="left"/>
+    </w:lvl>
+    <w:lvl w:ilvl="5" w:tplc="AE4078AA">
+      <w:numFmt w:val="decimal"/>
+      <w:lvlText w:val=""/>
+      <w:lvlJc w:val="left"/>
+    </w:lvl>
+    <w:lvl w:ilvl="6" w:tplc="AFEA2504">
+      <w:numFmt w:val="decimal"/>
+      <w:lvlText w:val=""/>
+      <w:lvlJc w:val="left"/>
+    </w:lvl>
+    <w:lvl w:ilvl="7" w:tplc="555AF7AA">
+      <w:numFmt w:val="decimal"/>
+      <w:lvlText w:val=""/>
+      <w:lvlJc w:val="left"/>
+    </w:lvl>
+    <w:lvl w:ilvl="8" w:tplc="D59EBC68">
+      <w:numFmt w:val="decimal"/>
+      <w:lvlText w:val=""/>
+      <w:lvlJc w:val="left"/>
+    </w:lvl>
+  </w:abstractNum>
+  <w:abstractNum w:abstractNumId="1" w15:restartNumberingAfterBreak="0">
+    <w:nsid w:val="79087908"/>
+    <w:multiLevelType w:val="hybridMultilevel"/>
+    <w:tmpl w:val="1152FB70"/>
+    <w:lvl w:ilvl="0" w:tplc="88C0A9A2">
       <w:start w:val="1"/>
       <w:numFmt w:val="bullet"/>
       <w:lvlText w:val="●"/>
@@ -11645,7 +11699,7 @@
         <w:ind w:left="720" w:hanging="360"/>
       </w:pPr>
     </w:lvl>
-    <w:lvl w:ilvl="1" w:tplc="44B8A386">
+    <w:lvl w:ilvl="1" w:tplc="4DC022B4">
       <w:start w:val="1"/>
       <w:numFmt w:val="bullet"/>
       <w:lvlText w:val="○"/>
@@ -11654,7 +11708,7 @@
         <w:ind w:left="1440" w:hanging="360"/>
       </w:pPr>
     </w:lvl>
-    <w:lvl w:ilvl="2" w:tplc="EC4482E4">
+    <w:lvl w:ilvl="2" w:tplc="D04C6F06">
       <w:start w:val="1"/>
       <w:numFmt w:val="bullet"/>
       <w:lvlText w:val="■"/>
@@ -11663,7 +11717,7 @@
         <w:ind w:left="2160" w:hanging="360"/>
       </w:pPr>
     </w:lvl>
-    <w:lvl w:ilvl="3" w:tplc="D53E3106">
+    <w:lvl w:ilvl="3" w:tplc="A784E7C0">
       <w:start w:val="1"/>
       <w:numFmt w:val="bullet"/>
       <w:lvlText w:val="●"/>
@@ -11672,7 +11726,7 @@
         <w:ind w:left="2880" w:hanging="360"/>
       </w:pPr>
     </w:lvl>
-    <w:lvl w:ilvl="4" w:tplc="FC46C752">
+    <w:lvl w:ilvl="4" w:tplc="629A2E32">
       <w:start w:val="1"/>
       <w:numFmt w:val="bullet"/>
       <w:lvlText w:val="○"/>
@@ -11681,7 +11735,7 @@
         <w:ind w:left="3600" w:hanging="360"/>
       </w:pPr>
     </w:lvl>
-    <w:lvl w:ilvl="5" w:tplc="4A82D3FE">
+    <w:lvl w:ilvl="5" w:tplc="BB1E0D4A">
       <w:start w:val="1"/>
       <w:numFmt w:val="bullet"/>
       <w:lvlText w:val="■"/>
@@ -11690,7 +11744,7 @@
         <w:ind w:left="4320" w:hanging="360"/>
       </w:pPr>
     </w:lvl>
-    <w:lvl w:ilvl="6" w:tplc="62560366">
+    <w:lvl w:ilvl="6" w:tplc="2FB250B8">
       <w:start w:val="1"/>
       <w:numFmt w:val="bullet"/>
       <w:lvlText w:val="●"/>
@@ -11699,7 +11753,7 @@
         <w:ind w:left="5040" w:hanging="360"/>
       </w:pPr>
     </w:lvl>
-    <w:lvl w:ilvl="7" w:tplc="A46E8A8C">
+    <w:lvl w:ilvl="7" w:tplc="1A5EEC8E">
       <w:start w:val="1"/>
       <w:numFmt w:val="bullet"/>
       <w:lvlText w:val="●"/>
@@ -11708,7 +11762,7 @@
         <w:ind w:left="5760" w:hanging="360"/>
       </w:pPr>
     </w:lvl>
-    <w:lvl w:ilvl="8" w:tplc="8708C6F6">
+    <w:lvl w:ilvl="8" w:tplc="969E9EB8">
       <w:start w:val="1"/>
       <w:numFmt w:val="bullet"/>
       <w:lvlText w:val="●"/>
@@ -11718,11 +11772,11 @@
       </w:pPr>
     </w:lvl>
   </w:abstractNum>
-  <w:abstractNum w:abstractNumId="1" w15:restartNumberingAfterBreak="0">
-    <w:nsid w:val="0E591E0F"/>
+  <w:abstractNum w:abstractNumId="2" w15:restartNumberingAfterBreak="0">
+    <w:nsid w:val="7E5B4EED"/>
     <w:multiLevelType w:val="hybridMultilevel"/>
-    <w:tmpl w:val="A0602C5E"/>
-    <w:lvl w:ilvl="0" w:tplc="98683298">
+    <w:tmpl w:val="47169CAE"/>
+    <w:lvl w:ilvl="0" w:tplc="4F8ABD1E">
       <w:start w:val="1"/>
       <w:numFmt w:val="bullet"/>
       <w:lvlText w:val="•"/>
@@ -11731,109 +11785,55 @@
         <w:ind w:left="560" w:hanging="280"/>
       </w:pPr>
     </w:lvl>
-    <w:lvl w:ilvl="1" w:tplc="38965530">
+    <w:lvl w:ilvl="1" w:tplc="AA003F34">
       <w:numFmt w:val="decimal"/>
       <w:lvlText w:val=""/>
       <w:lvlJc w:val="left"/>
     </w:lvl>
-    <w:lvl w:ilvl="2" w:tplc="73E48640">
+    <w:lvl w:ilvl="2" w:tplc="3314F02C">
       <w:numFmt w:val="decimal"/>
       <w:lvlText w:val=""/>
       <w:lvlJc w:val="left"/>
     </w:lvl>
-    <w:lvl w:ilvl="3" w:tplc="BA1A0E30">
+    <w:lvl w:ilvl="3" w:tplc="6D1414A4">
       <w:numFmt w:val="decimal"/>
       <w:lvlText w:val=""/>
       <w:lvlJc w:val="left"/>
     </w:lvl>
-    <w:lvl w:ilvl="4" w:tplc="C03C57A8">
+    <w:lvl w:ilvl="4" w:tplc="4C581EDC">
       <w:numFmt w:val="decimal"/>
       <w:lvlText w:val=""/>
       <w:lvlJc w:val="left"/>
     </w:lvl>
-    <w:lvl w:ilvl="5" w:tplc="44D85EA8">
+    <w:lvl w:ilvl="5" w:tplc="57AA9B4A">
       <w:numFmt w:val="decimal"/>
       <w:lvlText w:val=""/>
       <w:lvlJc w:val="left"/>
     </w:lvl>
-    <w:lvl w:ilvl="6" w:tplc="E996B9A6">
+    <w:lvl w:ilvl="6" w:tplc="E98A0F36">
       <w:numFmt w:val="decimal"/>
       <w:lvlText w:val=""/>
       <w:lvlJc w:val="left"/>
     </w:lvl>
-    <w:lvl w:ilvl="7" w:tplc="9FB43722">
+    <w:lvl w:ilvl="7" w:tplc="D54ED200">
       <w:numFmt w:val="decimal"/>
       <w:lvlText w:val=""/>
       <w:lvlJc w:val="left"/>
     </w:lvl>
-    <w:lvl w:ilvl="8" w:tplc="9C3E8EDC">
+    <w:lvl w:ilvl="8" w:tplc="06368C72">
       <w:numFmt w:val="decimal"/>
       <w:lvlText w:val=""/>
       <w:lvlJc w:val="left"/>
     </w:lvl>
   </w:abstractNum>
-  <w:abstractNum w:abstractNumId="2" w15:restartNumberingAfterBreak="0">
-    <w:nsid w:val="32A22478"/>
-    <w:multiLevelType w:val="hybridMultilevel"/>
-    <w:tmpl w:val="B36CBF9E"/>
-    <w:lvl w:ilvl="0" w:tplc="CA9444F4">
-      <w:start w:val="1"/>
-      <w:numFmt w:val="decimal"/>
-      <w:lvlText w:val="%1."/>
-      <w:lvlJc w:val="left"/>
-      <w:pPr>
-        <w:ind w:left="560" w:hanging="340"/>
-      </w:pPr>
-    </w:lvl>
-    <w:lvl w:ilvl="1" w:tplc="93D607A4">
-      <w:numFmt w:val="decimal"/>
-      <w:lvlText w:val=""/>
-      <w:lvlJc w:val="left"/>
-    </w:lvl>
-    <w:lvl w:ilvl="2" w:tplc="8BC81436">
-      <w:numFmt w:val="decimal"/>
-      <w:lvlText w:val=""/>
-      <w:lvlJc w:val="left"/>
-    </w:lvl>
-    <w:lvl w:ilvl="3" w:tplc="C0C01A00">
-      <w:numFmt w:val="decimal"/>
-      <w:lvlText w:val=""/>
-      <w:lvlJc w:val="left"/>
-    </w:lvl>
-    <w:lvl w:ilvl="4" w:tplc="CEB2FDCE">
-      <w:numFmt w:val="decimal"/>
-      <w:lvlText w:val=""/>
-      <w:lvlJc w:val="left"/>
-    </w:lvl>
-    <w:lvl w:ilvl="5" w:tplc="8F2608FC">
-      <w:numFmt w:val="decimal"/>
-      <w:lvlText w:val=""/>
-      <w:lvlJc w:val="left"/>
-    </w:lvl>
-    <w:lvl w:ilvl="6" w:tplc="08224F84">
-      <w:numFmt w:val="decimal"/>
-      <w:lvlText w:val=""/>
-      <w:lvlJc w:val="left"/>
-    </w:lvl>
-    <w:lvl w:ilvl="7" w:tplc="F7B69970">
-      <w:numFmt w:val="decimal"/>
-      <w:lvlText w:val=""/>
-      <w:lvlJc w:val="left"/>
-    </w:lvl>
-    <w:lvl w:ilvl="8" w:tplc="FD66B6BA">
-      <w:numFmt w:val="decimal"/>
-      <w:lvlText w:val=""/>
-      <w:lvlJc w:val="left"/>
-    </w:lvl>
-  </w:abstractNum>
-  <w:num w:numId="1" w16cid:durableId="1170632948">
-    <w:abstractNumId w:val="0"/>
+  <w:num w:numId="1" w16cid:durableId="1250193121">
+    <w:abstractNumId w:val="1"/>
     <w:lvlOverride w:ilvl="0">
       <w:startOverride w:val="1"/>
     </w:lvlOverride>
   </w:num>
-  <w:num w:numId="2" w16cid:durableId="1651598465">
-    <w:abstractNumId w:val="1"/>
+  <w:num w:numId="2" w16cid:durableId="1165196539">
+    <w:abstractNumId w:val="2"/>
     <w:lvlOverride w:ilvl="0">
       <w:startOverride w:val="1"/>
     </w:lvlOverride>
@@ -12425,7 +12425,7 @@
     <w:autoRedefine/>
     <w:uiPriority w:val="39"/>
     <w:unhideWhenUsed/>
-    <w:rsid w:val="00035DED"/>
+    <w:rsid w:val="00DD1527"/>
     <w:pPr>
       <w:spacing w:after="100"/>
     </w:pPr>
